--- a/插件详细手册/1.系统/大家族-屏幕快照.docx
+++ b/插件详细手册/1.系统/大家族-屏幕快照.docx
@@ -108,6 +108,7 @@
         </w:rPr>
         <w:t>◆</w:t>
       </w:r>
+      <w:proofErr w:type="spellStart"/>
       <w:r>
         <w:rPr>
           <w:rFonts w:ascii="Tahoma" w:eastAsia="微软雅黑" w:hAnsi="Tahoma"/>
@@ -116,6 +117,7 @@
         </w:rPr>
         <w:t>Drill_PictureSnapShot</w:t>
       </w:r>
+      <w:proofErr w:type="spellEnd"/>
       <w:r>
         <w:rPr>
           <w:rFonts w:ascii="Tahoma" w:eastAsia="微软雅黑" w:hAnsi="Tahoma"/>
@@ -209,6 +211,7 @@
         </w:rPr>
         <w:t>◆</w:t>
       </w:r>
+      <w:proofErr w:type="spellStart"/>
       <w:r>
         <w:rPr>
           <w:rFonts w:ascii="Tahoma" w:eastAsia="微软雅黑" w:hAnsi="Tahoma"/>
@@ -217,6 +220,7 @@
         </w:rPr>
         <w:t>Drill_AnimationSnapShotEffect</w:t>
       </w:r>
+      <w:proofErr w:type="spellEnd"/>
       <w:r>
         <w:rPr>
           <w:rFonts w:ascii="Tahoma" w:eastAsia="微软雅黑" w:hAnsi="Tahoma"/>
@@ -346,6 +350,7 @@
         </w:rPr>
         <w:t>◆</w:t>
       </w:r>
+      <w:proofErr w:type="spellStart"/>
       <w:r>
         <w:rPr>
           <w:rFonts w:ascii="Tahoma" w:eastAsia="微软雅黑" w:hAnsi="Tahoma"/>
@@ -354,6 +359,7 @@
         </w:rPr>
         <w:t>Drill_CoreOfDynamicSnapshot</w:t>
       </w:r>
+      <w:proofErr w:type="spellEnd"/>
       <w:r>
         <w:rPr>
           <w:rFonts w:ascii="Tahoma" w:eastAsia="微软雅黑" w:hAnsi="Tahoma"/>
@@ -431,6 +437,7 @@
         </w:rPr>
         <w:t>◆</w:t>
       </w:r>
+      <w:proofErr w:type="spellStart"/>
       <w:r>
         <w:rPr>
           <w:rFonts w:ascii="Tahoma" w:eastAsia="微软雅黑" w:hAnsi="Tahoma"/>
@@ -439,6 +446,7 @@
         </w:rPr>
         <w:t>Drill_HtmlDynamicSnapshotBackground</w:t>
       </w:r>
+      <w:proofErr w:type="spellEnd"/>
       <w:r>
         <w:rPr>
           <w:rFonts w:ascii="Tahoma" w:eastAsia="微软雅黑" w:hAnsi="Tahoma"/>
@@ -500,6 +508,7 @@
         </w:rPr>
         <w:t>◆</w:t>
       </w:r>
+      <w:proofErr w:type="spellStart"/>
       <w:r>
         <w:rPr>
           <w:rFonts w:ascii="Tahoma" w:eastAsia="微软雅黑" w:hAnsi="Tahoma"/>
@@ -508,6 +517,7 @@
         </w:rPr>
         <w:t>Drill_HtmlDynamicSnapshotCircle</w:t>
       </w:r>
+      <w:proofErr w:type="spellEnd"/>
       <w:r>
         <w:rPr>
           <w:rFonts w:ascii="Tahoma" w:eastAsia="微软雅黑" w:hAnsi="Tahoma"/>
@@ -585,6 +595,7 @@
         </w:rPr>
         <w:t>◆</w:t>
       </w:r>
+      <w:proofErr w:type="spellStart"/>
       <w:r>
         <w:rPr>
           <w:rFonts w:ascii="Tahoma" w:eastAsia="微软雅黑" w:hAnsi="Tahoma"/>
@@ -601,6 +612,7 @@
         </w:rPr>
         <w:t>Gif</w:t>
       </w:r>
+      <w:proofErr w:type="spellEnd"/>
       <w:r>
         <w:rPr>
           <w:rFonts w:ascii="Tahoma" w:eastAsia="微软雅黑" w:hAnsi="Tahoma"/>
@@ -686,6 +698,7 @@
         </w:rPr>
         <w:t>◆</w:t>
       </w:r>
+      <w:proofErr w:type="spellStart"/>
       <w:r>
         <w:rPr>
           <w:rFonts w:ascii="Tahoma" w:eastAsia="微软雅黑" w:hAnsi="Tahoma"/>
@@ -702,6 +715,7 @@
         </w:rPr>
         <w:t>TiledGif</w:t>
       </w:r>
+      <w:proofErr w:type="spellEnd"/>
       <w:r>
         <w:rPr>
           <w:rFonts w:ascii="Tahoma" w:eastAsia="微软雅黑" w:hAnsi="Tahoma"/>
@@ -787,6 +801,7 @@
         </w:rPr>
         <w:t>◆</w:t>
       </w:r>
+      <w:proofErr w:type="spellStart"/>
       <w:r>
         <w:rPr>
           <w:rFonts w:ascii="Tahoma" w:eastAsia="微软雅黑" w:hAnsi="Tahoma"/>
@@ -795,6 +810,7 @@
         </w:rPr>
         <w:t>Drill_HtmlDynamicSnapshotSprite</w:t>
       </w:r>
+      <w:proofErr w:type="spellEnd"/>
       <w:r>
         <w:rPr>
           <w:rFonts w:ascii="Tahoma" w:eastAsia="微软雅黑" w:hAnsi="Tahoma" w:hint="eastAsia"/>
@@ -864,6 +880,7 @@
         </w:rPr>
         <w:t>◆</w:t>
       </w:r>
+      <w:proofErr w:type="spellStart"/>
       <w:r>
         <w:rPr>
           <w:rFonts w:ascii="Tahoma" w:eastAsia="微软雅黑" w:hAnsi="Tahoma"/>
@@ -872,6 +889,7 @@
         </w:rPr>
         <w:t>Drill_HtmlDynamicSnapshotSpaceWrench</w:t>
       </w:r>
+      <w:proofErr w:type="spellEnd"/>
       <w:r>
         <w:rPr>
           <w:rFonts w:ascii="Tahoma" w:eastAsia="微软雅黑" w:hAnsi="Tahoma"/>
@@ -902,8 +920,18 @@
           <w:kern w:val="0"/>
           <w:sz w:val="22"/>
         </w:rPr>
-        <w:t>动态快照次元斩</w:t>
-      </w:r>
+        <w:t>动态快照</w:t>
+      </w:r>
+      <w:proofErr w:type="gramStart"/>
+      <w:r>
+        <w:rPr>
+          <w:rFonts w:ascii="Tahoma" w:eastAsia="微软雅黑" w:hAnsi="Tahoma"/>
+          <w:kern w:val="0"/>
+          <w:sz w:val="22"/>
+        </w:rPr>
+        <w:t>次元斩</w:t>
+      </w:r>
+      <w:proofErr w:type="gramEnd"/>
     </w:p>
     <w:p>
       <w:pPr>
@@ -1480,7 +1508,7 @@
           <v:shape id="_x0000_i1025" type="#_x0000_t75" style="width:514.2pt;height:297.6pt" o:ole="">
             <v:imagedata r:id="rId9" o:title=""/>
           </v:shape>
-          <o:OLEObject Type="Embed" ProgID="Visio.Drawing.15" ShapeID="_x0000_i1025" DrawAspect="Content" ObjectID="_1832271276" r:id="rId10"/>
+          <o:OLEObject Type="Embed" ProgID="Visio.Drawing.15" ShapeID="_x0000_i1025" DrawAspect="Content" ObjectID="_1840080514" r:id="rId10"/>
         </w:object>
       </w:r>
     </w:p>
@@ -1928,6 +1956,7 @@
         </w:rPr>
         <w:t>◆</w:t>
       </w:r>
+      <w:proofErr w:type="spellStart"/>
       <w:r>
         <w:rPr>
           <w:rFonts w:ascii="Tahoma" w:eastAsia="微软雅黑" w:hAnsi="Tahoma"/>
@@ -1936,6 +1965,7 @@
         </w:rPr>
         <w:t>Drill_PictureSnapShot</w:t>
       </w:r>
+      <w:proofErr w:type="spellEnd"/>
       <w:r>
         <w:rPr>
           <w:rFonts w:ascii="Tahoma" w:eastAsia="微软雅黑" w:hAnsi="Tahoma"/>
@@ -3502,6 +3532,7 @@
         </w:rPr>
         <w:t>◆</w:t>
       </w:r>
+      <w:proofErr w:type="spellStart"/>
       <w:r>
         <w:rPr>
           <w:rFonts w:ascii="Tahoma" w:eastAsia="微软雅黑" w:hAnsi="Tahoma"/>
@@ -3510,6 +3541,7 @@
         </w:rPr>
         <w:t>Drill_AnimationSnapShotEffect</w:t>
       </w:r>
+      <w:proofErr w:type="spellEnd"/>
       <w:r>
         <w:rPr>
           <w:rFonts w:ascii="Tahoma" w:eastAsia="微软雅黑" w:hAnsi="Tahoma"/>
@@ -4543,6 +4575,7 @@
         </w:rPr>
         <w:t>◆</w:t>
       </w:r>
+      <w:proofErr w:type="spellStart"/>
       <w:r>
         <w:rPr>
           <w:rFonts w:ascii="Tahoma" w:eastAsia="微软雅黑" w:hAnsi="Tahoma"/>
@@ -4551,6 +4584,7 @@
         </w:rPr>
         <w:t>Drill_CoreOfDynamicSnapshot</w:t>
       </w:r>
+      <w:proofErr w:type="spellEnd"/>
       <w:r>
         <w:rPr>
           <w:rFonts w:ascii="Tahoma" w:eastAsia="微软雅黑" w:hAnsi="Tahoma"/>
@@ -4628,6 +4662,7 @@
         </w:rPr>
         <w:t>◆</w:t>
       </w:r>
+      <w:proofErr w:type="spellStart"/>
       <w:r>
         <w:rPr>
           <w:rFonts w:ascii="Tahoma" w:eastAsia="微软雅黑" w:hAnsi="Tahoma"/>
@@ -4636,6 +4671,7 @@
         </w:rPr>
         <w:t>Drill_HtmlDynamicSnapshotSprite</w:t>
       </w:r>
+      <w:proofErr w:type="spellEnd"/>
       <w:r>
         <w:rPr>
           <w:rFonts w:ascii="Tahoma" w:eastAsia="微软雅黑" w:hAnsi="Tahoma" w:hint="eastAsia"/>
@@ -4948,13 +4984,23 @@
           <w:sz w:val="22"/>
         </w:rPr>
       </w:pPr>
-      <w:r>
-        <w:rPr>
-          <w:rFonts w:ascii="Tahoma" w:eastAsia="微软雅黑" w:hAnsi="Tahoma" w:hint="eastAsia"/>
-          <w:kern w:val="0"/>
-          <w:sz w:val="22"/>
-        </w:rPr>
-        <w:t>遮罩与游戏窗口的位置始终保持一致。</w:t>
+      <w:proofErr w:type="gramStart"/>
+      <w:r>
+        <w:rPr>
+          <w:rFonts w:ascii="Tahoma" w:eastAsia="微软雅黑" w:hAnsi="Tahoma" w:hint="eastAsia"/>
+          <w:kern w:val="0"/>
+          <w:sz w:val="22"/>
+        </w:rPr>
+        <w:t>遮罩与游戏</w:t>
+      </w:r>
+      <w:proofErr w:type="gramEnd"/>
+      <w:r>
+        <w:rPr>
+          <w:rFonts w:ascii="Tahoma" w:eastAsia="微软雅黑" w:hAnsi="Tahoma" w:hint="eastAsia"/>
+          <w:kern w:val="0"/>
+          <w:sz w:val="22"/>
+        </w:rPr>
+        <w:t>窗口的位置始终保持一致。</w:t>
       </w:r>
     </w:p>
     <w:p>
@@ -5054,9 +5100,9 @@
           <w:noProof/>
         </w:rPr>
         <w:drawing>
-          <wp:inline distT="0" distB="0" distL="0" distR="0" wp14:anchorId="58CB8623" wp14:editId="78825411">
-            <wp:extent cx="2909704" cy="1642110"/>
-            <wp:effectExtent l="19050" t="19050" r="24130" b="15240"/>
+          <wp:inline distT="0" distB="0" distL="0" distR="0" wp14:anchorId="58CB8623" wp14:editId="69BC9E54">
+            <wp:extent cx="2617470" cy="1477186"/>
+            <wp:effectExtent l="19050" t="19050" r="11430" b="27940"/>
             <wp:docPr id="294021038" name="图片 9"/>
             <wp:cNvGraphicFramePr>
               <a:graphicFrameLocks xmlns:a="http://schemas.openxmlformats.org/drawingml/2006/main" noChangeAspect="1"/>
@@ -5086,7 +5132,7 @@
                   <pic:spPr bwMode="auto">
                     <a:xfrm>
                       <a:off x="0" y="0"/>
-                      <a:ext cx="2909870" cy="1642204"/>
+                      <a:ext cx="2619139" cy="1478128"/>
                     </a:xfrm>
                     <a:prstGeom prst="rect">
                       <a:avLst/>
@@ -5107,7 +5153,6 @@
     </w:p>
     <w:p>
       <w:pPr>
-        <w:snapToGrid w:val="0"/>
         <w:jc w:val="center"/>
         <w:rPr>
           <w:rFonts w:ascii="Tahoma" w:eastAsia="微软雅黑" w:hAnsi="Tahoma"/>
@@ -5120,9 +5165,9 @@
           <w:noProof/>
         </w:rPr>
         <w:drawing>
-          <wp:inline distT="0" distB="0" distL="0" distR="0" wp14:anchorId="1501BB9F" wp14:editId="7E878286">
-            <wp:extent cx="4107180" cy="2904930"/>
-            <wp:effectExtent l="0" t="0" r="7620" b="0"/>
+          <wp:inline distT="0" distB="0" distL="0" distR="0" wp14:anchorId="1501BB9F" wp14:editId="67283CFB">
+            <wp:extent cx="3835421" cy="2712720"/>
+            <wp:effectExtent l="0" t="0" r="0" b="0"/>
             <wp:docPr id="1285469808" name="图片 10"/>
             <wp:cNvGraphicFramePr>
               <a:graphicFrameLocks xmlns:a="http://schemas.openxmlformats.org/drawingml/2006/main" noChangeAspect="1"/>
@@ -5152,7 +5197,7 @@
                   <pic:spPr bwMode="auto">
                     <a:xfrm>
                       <a:off x="0" y="0"/>
-                      <a:ext cx="4114911" cy="2910398"/>
+                      <a:ext cx="3845816" cy="2720072"/>
                     </a:xfrm>
                     <a:prstGeom prst="rect">
                       <a:avLst/>
@@ -5169,11 +5214,118 @@
         </w:drawing>
       </w:r>
     </w:p>
-    <w:p>
-      <w:pPr>
-        <w:snapToGrid w:val="0"/>
-        <w:rPr>
-          <w:rFonts w:ascii="Tahoma" w:eastAsia="微软雅黑" w:hAnsi="Tahoma"/>
+    <w:tbl>
+      <w:tblPr>
+        <w:tblStyle w:val="af"/>
+        <w:tblW w:w="0" w:type="auto"/>
+        <w:shd w:val="clear" w:color="auto" w:fill="DEEAF6" w:themeFill="accent1" w:themeFillTint="33"/>
+        <w:tblLook w:val="04A0" w:firstRow="1" w:lastRow="0" w:firstColumn="1" w:lastColumn="0" w:noHBand="0" w:noVBand="1"/>
+      </w:tblPr>
+      <w:tblGrid>
+        <w:gridCol w:w="8522"/>
+      </w:tblGrid>
+      <w:tr>
+        <w:tc>
+          <w:tcPr>
+            <w:tcW w:w="8522" w:type="dxa"/>
+            <w:shd w:val="clear" w:color="auto" w:fill="DEEAF6" w:themeFill="accent1" w:themeFillTint="33"/>
+          </w:tcPr>
+          <w:p>
+            <w:pPr>
+              <w:rPr>
+                <w:rFonts w:ascii="Tahoma" w:eastAsia="微软雅黑" w:hAnsi="Tahoma"/>
+                <w:kern w:val="0"/>
+                <w:sz w:val="22"/>
+              </w:rPr>
+            </w:pPr>
+            <w:r>
+              <w:rPr>
+                <w:rFonts w:ascii="Tahoma" w:eastAsia="微软雅黑" w:hAnsi="Tahoma" w:hint="eastAsia"/>
+                <w:kern w:val="0"/>
+                <w:sz w:val="22"/>
+              </w:rPr>
+              <w:t>详细设计可以去看看：“</w:t>
+            </w:r>
+            <w:r>
+              <w:rPr>
+                <w:rFonts w:ascii="Tahoma" w:eastAsia="微软雅黑" w:hAnsi="Tahoma"/>
+                <w:color w:val="0070C0"/>
+                <w:kern w:val="0"/>
+                <w:sz w:val="22"/>
+              </w:rPr>
+              <w:t>22.</w:t>
+            </w:r>
+            <w:r>
+              <w:rPr>
+                <w:rFonts w:ascii="Tahoma" w:eastAsia="微软雅黑" w:hAnsi="Tahoma"/>
+                <w:color w:val="0070C0"/>
+                <w:kern w:val="0"/>
+                <w:sz w:val="22"/>
+              </w:rPr>
+              <w:t>游戏窗体</w:t>
+            </w:r>
+            <w:r>
+              <w:rPr>
+                <w:rFonts w:ascii="Tahoma" w:eastAsia="微软雅黑" w:hAnsi="Tahoma" w:hint="eastAsia"/>
+                <w:color w:val="0070C0"/>
+                <w:kern w:val="0"/>
+                <w:sz w:val="22"/>
+              </w:rPr>
+              <w:t xml:space="preserve"> &gt; </w:t>
+            </w:r>
+            <w:r>
+              <w:rPr>
+                <w:rFonts w:ascii="Tahoma" w:eastAsia="微软雅黑" w:hAnsi="Tahoma"/>
+                <w:color w:val="0070C0"/>
+                <w:kern w:val="0"/>
+                <w:sz w:val="22"/>
+              </w:rPr>
+              <w:t>关于动态快照次元斩</w:t>
+            </w:r>
+            <w:r>
+              <w:rPr>
+                <w:rFonts w:ascii="Tahoma" w:eastAsia="微软雅黑" w:hAnsi="Tahoma"/>
+                <w:color w:val="0070C0"/>
+                <w:kern w:val="0"/>
+                <w:sz w:val="22"/>
+              </w:rPr>
+              <w:t>.docx</w:t>
+            </w:r>
+            <w:r>
+              <w:rPr>
+                <w:rFonts w:ascii="Tahoma" w:eastAsia="微软雅黑" w:hAnsi="Tahoma" w:hint="eastAsia"/>
+                <w:kern w:val="0"/>
+                <w:sz w:val="22"/>
+              </w:rPr>
+              <w:t>”</w:t>
+            </w:r>
+            <w:r>
+              <w:rPr>
+                <w:rFonts w:ascii="Tahoma" w:eastAsia="微软雅黑" w:hAnsi="Tahoma" w:hint="eastAsia"/>
+                <w:kern w:val="0"/>
+                <w:sz w:val="22"/>
+              </w:rPr>
+              <w:t>。</w:t>
+            </w:r>
+          </w:p>
+        </w:tc>
+      </w:tr>
+    </w:tbl>
+    <w:p>
+      <w:pPr>
+        <w:snapToGrid w:val="0"/>
+        <w:rPr>
+          <w:rFonts w:ascii="Tahoma" w:eastAsia="微软雅黑" w:hAnsi="Tahoma" w:hint="eastAsia"/>
+          <w:kern w:val="0"/>
+          <w:sz w:val="22"/>
+        </w:rPr>
+      </w:pPr>
+    </w:p>
+    <w:p>
+      <w:pPr>
+        <w:snapToGrid w:val="0"/>
+        <w:rPr>
+          <w:rFonts w:ascii="Tahoma" w:eastAsia="微软雅黑" w:hAnsi="Tahoma" w:hint="eastAsia"/>
           <w:kern w:val="0"/>
           <w:sz w:val="22"/>
         </w:rPr>
@@ -5695,6246 +5847,20 @@
       <w:r>
         <w:t>DIY）</w:t>
       </w:r>
-    </w:p>
-    <w:p>
-      <w:pPr>
-        <w:pStyle w:val="3"/>
-        <w:rPr>
-          <w:rFonts w:hint="eastAsia"/>
-        </w:rPr>
-      </w:pPr>
       <w:bookmarkStart w:id="14" w:name="_设计对游戏画面的次元斩(一刀)"/>
       <w:bookmarkEnd w:id="14"/>
-      <w:r>
+    </w:p>
+    <w:p>
+      <w:pPr>
+        <w:pStyle w:val="3"/>
         <w:rPr>
           <w:rFonts w:hint="eastAsia"/>
         </w:rPr>
-        <w:t>设计</w:t>
-      </w:r>
+      </w:pPr>
       <w:r>
         <w:rPr>
           <w:rFonts w:hint="eastAsia"/>
         </w:rPr>
-        <w:t>对</w:t>
-      </w:r>
-      <w:r>
-        <w:rPr>
-          <w:rFonts w:hint="eastAsia"/>
-        </w:rPr>
-        <w:t>游戏画面</w:t>
-      </w:r>
-      <w:r>
-        <w:rPr>
-          <w:rFonts w:hint="eastAsia"/>
-        </w:rPr>
-        <w:t>的</w:t>
-      </w:r>
-      <w:r>
-        <w:rPr>
-          <w:rFonts w:hint="eastAsia"/>
-        </w:rPr>
-        <w:t>一刀</w:t>
-      </w:r>
-      <w:r>
-        <w:rPr>
-          <w:rFonts w:hint="eastAsia"/>
-        </w:rPr>
-        <w:t>次元斩</w:t>
-      </w:r>
-    </w:p>
-    <w:p>
-      <w:pPr>
-        <w:pStyle w:val="4"/>
-        <w:snapToGrid w:val="0"/>
-        <w:spacing w:before="120" w:after="120" w:line="240" w:lineRule="auto"/>
-        <w:rPr>
-          <w:rFonts w:ascii="微软雅黑" w:eastAsia="微软雅黑" w:hAnsi="微软雅黑" w:hint="eastAsia"/>
-          <w:sz w:val="22"/>
-          <w:szCs w:val="22"/>
-        </w:rPr>
-      </w:pPr>
-      <w:r>
-        <w:rPr>
-          <w:rFonts w:ascii="微软雅黑" w:eastAsia="微软雅黑" w:hAnsi="微软雅黑" w:hint="eastAsia"/>
-          <w:sz w:val="22"/>
-          <w:szCs w:val="22"/>
-        </w:rPr>
-        <w:t>1</w:t>
-      </w:r>
-      <w:r>
-        <w:rPr>
-          <w:rFonts w:ascii="微软雅黑" w:eastAsia="微软雅黑" w:hAnsi="微软雅黑" w:hint="eastAsia"/>
-          <w:sz w:val="22"/>
-          <w:szCs w:val="22"/>
-        </w:rPr>
-        <w:t>.</w:t>
-      </w:r>
-      <w:r>
-        <w:rPr>
-          <w:rFonts w:ascii="微软雅黑" w:eastAsia="微软雅黑" w:hAnsi="微软雅黑"/>
-          <w:sz w:val="22"/>
-          <w:szCs w:val="22"/>
-        </w:rPr>
-        <w:t xml:space="preserve"> </w:t>
-      </w:r>
-      <w:r>
-        <w:rPr>
-          <w:rFonts w:ascii="微软雅黑" w:eastAsia="微软雅黑" w:hAnsi="微软雅黑" w:hint="eastAsia"/>
-          <w:sz w:val="22"/>
-          <w:szCs w:val="22"/>
-        </w:rPr>
-        <w:t>设置一个目标</w:t>
-      </w:r>
-    </w:p>
-    <w:p>
-      <w:pPr>
-        <w:widowControl/>
-        <w:snapToGrid w:val="0"/>
-        <w:jc w:val="left"/>
-        <w:rPr>
-          <w:rFonts w:ascii="Tahoma" w:eastAsia="微软雅黑" w:hAnsi="Tahoma"/>
-          <w:bCs/>
-          <w:kern w:val="0"/>
-          <w:sz w:val="22"/>
-        </w:rPr>
-      </w:pPr>
-      <w:r>
-        <w:rPr>
-          <w:rFonts w:ascii="Tahoma" w:eastAsia="微软雅黑" w:hAnsi="Tahoma"/>
-          <w:bCs/>
-          <w:kern w:val="0"/>
-          <w:sz w:val="22"/>
-        </w:rPr>
-        <w:t>2023</w:t>
-      </w:r>
-      <w:r>
-        <w:rPr>
-          <w:rFonts w:ascii="Tahoma" w:eastAsia="微软雅黑" w:hAnsi="Tahoma" w:hint="eastAsia"/>
-          <w:bCs/>
-          <w:kern w:val="0"/>
-          <w:sz w:val="22"/>
-        </w:rPr>
-        <w:t>年</w:t>
-      </w:r>
-      <w:r>
-        <w:rPr>
-          <w:rFonts w:ascii="Tahoma" w:eastAsia="微软雅黑" w:hAnsi="Tahoma" w:hint="eastAsia"/>
-          <w:bCs/>
-          <w:kern w:val="0"/>
-          <w:sz w:val="22"/>
-        </w:rPr>
-        <w:t>6</w:t>
-      </w:r>
-      <w:r>
-        <w:rPr>
-          <w:rFonts w:ascii="Tahoma" w:eastAsia="微软雅黑" w:hAnsi="Tahoma" w:hint="eastAsia"/>
-          <w:bCs/>
-          <w:kern w:val="0"/>
-          <w:sz w:val="22"/>
-        </w:rPr>
-        <w:t>月</w:t>
-      </w:r>
-      <w:r>
-        <w:rPr>
-          <w:rFonts w:ascii="Tahoma" w:eastAsia="微软雅黑" w:hAnsi="Tahoma" w:hint="eastAsia"/>
-          <w:bCs/>
-          <w:kern w:val="0"/>
-          <w:sz w:val="22"/>
-        </w:rPr>
-        <w:t>1</w:t>
-      </w:r>
-      <w:r>
-        <w:rPr>
-          <w:rFonts w:ascii="Tahoma" w:eastAsia="微软雅黑" w:hAnsi="Tahoma"/>
-          <w:bCs/>
-          <w:kern w:val="0"/>
-          <w:sz w:val="22"/>
-        </w:rPr>
-        <w:t>2</w:t>
-      </w:r>
-      <w:r>
-        <w:rPr>
-          <w:rFonts w:ascii="Tahoma" w:eastAsia="微软雅黑" w:hAnsi="Tahoma" w:hint="eastAsia"/>
-          <w:bCs/>
-          <w:kern w:val="0"/>
-          <w:sz w:val="22"/>
-        </w:rPr>
-        <w:t>日，作者我看到很多维吉尔的</w:t>
-      </w:r>
-      <w:r>
-        <w:rPr>
-          <w:rFonts w:ascii="Tahoma" w:eastAsia="微软雅黑" w:hAnsi="Tahoma" w:hint="eastAsia"/>
-          <w:bCs/>
-          <w:kern w:val="0"/>
-          <w:sz w:val="22"/>
-        </w:rPr>
-        <w:t>power</w:t>
-      </w:r>
-      <w:r>
-        <w:rPr>
-          <w:rFonts w:ascii="Tahoma" w:eastAsia="微软雅黑" w:hAnsi="Tahoma" w:hint="eastAsia"/>
-          <w:bCs/>
-          <w:kern w:val="0"/>
-          <w:sz w:val="22"/>
-        </w:rPr>
-        <w:t>视频</w:t>
-      </w:r>
-      <w:r>
-        <w:rPr>
-          <w:rFonts w:ascii="Tahoma" w:eastAsia="微软雅黑" w:hAnsi="Tahoma" w:hint="eastAsia"/>
-          <w:bCs/>
-          <w:kern w:val="0"/>
-          <w:sz w:val="22"/>
-        </w:rPr>
-        <w:t>。</w:t>
-      </w:r>
-    </w:p>
-    <w:p>
-      <w:pPr>
-        <w:widowControl/>
-        <w:snapToGrid w:val="0"/>
-        <w:jc w:val="left"/>
-        <w:rPr>
-          <w:rFonts w:ascii="Tahoma" w:eastAsia="微软雅黑" w:hAnsi="Tahoma"/>
-          <w:bCs/>
-          <w:kern w:val="0"/>
-          <w:sz w:val="22"/>
-        </w:rPr>
-      </w:pPr>
-      <w:r>
-        <w:rPr>
-          <w:rFonts w:ascii="Tahoma" w:eastAsia="微软雅黑" w:hAnsi="Tahoma" w:hint="eastAsia"/>
-          <w:bCs/>
-          <w:kern w:val="0"/>
-          <w:sz w:val="22"/>
-        </w:rPr>
-        <w:t>写插件时，发现动态</w:t>
-      </w:r>
-      <w:r>
-        <w:rPr>
-          <w:rFonts w:ascii="Tahoma" w:eastAsia="微软雅黑" w:hAnsi="Tahoma" w:hint="eastAsia"/>
-          <w:bCs/>
-          <w:kern w:val="0"/>
-          <w:sz w:val="22"/>
-        </w:rPr>
-        <w:t>快照</w:t>
-      </w:r>
-      <w:r>
-        <w:rPr>
-          <w:rFonts w:ascii="Tahoma" w:eastAsia="微软雅黑" w:hAnsi="Tahoma" w:hint="eastAsia"/>
-          <w:bCs/>
-          <w:kern w:val="0"/>
-          <w:sz w:val="22"/>
-        </w:rPr>
-        <w:t>能够实现几乎一模一样的功能。</w:t>
-      </w:r>
-    </w:p>
-    <w:p>
-      <w:pPr>
-        <w:widowControl/>
-        <w:snapToGrid w:val="0"/>
-        <w:jc w:val="center"/>
-        <w:rPr>
-          <w:rFonts w:ascii="Tahoma" w:eastAsia="微软雅黑" w:hAnsi="Tahoma"/>
-          <w:bCs/>
-          <w:kern w:val="0"/>
-          <w:sz w:val="22"/>
-        </w:rPr>
-      </w:pPr>
-      <w:r>
-        <w:rPr>
-          <w:noProof/>
-        </w:rPr>
-        <w:drawing>
-          <wp:inline distT="0" distB="0" distL="0" distR="0" wp14:anchorId="50AB7084" wp14:editId="55E0EA2B">
-            <wp:extent cx="3589020" cy="1981138"/>
-            <wp:effectExtent l="0" t="0" r="0" b="635"/>
-            <wp:docPr id="1803950035" name="图片 24"/>
-            <wp:cNvGraphicFramePr>
-              <a:graphicFrameLocks xmlns:a="http://schemas.openxmlformats.org/drawingml/2006/main" noChangeAspect="1"/>
-            </wp:cNvGraphicFramePr>
-            <a:graphic xmlns:a="http://schemas.openxmlformats.org/drawingml/2006/main">
-              <a:graphicData uri="http://schemas.openxmlformats.org/drawingml/2006/picture">
-                <pic:pic xmlns:pic="http://schemas.openxmlformats.org/drawingml/2006/picture">
-                  <pic:nvPicPr>
-                    <pic:cNvPr id="0" name="Picture 48"/>
-                    <pic:cNvPicPr>
-                      <a:picLocks noChangeAspect="1" noChangeArrowheads="1"/>
-                    </pic:cNvPicPr>
-                  </pic:nvPicPr>
-                  <pic:blipFill>
-                    <a:blip r:embed="rId35">
-                      <a:extLst>
-                        <a:ext uri="{28A0092B-C50C-407E-A947-70E740481C1C}">
-                          <a14:useLocalDpi xmlns:a14="http://schemas.microsoft.com/office/drawing/2010/main" val="0"/>
-                        </a:ext>
-                      </a:extLst>
-                    </a:blip>
-                    <a:srcRect/>
-                    <a:stretch>
-                      <a:fillRect/>
-                    </a:stretch>
-                  </pic:blipFill>
-                  <pic:spPr bwMode="auto">
-                    <a:xfrm>
-                      <a:off x="0" y="0"/>
-                      <a:ext cx="3599780" cy="1987078"/>
-                    </a:xfrm>
-                    <a:prstGeom prst="rect">
-                      <a:avLst/>
-                    </a:prstGeom>
-                    <a:noFill/>
-                    <a:ln>
-                      <a:noFill/>
-                    </a:ln>
-                  </pic:spPr>
-                </pic:pic>
-              </a:graphicData>
-            </a:graphic>
-          </wp:inline>
-        </w:drawing>
-      </w:r>
-    </w:p>
-    <w:p>
-      <w:pPr>
-        <w:widowControl/>
-        <w:snapToGrid w:val="0"/>
-        <w:jc w:val="left"/>
-        <w:rPr>
-          <w:rFonts w:ascii="Tahoma" w:eastAsia="微软雅黑" w:hAnsi="Tahoma"/>
-          <w:bCs/>
-          <w:kern w:val="0"/>
-          <w:sz w:val="22"/>
-        </w:rPr>
-      </w:pPr>
-      <w:r>
-        <w:rPr>
-          <w:rFonts w:ascii="Tahoma" w:eastAsia="微软雅黑" w:hAnsi="Tahoma" w:hint="eastAsia"/>
-          <w:bCs/>
-          <w:kern w:val="0"/>
-          <w:sz w:val="22"/>
-        </w:rPr>
-        <w:t>只是，虽然原理实现了，但是工作量却大的可怕，维吉尔切一刀，画面就有两份，切三刀，就有八份……</w:t>
-      </w:r>
-      <w:r>
-        <w:rPr>
-          <w:rFonts w:ascii="Tahoma" w:eastAsia="微软雅黑" w:hAnsi="Tahoma" w:hint="eastAsia"/>
-          <w:bCs/>
-          <w:kern w:val="0"/>
-          <w:sz w:val="22"/>
-        </w:rPr>
-        <w:t>再</w:t>
-      </w:r>
-      <w:r>
-        <w:rPr>
-          <w:rFonts w:ascii="Tahoma" w:eastAsia="微软雅黑" w:hAnsi="Tahoma" w:hint="eastAsia"/>
-          <w:bCs/>
-          <w:kern w:val="0"/>
-          <w:sz w:val="22"/>
-        </w:rPr>
-        <w:t>多切几刀，数量数不清了。</w:t>
-      </w:r>
-    </w:p>
-    <w:p>
-      <w:pPr>
-        <w:widowControl/>
-        <w:snapToGrid w:val="0"/>
-        <w:jc w:val="left"/>
-        <w:rPr>
-          <w:rFonts w:ascii="Tahoma" w:eastAsia="微软雅黑" w:hAnsi="Tahoma"/>
-          <w:bCs/>
-          <w:kern w:val="0"/>
-          <w:sz w:val="22"/>
-        </w:rPr>
-      </w:pPr>
-      <w:r>
-        <w:rPr>
-          <w:rFonts w:ascii="Tahoma" w:eastAsia="微软雅黑" w:hAnsi="Tahoma" w:hint="eastAsia"/>
-          <w:bCs/>
-          <w:kern w:val="0"/>
-          <w:sz w:val="22"/>
-        </w:rPr>
-        <w:t>总之先做一刀的，后续在考虑更高级的。ヽ</w:t>
-      </w:r>
-      <w:r>
-        <w:rPr>
-          <w:rFonts w:ascii="Tahoma" w:eastAsia="微软雅黑" w:hAnsi="Tahoma" w:hint="eastAsia"/>
-          <w:bCs/>
-          <w:kern w:val="0"/>
-          <w:sz w:val="22"/>
-        </w:rPr>
-        <w:t>(#`</w:t>
-      </w:r>
-      <w:r>
-        <w:rPr>
-          <w:rFonts w:ascii="Tahoma" w:eastAsia="微软雅黑" w:hAnsi="Tahoma" w:hint="eastAsia"/>
-          <w:bCs/>
-          <w:kern w:val="0"/>
-          <w:sz w:val="22"/>
-        </w:rPr>
-        <w:t>Д´</w:t>
-      </w:r>
-      <w:r>
-        <w:rPr>
-          <w:rFonts w:ascii="Tahoma" w:eastAsia="微软雅黑" w:hAnsi="Tahoma" w:hint="eastAsia"/>
-          <w:bCs/>
-          <w:kern w:val="0"/>
-          <w:sz w:val="22"/>
-        </w:rPr>
-        <w:t>)</w:t>
-      </w:r>
-      <w:r>
-        <w:rPr>
-          <w:rFonts w:ascii="Tahoma" w:eastAsia="微软雅黑" w:hAnsi="Tahoma" w:hint="eastAsia"/>
-          <w:bCs/>
-          <w:kern w:val="0"/>
-          <w:sz w:val="22"/>
-        </w:rPr>
-        <w:t>ノ</w:t>
-      </w:r>
-    </w:p>
-    <w:p>
-      <w:pPr>
-        <w:widowControl/>
-        <w:jc w:val="center"/>
-        <w:rPr>
-          <w:rFonts w:ascii="Tahoma" w:eastAsia="微软雅黑" w:hAnsi="Tahoma"/>
-          <w:bCs/>
-          <w:kern w:val="0"/>
-          <w:sz w:val="22"/>
-        </w:rPr>
-      </w:pPr>
-      <w:r>
-        <w:rPr>
-          <w:noProof/>
-        </w:rPr>
-        <w:drawing>
-          <wp:inline distT="0" distB="0" distL="0" distR="0" wp14:anchorId="2FF99238" wp14:editId="3B213D3A">
-            <wp:extent cx="4556032" cy="2522220"/>
-            <wp:effectExtent l="0" t="0" r="0" b="0"/>
-            <wp:docPr id="867456981" name="图片 25"/>
-            <wp:cNvGraphicFramePr>
-              <a:graphicFrameLocks xmlns:a="http://schemas.openxmlformats.org/drawingml/2006/main" noChangeAspect="1"/>
-            </wp:cNvGraphicFramePr>
-            <a:graphic xmlns:a="http://schemas.openxmlformats.org/drawingml/2006/main">
-              <a:graphicData uri="http://schemas.openxmlformats.org/drawingml/2006/picture">
-                <pic:pic xmlns:pic="http://schemas.openxmlformats.org/drawingml/2006/picture">
-                  <pic:nvPicPr>
-                    <pic:cNvPr id="0" name="Picture 50"/>
-                    <pic:cNvPicPr>
-                      <a:picLocks noChangeAspect="1" noChangeArrowheads="1"/>
-                    </pic:cNvPicPr>
-                  </pic:nvPicPr>
-                  <pic:blipFill>
-                    <a:blip r:embed="rId36">
-                      <a:extLst>
-                        <a:ext uri="{28A0092B-C50C-407E-A947-70E740481C1C}">
-                          <a14:useLocalDpi xmlns:a14="http://schemas.microsoft.com/office/drawing/2010/main" val="0"/>
-                        </a:ext>
-                      </a:extLst>
-                    </a:blip>
-                    <a:srcRect/>
-                    <a:stretch>
-                      <a:fillRect/>
-                    </a:stretch>
-                  </pic:blipFill>
-                  <pic:spPr bwMode="auto">
-                    <a:xfrm>
-                      <a:off x="0" y="0"/>
-                      <a:ext cx="4581717" cy="2536439"/>
-                    </a:xfrm>
-                    <a:prstGeom prst="rect">
-                      <a:avLst/>
-                    </a:prstGeom>
-                    <a:noFill/>
-                    <a:ln>
-                      <a:noFill/>
-                    </a:ln>
-                  </pic:spPr>
-                </pic:pic>
-              </a:graphicData>
-            </a:graphic>
-          </wp:inline>
-        </w:drawing>
-      </w:r>
-    </w:p>
-    <w:tbl>
-      <w:tblPr>
-        <w:tblStyle w:val="af"/>
-        <w:tblW w:w="0" w:type="auto"/>
-        <w:shd w:val="clear" w:color="auto" w:fill="DEEAF6" w:themeFill="accent1" w:themeFillTint="33"/>
-        <w:tblLook w:val="04A0" w:firstRow="1" w:lastRow="0" w:firstColumn="1" w:lastColumn="0" w:noHBand="0" w:noVBand="1"/>
-      </w:tblPr>
-      <w:tblGrid>
-        <w:gridCol w:w="8522"/>
-      </w:tblGrid>
-      <w:tr>
-        <w:tc>
-          <w:tcPr>
-            <w:tcW w:w="8522" w:type="dxa"/>
-            <w:shd w:val="clear" w:color="auto" w:fill="DEEAF6" w:themeFill="accent1" w:themeFillTint="33"/>
-          </w:tcPr>
-          <w:p>
-            <w:pPr>
-              <w:widowControl/>
-              <w:snapToGrid w:val="0"/>
-              <w:jc w:val="left"/>
-              <w:rPr>
-                <w:rFonts w:ascii="Tahoma" w:eastAsia="微软雅黑" w:hAnsi="Tahoma"/>
-                <w:bCs/>
-                <w:kern w:val="0"/>
-                <w:sz w:val="22"/>
-              </w:rPr>
-            </w:pPr>
-            <w:r>
-              <w:rPr>
-                <w:rFonts w:ascii="Tahoma" w:eastAsia="微软雅黑" w:hAnsi="Tahoma" w:hint="eastAsia"/>
-                <w:bCs/>
-                <w:kern w:val="0"/>
-                <w:sz w:val="22"/>
-              </w:rPr>
-              <w:t>此设计为手动配置，</w:t>
-            </w:r>
-          </w:p>
-          <w:p>
-            <w:pPr>
-              <w:widowControl/>
-              <w:snapToGrid w:val="0"/>
-              <w:spacing w:after="200"/>
-              <w:jc w:val="left"/>
-              <w:rPr>
-                <w:rFonts w:ascii="Tahoma" w:eastAsia="微软雅黑" w:hAnsi="Tahoma"/>
-                <w:bCs/>
-                <w:kern w:val="0"/>
-                <w:sz w:val="22"/>
-              </w:rPr>
-            </w:pPr>
-            <w:r>
-              <w:rPr>
-                <w:rFonts w:ascii="Tahoma" w:eastAsia="微软雅黑" w:hAnsi="Tahoma" w:hint="eastAsia"/>
-                <w:bCs/>
-                <w:kern w:val="0"/>
-                <w:sz w:val="22"/>
-              </w:rPr>
-              <w:t>即用</w:t>
-            </w:r>
-            <w:r>
-              <w:rPr>
-                <w:rFonts w:ascii="Tahoma" w:eastAsia="微软雅黑" w:hAnsi="Tahoma" w:hint="eastAsia"/>
-                <w:bCs/>
-                <w:kern w:val="0"/>
-                <w:sz w:val="22"/>
-              </w:rPr>
-              <w:t xml:space="preserve"> </w:t>
-            </w:r>
-            <w:r>
-              <w:rPr>
-                <w:rFonts w:ascii="Tahoma" w:eastAsia="微软雅黑" w:hAnsi="Tahoma" w:hint="eastAsia"/>
-                <w:bCs/>
-                <w:kern w:val="0"/>
-                <w:sz w:val="22"/>
-              </w:rPr>
-              <w:t>天窗层动态快照</w:t>
-            </w:r>
-            <w:r>
-              <w:rPr>
-                <w:rFonts w:ascii="Tahoma" w:eastAsia="微软雅黑" w:hAnsi="Tahoma" w:hint="eastAsia"/>
-                <w:bCs/>
-                <w:kern w:val="0"/>
-                <w:sz w:val="22"/>
-              </w:rPr>
-              <w:t>+</w:t>
-            </w:r>
-            <w:r>
-              <w:rPr>
-                <w:rFonts w:ascii="Tahoma" w:eastAsia="微软雅黑" w:hAnsi="Tahoma" w:hint="eastAsia"/>
-                <w:bCs/>
-                <w:kern w:val="0"/>
-                <w:sz w:val="22"/>
-              </w:rPr>
-              <w:t>天窗层背景</w:t>
-            </w:r>
-            <w:r>
-              <w:rPr>
-                <w:rFonts w:ascii="Tahoma" w:eastAsia="微软雅黑" w:hAnsi="Tahoma" w:hint="eastAsia"/>
-                <w:bCs/>
-                <w:kern w:val="0"/>
-                <w:sz w:val="22"/>
-              </w:rPr>
-              <w:t>+</w:t>
-            </w:r>
-            <w:r>
-              <w:rPr>
-                <w:rFonts w:ascii="Tahoma" w:eastAsia="微软雅黑" w:hAnsi="Tahoma" w:hint="eastAsia"/>
-                <w:bCs/>
-                <w:kern w:val="0"/>
-                <w:sz w:val="22"/>
-              </w:rPr>
-              <w:t>天窗层魔法圈</w:t>
-            </w:r>
-            <w:r>
-              <w:rPr>
-                <w:rFonts w:ascii="Tahoma" w:eastAsia="微软雅黑" w:hAnsi="Tahoma" w:hint="eastAsia"/>
-                <w:bCs/>
-                <w:kern w:val="0"/>
-                <w:sz w:val="22"/>
-              </w:rPr>
-              <w:t xml:space="preserve"> </w:t>
-            </w:r>
-            <w:r>
-              <w:rPr>
-                <w:rFonts w:ascii="Tahoma" w:eastAsia="微软雅黑" w:hAnsi="Tahoma" w:hint="eastAsia"/>
-                <w:bCs/>
-                <w:kern w:val="0"/>
-                <w:sz w:val="22"/>
-              </w:rPr>
-              <w:t>制作出来的一刀效果。</w:t>
-            </w:r>
-          </w:p>
-          <w:p>
-            <w:pPr>
-              <w:widowControl/>
-              <w:snapToGrid w:val="0"/>
-              <w:jc w:val="left"/>
-              <w:rPr>
-                <w:rFonts w:ascii="Tahoma" w:eastAsia="微软雅黑" w:hAnsi="Tahoma"/>
-                <w:bCs/>
-                <w:kern w:val="0"/>
-                <w:sz w:val="22"/>
-              </w:rPr>
-            </w:pPr>
-            <w:r>
-              <w:rPr>
-                <w:rFonts w:ascii="Tahoma" w:eastAsia="微软雅黑" w:hAnsi="Tahoma" w:hint="eastAsia"/>
-                <w:bCs/>
-                <w:kern w:val="0"/>
-                <w:sz w:val="22"/>
-              </w:rPr>
-              <w:t>作者我后续基于此原理，制作了自动配置插件，</w:t>
-            </w:r>
-          </w:p>
-          <w:p>
-            <w:pPr>
-              <w:widowControl/>
-              <w:snapToGrid w:val="0"/>
-              <w:jc w:val="left"/>
-              <w:rPr>
-                <w:rFonts w:ascii="Tahoma" w:eastAsia="微软雅黑" w:hAnsi="Tahoma"/>
-                <w:bCs/>
-                <w:kern w:val="0"/>
-                <w:sz w:val="22"/>
-              </w:rPr>
-            </w:pPr>
-            <w:r>
-              <w:rPr>
-                <w:rFonts w:ascii="Tahoma" w:eastAsia="微软雅黑" w:hAnsi="Tahoma" w:hint="eastAsia"/>
-                <w:bCs/>
-                <w:kern w:val="0"/>
-                <w:sz w:val="22"/>
-              </w:rPr>
-              <w:t>即使用</w:t>
-            </w:r>
-            <w:r>
-              <w:rPr>
-                <w:rFonts w:ascii="Tahoma" w:eastAsia="微软雅黑" w:hAnsi="Tahoma" w:hint="eastAsia"/>
-                <w:bCs/>
-                <w:kern w:val="0"/>
-                <w:sz w:val="22"/>
-              </w:rPr>
-              <w:t xml:space="preserve"> </w:t>
-            </w:r>
-            <w:r>
-              <w:rPr>
-                <w:rFonts w:ascii="Tahoma" w:eastAsia="微软雅黑" w:hAnsi="Tahoma" w:hint="eastAsia"/>
-                <w:bCs/>
-                <w:kern w:val="0"/>
-                <w:sz w:val="22"/>
-              </w:rPr>
-              <w:t>插件指令</w:t>
-            </w:r>
-            <w:r>
-              <w:rPr>
-                <w:rFonts w:ascii="Tahoma" w:eastAsia="微软雅黑" w:hAnsi="Tahoma" w:hint="eastAsia"/>
-                <w:bCs/>
-                <w:kern w:val="0"/>
-                <w:sz w:val="22"/>
-              </w:rPr>
-              <w:t xml:space="preserve"> </w:t>
-            </w:r>
-            <w:r>
-              <w:rPr>
-                <w:rFonts w:ascii="Tahoma" w:eastAsia="微软雅黑" w:hAnsi="Tahoma" w:hint="eastAsia"/>
-                <w:bCs/>
-                <w:kern w:val="0"/>
-                <w:sz w:val="22"/>
-              </w:rPr>
-              <w:t>自动</w:t>
-            </w:r>
-            <w:r>
-              <w:rPr>
-                <w:rFonts w:ascii="Tahoma" w:eastAsia="微软雅黑" w:hAnsi="Tahoma" w:hint="eastAsia"/>
-                <w:bCs/>
-                <w:kern w:val="0"/>
-                <w:sz w:val="22"/>
-              </w:rPr>
-              <w:t>生成次元斩。</w:t>
-            </w:r>
-          </w:p>
-          <w:p>
-            <w:pPr>
-              <w:widowControl/>
-              <w:snapToGrid w:val="0"/>
-              <w:jc w:val="left"/>
-              <w:rPr>
-                <w:rFonts w:ascii="Tahoma" w:eastAsia="微软雅黑" w:hAnsi="Tahoma"/>
-                <w:bCs/>
-                <w:kern w:val="0"/>
-                <w:sz w:val="22"/>
-              </w:rPr>
-            </w:pPr>
-            <w:r>
-              <w:rPr>
-                <w:rFonts w:ascii="Tahoma" w:eastAsia="微软雅黑" w:hAnsi="Tahoma" w:hint="eastAsia"/>
-                <w:bCs/>
-                <w:kern w:val="0"/>
-                <w:sz w:val="22"/>
-              </w:rPr>
-              <w:t>你可以直接见后面章节</w:t>
-            </w:r>
-            <w:r>
-              <w:rPr>
-                <w:rFonts w:ascii="Tahoma" w:eastAsia="微软雅黑" w:hAnsi="Tahoma" w:hint="eastAsia"/>
-                <w:bCs/>
-                <w:kern w:val="0"/>
-                <w:sz w:val="22"/>
-              </w:rPr>
-              <w:t>（</w:t>
-            </w:r>
-            <w:hyperlink w:anchor="_8._次元斩插件自动配置" w:history="1">
-              <w:r>
-                <w:rPr>
-                  <w:rStyle w:val="a4"/>
-                  <w:rFonts w:ascii="Tahoma" w:eastAsia="微软雅黑" w:hAnsi="Tahoma" w:hint="eastAsia"/>
-                  <w:bCs/>
-                  <w:kern w:val="0"/>
-                  <w:sz w:val="22"/>
-                </w:rPr>
-                <w:t xml:space="preserve">8. </w:t>
-              </w:r>
-              <w:r>
-                <w:rPr>
-                  <w:rStyle w:val="a4"/>
-                  <w:rFonts w:ascii="Tahoma" w:eastAsia="微软雅黑" w:hAnsi="Tahoma" w:hint="eastAsia"/>
-                  <w:bCs/>
-                  <w:kern w:val="0"/>
-                  <w:sz w:val="22"/>
-                </w:rPr>
-                <w:t>次元斩插件自动配置</w:t>
-              </w:r>
-            </w:hyperlink>
-            <w:r>
-              <w:rPr>
-                <w:rFonts w:ascii="Tahoma" w:eastAsia="微软雅黑" w:hAnsi="Tahoma" w:hint="eastAsia"/>
-                <w:bCs/>
-                <w:kern w:val="0"/>
-                <w:sz w:val="22"/>
-              </w:rPr>
-              <w:t>）</w:t>
-            </w:r>
-            <w:r>
-              <w:rPr>
-                <w:rFonts w:ascii="Tahoma" w:eastAsia="微软雅黑" w:hAnsi="Tahoma" w:hint="eastAsia"/>
-                <w:bCs/>
-                <w:kern w:val="0"/>
-                <w:sz w:val="22"/>
-              </w:rPr>
-              <w:t>，但最好了解下整体设计原理。</w:t>
-            </w:r>
-          </w:p>
-        </w:tc>
-      </w:tr>
-    </w:tbl>
-    <w:p>
-      <w:pPr>
-        <w:widowControl/>
-        <w:snapToGrid w:val="0"/>
-        <w:jc w:val="left"/>
-        <w:rPr>
-          <w:rFonts w:ascii="Tahoma" w:eastAsia="微软雅黑" w:hAnsi="Tahoma"/>
-          <w:bCs/>
-          <w:kern w:val="0"/>
-          <w:sz w:val="22"/>
-        </w:rPr>
-      </w:pPr>
-    </w:p>
-    <w:p>
-      <w:pPr>
-        <w:widowControl/>
-        <w:jc w:val="left"/>
-        <w:rPr>
-          <w:rFonts w:ascii="Tahoma" w:eastAsia="微软雅黑" w:hAnsi="Tahoma"/>
-          <w:bCs/>
-          <w:kern w:val="0"/>
-          <w:sz w:val="22"/>
-        </w:rPr>
-      </w:pPr>
-      <w:r>
-        <w:rPr>
-          <w:rFonts w:ascii="Tahoma" w:eastAsia="微软雅黑" w:hAnsi="Tahoma"/>
-          <w:bCs/>
-          <w:kern w:val="0"/>
-          <w:sz w:val="22"/>
-        </w:rPr>
-        <w:br w:type="page"/>
-      </w:r>
-    </w:p>
-    <w:p>
-      <w:pPr>
-        <w:pStyle w:val="4"/>
-        <w:snapToGrid w:val="0"/>
-        <w:spacing w:before="120" w:after="120" w:line="240" w:lineRule="auto"/>
-        <w:rPr>
-          <w:rFonts w:ascii="微软雅黑" w:eastAsia="微软雅黑" w:hAnsi="微软雅黑" w:hint="eastAsia"/>
-          <w:sz w:val="22"/>
-          <w:szCs w:val="22"/>
-        </w:rPr>
-      </w:pPr>
-      <w:r>
-        <w:rPr>
-          <w:rFonts w:ascii="微软雅黑" w:eastAsia="微软雅黑" w:hAnsi="微软雅黑" w:hint="eastAsia"/>
-          <w:sz w:val="22"/>
-          <w:szCs w:val="22"/>
-        </w:rPr>
-        <w:lastRenderedPageBreak/>
-        <w:t>2</w:t>
-      </w:r>
-      <w:r>
-        <w:rPr>
-          <w:rFonts w:ascii="微软雅黑" w:eastAsia="微软雅黑" w:hAnsi="微软雅黑"/>
-          <w:sz w:val="22"/>
-          <w:szCs w:val="22"/>
-        </w:rPr>
-        <w:t xml:space="preserve">. </w:t>
-      </w:r>
-      <w:r>
-        <w:rPr>
-          <w:rFonts w:ascii="微软雅黑" w:eastAsia="微软雅黑" w:hAnsi="微软雅黑" w:hint="eastAsia"/>
-          <w:sz w:val="22"/>
-          <w:szCs w:val="22"/>
-        </w:rPr>
-        <w:t>结构规划/流程梳理</w:t>
-      </w:r>
-    </w:p>
-    <w:p>
-      <w:pPr>
-        <w:widowControl/>
-        <w:snapToGrid w:val="0"/>
-        <w:rPr>
-          <w:rFonts w:ascii="Tahoma" w:eastAsia="微软雅黑" w:hAnsi="Tahoma"/>
-          <w:bCs/>
-          <w:kern w:val="0"/>
-          <w:sz w:val="22"/>
-        </w:rPr>
-      </w:pPr>
-      <w:r>
-        <w:rPr>
-          <w:rFonts w:ascii="Tahoma" w:eastAsia="微软雅黑" w:hAnsi="Tahoma" w:hint="eastAsia"/>
-          <w:bCs/>
-          <w:kern w:val="0"/>
-          <w:sz w:val="22"/>
-        </w:rPr>
-        <w:t>需要</w:t>
-      </w:r>
-      <w:r>
-        <w:rPr>
-          <w:rFonts w:ascii="Tahoma" w:eastAsia="微软雅黑" w:hAnsi="Tahoma" w:hint="eastAsia"/>
-          <w:bCs/>
-          <w:kern w:val="0"/>
-          <w:sz w:val="22"/>
-        </w:rPr>
-        <w:t>建立一个</w:t>
-      </w:r>
-      <w:r>
-        <w:rPr>
-          <w:rFonts w:ascii="Tahoma" w:eastAsia="微软雅黑" w:hAnsi="Tahoma" w:hint="eastAsia"/>
-          <w:bCs/>
-          <w:kern w:val="0"/>
-          <w:sz w:val="22"/>
-        </w:rPr>
-        <w:t>动态快照</w:t>
-      </w:r>
-      <w:r>
-        <w:rPr>
-          <w:rFonts w:ascii="Tahoma" w:eastAsia="微软雅黑" w:hAnsi="Tahoma" w:hint="eastAsia"/>
-          <w:bCs/>
-          <w:kern w:val="0"/>
-          <w:sz w:val="22"/>
-        </w:rPr>
-        <w:t>层，</w:t>
-      </w:r>
-      <w:r>
-        <w:rPr>
-          <w:rFonts w:ascii="Tahoma" w:eastAsia="微软雅黑" w:hAnsi="Tahoma" w:hint="eastAsia"/>
-          <w:bCs/>
-          <w:kern w:val="0"/>
-          <w:sz w:val="22"/>
-        </w:rPr>
-        <w:t>然后设置</w:t>
-      </w:r>
-      <w:r>
-        <w:rPr>
-          <w:rFonts w:ascii="Tahoma" w:eastAsia="微软雅黑" w:hAnsi="Tahoma" w:hint="eastAsia"/>
-          <w:bCs/>
-          <w:kern w:val="0"/>
-          <w:sz w:val="22"/>
-        </w:rPr>
-        <w:t>遮罩。</w:t>
-      </w:r>
-      <w:r>
-        <w:rPr>
-          <w:rFonts w:ascii="Tahoma" w:eastAsia="微软雅黑" w:hAnsi="Tahoma" w:hint="eastAsia"/>
-          <w:bCs/>
-          <w:kern w:val="0"/>
-          <w:sz w:val="22"/>
-        </w:rPr>
-        <w:t>（</w:t>
-      </w:r>
-      <w:r>
-        <w:rPr>
-          <w:rFonts w:ascii="Tahoma" w:eastAsia="微软雅黑" w:hAnsi="Tahoma" w:hint="eastAsia"/>
-          <w:bCs/>
-          <w:kern w:val="0"/>
-          <w:sz w:val="22"/>
-        </w:rPr>
-        <w:t>可见：</w:t>
-      </w:r>
-      <w:hyperlink w:anchor="_2）动态快照的遮罩" w:history="1">
-        <w:r>
-          <w:rPr>
-            <w:rStyle w:val="a4"/>
-            <w:rFonts w:ascii="Tahoma" w:eastAsia="微软雅黑" w:hAnsi="Tahoma" w:hint="eastAsia"/>
-            <w:bCs/>
-            <w:kern w:val="0"/>
-            <w:sz w:val="22"/>
-          </w:rPr>
-          <w:t>2</w:t>
-        </w:r>
-        <w:r>
-          <w:rPr>
-            <w:rStyle w:val="a4"/>
-            <w:rFonts w:ascii="Tahoma" w:eastAsia="微软雅黑" w:hAnsi="Tahoma" w:hint="eastAsia"/>
-            <w:bCs/>
-            <w:kern w:val="0"/>
-            <w:sz w:val="22"/>
-          </w:rPr>
-          <w:t>）动态快照的遮罩</w:t>
-        </w:r>
-      </w:hyperlink>
-      <w:r>
-        <w:rPr>
-          <w:rFonts w:ascii="Tahoma" w:eastAsia="微软雅黑" w:hAnsi="Tahoma" w:hint="eastAsia"/>
-          <w:bCs/>
-          <w:kern w:val="0"/>
-          <w:sz w:val="22"/>
-        </w:rPr>
-        <w:t xml:space="preserve"> </w:t>
-      </w:r>
-      <w:r>
-        <w:rPr>
-          <w:rFonts w:ascii="Tahoma" w:eastAsia="微软雅黑" w:hAnsi="Tahoma" w:hint="eastAsia"/>
-          <w:bCs/>
-          <w:kern w:val="0"/>
-          <w:sz w:val="22"/>
-        </w:rPr>
-        <w:t>）</w:t>
-      </w:r>
-    </w:p>
-    <w:p>
-      <w:pPr>
-        <w:widowControl/>
-        <w:snapToGrid w:val="0"/>
-        <w:rPr>
-          <w:rFonts w:ascii="Tahoma" w:eastAsia="微软雅黑" w:hAnsi="Tahoma"/>
-          <w:bCs/>
-          <w:kern w:val="0"/>
-          <w:sz w:val="22"/>
-        </w:rPr>
-      </w:pPr>
-      <w:r>
-        <w:rPr>
-          <w:rFonts w:ascii="Tahoma" w:eastAsia="微软雅黑" w:hAnsi="Tahoma" w:hint="eastAsia"/>
-          <w:bCs/>
-          <w:kern w:val="0"/>
-          <w:sz w:val="22"/>
-        </w:rPr>
-        <w:t>可以通过</w:t>
-      </w:r>
-      <w:r>
-        <w:rPr>
-          <w:rFonts w:ascii="Tahoma" w:eastAsia="微软雅黑" w:hAnsi="Tahoma" w:hint="eastAsia"/>
-          <w:bCs/>
-          <w:kern w:val="0"/>
-          <w:sz w:val="22"/>
-        </w:rPr>
-        <w:t xml:space="preserve"> </w:t>
-      </w:r>
-      <w:r>
-        <w:rPr>
-          <w:rFonts w:ascii="Tahoma" w:eastAsia="微软雅黑" w:hAnsi="Tahoma" w:hint="eastAsia"/>
-          <w:bCs/>
-          <w:kern w:val="0"/>
-          <w:sz w:val="22"/>
-        </w:rPr>
-        <w:t>动态快照</w:t>
-      </w:r>
-      <w:r>
-        <w:rPr>
-          <w:rFonts w:ascii="Tahoma" w:eastAsia="微软雅黑" w:hAnsi="Tahoma" w:hint="eastAsia"/>
-          <w:bCs/>
-          <w:kern w:val="0"/>
-          <w:sz w:val="22"/>
-        </w:rPr>
-        <w:t>+</w:t>
-      </w:r>
-      <w:r>
-        <w:rPr>
-          <w:rFonts w:ascii="Tahoma" w:eastAsia="微软雅黑" w:hAnsi="Tahoma" w:hint="eastAsia"/>
-          <w:bCs/>
-          <w:kern w:val="0"/>
-          <w:sz w:val="22"/>
-        </w:rPr>
-        <w:t>遮罩</w:t>
-      </w:r>
-      <w:r>
-        <w:rPr>
-          <w:rFonts w:ascii="Tahoma" w:eastAsia="微软雅黑" w:hAnsi="Tahoma" w:hint="eastAsia"/>
-          <w:bCs/>
-          <w:kern w:val="0"/>
-          <w:sz w:val="22"/>
-        </w:rPr>
-        <w:t>，</w:t>
-      </w:r>
-      <w:r>
-        <w:rPr>
-          <w:rFonts w:ascii="Tahoma" w:eastAsia="微软雅黑" w:hAnsi="Tahoma" w:hint="eastAsia"/>
-          <w:bCs/>
-          <w:kern w:val="0"/>
-          <w:sz w:val="22"/>
-        </w:rPr>
-        <w:t>制作一块不规则的碎片，</w:t>
-      </w:r>
-      <w:r>
-        <w:rPr>
-          <w:rFonts w:ascii="Tahoma" w:eastAsia="微软雅黑" w:hAnsi="Tahoma" w:hint="eastAsia"/>
-          <w:bCs/>
-          <w:kern w:val="0"/>
-          <w:sz w:val="22"/>
-        </w:rPr>
-        <w:t>来</w:t>
-      </w:r>
-      <w:r>
-        <w:rPr>
-          <w:rFonts w:ascii="Tahoma" w:eastAsia="微软雅黑" w:hAnsi="Tahoma" w:hint="eastAsia"/>
-          <w:bCs/>
-          <w:kern w:val="0"/>
-          <w:sz w:val="22"/>
-        </w:rPr>
-        <w:t>模拟</w:t>
-      </w:r>
-      <w:r>
-        <w:rPr>
-          <w:rFonts w:ascii="Tahoma" w:eastAsia="微软雅黑" w:hAnsi="Tahoma" w:hint="eastAsia"/>
-          <w:bCs/>
-          <w:kern w:val="0"/>
-          <w:sz w:val="22"/>
-        </w:rPr>
-        <w:t xml:space="preserve"> </w:t>
-      </w:r>
-      <w:r>
-        <w:rPr>
-          <w:rFonts w:ascii="Tahoma" w:eastAsia="微软雅黑" w:hAnsi="Tahoma" w:hint="eastAsia"/>
-          <w:bCs/>
-          <w:kern w:val="0"/>
-          <w:sz w:val="22"/>
-        </w:rPr>
-        <w:t>被切割后</w:t>
-      </w:r>
-      <w:r>
-        <w:rPr>
-          <w:rFonts w:ascii="Tahoma" w:eastAsia="微软雅黑" w:hAnsi="Tahoma" w:hint="eastAsia"/>
-          <w:bCs/>
-          <w:kern w:val="0"/>
-          <w:sz w:val="22"/>
-        </w:rPr>
-        <w:t xml:space="preserve"> </w:t>
-      </w:r>
-      <w:r>
-        <w:rPr>
-          <w:rFonts w:ascii="Tahoma" w:eastAsia="微软雅黑" w:hAnsi="Tahoma" w:hint="eastAsia"/>
-          <w:bCs/>
-          <w:kern w:val="0"/>
-          <w:sz w:val="22"/>
-        </w:rPr>
-        <w:t>的</w:t>
-      </w:r>
-      <w:r>
-        <w:rPr>
-          <w:rFonts w:ascii="Tahoma" w:eastAsia="微软雅黑" w:hAnsi="Tahoma" w:hint="eastAsia"/>
-          <w:bCs/>
-          <w:kern w:val="0"/>
-          <w:sz w:val="22"/>
-        </w:rPr>
-        <w:t>碎片</w:t>
-      </w:r>
-      <w:r>
-        <w:rPr>
-          <w:rFonts w:ascii="Tahoma" w:eastAsia="微软雅黑" w:hAnsi="Tahoma" w:hint="eastAsia"/>
-          <w:bCs/>
-          <w:kern w:val="0"/>
-          <w:sz w:val="22"/>
-        </w:rPr>
-        <w:t>。</w:t>
-      </w:r>
-    </w:p>
-    <w:p>
-      <w:pPr>
-        <w:widowControl/>
-        <w:jc w:val="center"/>
-        <w:rPr>
-          <w:rFonts w:ascii="宋体" w:eastAsia="宋体" w:hAnsi="宋体" w:cs="宋体" w:hint="eastAsia"/>
-          <w:kern w:val="0"/>
-          <w:sz w:val="24"/>
-          <w:szCs w:val="24"/>
-        </w:rPr>
-      </w:pPr>
-      <w:r>
-        <w:rPr>
-          <w:noProof/>
-        </w:rPr>
-        <w:drawing>
-          <wp:inline distT="0" distB="0" distL="0" distR="0" wp14:anchorId="4985770B" wp14:editId="14201FF4">
-            <wp:extent cx="3451860" cy="1732116"/>
-            <wp:effectExtent l="0" t="0" r="0" b="1905"/>
-            <wp:docPr id="50069208" name="图片 26"/>
-            <wp:cNvGraphicFramePr>
-              <a:graphicFrameLocks xmlns:a="http://schemas.openxmlformats.org/drawingml/2006/main" noChangeAspect="1"/>
-            </wp:cNvGraphicFramePr>
-            <a:graphic xmlns:a="http://schemas.openxmlformats.org/drawingml/2006/main">
-              <a:graphicData uri="http://schemas.openxmlformats.org/drawingml/2006/picture">
-                <pic:pic xmlns:pic="http://schemas.openxmlformats.org/drawingml/2006/picture">
-                  <pic:nvPicPr>
-                    <pic:cNvPr id="0" name="Picture 52"/>
-                    <pic:cNvPicPr>
-                      <a:picLocks noChangeAspect="1" noChangeArrowheads="1"/>
-                    </pic:cNvPicPr>
-                  </pic:nvPicPr>
-                  <pic:blipFill>
-                    <a:blip r:embed="rId37">
-                      <a:extLst>
-                        <a:ext uri="{28A0092B-C50C-407E-A947-70E740481C1C}">
-                          <a14:useLocalDpi xmlns:a14="http://schemas.microsoft.com/office/drawing/2010/main" val="0"/>
-                        </a:ext>
-                      </a:extLst>
-                    </a:blip>
-                    <a:srcRect/>
-                    <a:stretch>
-                      <a:fillRect/>
-                    </a:stretch>
-                  </pic:blipFill>
-                  <pic:spPr bwMode="auto">
-                    <a:xfrm>
-                      <a:off x="0" y="0"/>
-                      <a:ext cx="3454766" cy="1733574"/>
-                    </a:xfrm>
-                    <a:prstGeom prst="rect">
-                      <a:avLst/>
-                    </a:prstGeom>
-                    <a:noFill/>
-                    <a:ln>
-                      <a:noFill/>
-                    </a:ln>
-                  </pic:spPr>
-                </pic:pic>
-              </a:graphicData>
-            </a:graphic>
-          </wp:inline>
-        </w:drawing>
-      </w:r>
-    </w:p>
-    <w:p>
-      <w:pPr>
-        <w:pStyle w:val="4"/>
-        <w:snapToGrid w:val="0"/>
-        <w:spacing w:before="120" w:after="120" w:line="240" w:lineRule="auto"/>
-        <w:rPr>
-          <w:rFonts w:ascii="微软雅黑" w:eastAsia="微软雅黑" w:hAnsi="微软雅黑" w:hint="eastAsia"/>
-          <w:sz w:val="22"/>
-          <w:szCs w:val="22"/>
-        </w:rPr>
-      </w:pPr>
-      <w:r>
-        <w:rPr>
-          <w:rFonts w:ascii="微软雅黑" w:eastAsia="微软雅黑" w:hAnsi="微软雅黑"/>
-          <w:sz w:val="22"/>
-          <w:szCs w:val="22"/>
-        </w:rPr>
-        <w:t xml:space="preserve">3. </w:t>
-      </w:r>
-      <w:r>
-        <w:rPr>
-          <w:rFonts w:ascii="微软雅黑" w:eastAsia="微软雅黑" w:hAnsi="微软雅黑" w:hint="eastAsia"/>
-          <w:sz w:val="22"/>
-          <w:szCs w:val="22"/>
-        </w:rPr>
-        <w:t>准备贴图</w:t>
-      </w:r>
-    </w:p>
-    <w:p>
-      <w:pPr>
-        <w:widowControl/>
-        <w:jc w:val="left"/>
-        <w:rPr>
-          <w:rFonts w:ascii="Tahoma" w:eastAsia="微软雅黑" w:hAnsi="Tahoma"/>
-          <w:bCs/>
-          <w:kern w:val="0"/>
-          <w:sz w:val="22"/>
-        </w:rPr>
-      </w:pPr>
-      <w:r>
-        <w:rPr>
-          <w:rFonts w:ascii="Tahoma" w:eastAsia="微软雅黑" w:hAnsi="Tahoma" w:hint="eastAsia"/>
-          <w:bCs/>
-          <w:kern w:val="0"/>
-          <w:sz w:val="22"/>
-        </w:rPr>
-        <w:t>首先，</w:t>
-      </w:r>
-      <w:r>
-        <w:rPr>
-          <w:rFonts w:ascii="Tahoma" w:eastAsia="微软雅黑" w:hAnsi="Tahoma" w:hint="eastAsia"/>
-          <w:bCs/>
-          <w:kern w:val="0"/>
-          <w:sz w:val="22"/>
-        </w:rPr>
-        <w:t>用到了下面两个插件：</w:t>
-      </w:r>
-    </w:p>
-    <w:p>
-      <w:pPr>
-        <w:widowControl/>
-        <w:adjustRightInd w:val="0"/>
-        <w:snapToGrid w:val="0"/>
-        <w:jc w:val="left"/>
-        <w:rPr>
-          <w:rFonts w:ascii="Tahoma" w:eastAsia="微软雅黑" w:hAnsi="Tahoma"/>
-          <w:kern w:val="0"/>
-          <w:sz w:val="22"/>
-        </w:rPr>
-      </w:pPr>
-      <w:r>
-        <w:rPr>
-          <w:rFonts w:ascii="Tahoma" w:eastAsia="微软雅黑" w:hAnsi="Tahoma"/>
-          <w:kern w:val="0"/>
-          <w:sz w:val="22"/>
-        </w:rPr>
-        <w:tab/>
-      </w:r>
-      <w:r>
-        <w:rPr>
-          <w:rFonts w:ascii="Tahoma" w:eastAsia="微软雅黑" w:hAnsi="Tahoma" w:hint="eastAsia"/>
-          <w:kern w:val="0"/>
-          <w:sz w:val="22"/>
-        </w:rPr>
-        <w:t>◆</w:t>
-      </w:r>
-      <w:r>
-        <w:rPr>
-          <w:rFonts w:ascii="Tahoma" w:eastAsia="微软雅黑" w:hAnsi="Tahoma"/>
-          <w:kern w:val="0"/>
-          <w:sz w:val="22"/>
-        </w:rPr>
-        <w:t>Drill_HtmlDynamicSnapshotBackground</w:t>
-      </w:r>
-      <w:r>
-        <w:rPr>
-          <w:rFonts w:ascii="Tahoma" w:eastAsia="微软雅黑" w:hAnsi="Tahoma"/>
-          <w:kern w:val="0"/>
-          <w:sz w:val="22"/>
-        </w:rPr>
-        <w:tab/>
-      </w:r>
-      <w:r>
-        <w:rPr>
-          <w:rFonts w:ascii="Tahoma" w:eastAsia="微软雅黑" w:hAnsi="Tahoma" w:hint="eastAsia"/>
-          <w:kern w:val="0"/>
-          <w:sz w:val="22"/>
-        </w:rPr>
-        <w:t>游戏窗体</w:t>
-      </w:r>
-      <w:r>
-        <w:rPr>
-          <w:rFonts w:ascii="Tahoma" w:eastAsia="微软雅黑" w:hAnsi="Tahoma"/>
-          <w:kern w:val="0"/>
-          <w:sz w:val="22"/>
-        </w:rPr>
-        <w:t xml:space="preserve"> - </w:t>
-      </w:r>
-      <w:r>
-        <w:rPr>
-          <w:rFonts w:ascii="Tahoma" w:eastAsia="微软雅黑" w:hAnsi="Tahoma"/>
-          <w:kern w:val="0"/>
-          <w:sz w:val="22"/>
-        </w:rPr>
-        <w:t>天窗层的多层背景</w:t>
-      </w:r>
-    </w:p>
-    <w:p>
-      <w:pPr>
-        <w:widowControl/>
-        <w:adjustRightInd w:val="0"/>
-        <w:snapToGrid w:val="0"/>
-        <w:jc w:val="left"/>
-        <w:rPr>
-          <w:rFonts w:ascii="Tahoma" w:eastAsia="微软雅黑" w:hAnsi="Tahoma"/>
-          <w:kern w:val="0"/>
-          <w:sz w:val="22"/>
-        </w:rPr>
-      </w:pPr>
-      <w:r>
-        <w:rPr>
-          <w:rFonts w:ascii="Tahoma" w:eastAsia="微软雅黑" w:hAnsi="Tahoma"/>
-          <w:kern w:val="0"/>
-          <w:sz w:val="22"/>
-        </w:rPr>
-        <w:tab/>
-      </w:r>
-      <w:r>
-        <w:rPr>
-          <w:rFonts w:ascii="Tahoma" w:eastAsia="微软雅黑" w:hAnsi="Tahoma" w:hint="eastAsia"/>
-          <w:kern w:val="0"/>
-          <w:sz w:val="22"/>
-        </w:rPr>
-        <w:t>◆</w:t>
-      </w:r>
-      <w:r>
-        <w:rPr>
-          <w:rFonts w:ascii="Tahoma" w:eastAsia="微软雅黑" w:hAnsi="Tahoma"/>
-          <w:kern w:val="0"/>
-          <w:sz w:val="22"/>
-        </w:rPr>
-        <w:t>Drill_HtmlDynamicSnapshotSprite</w:t>
-      </w:r>
-      <w:r>
-        <w:rPr>
-          <w:rFonts w:ascii="Tahoma" w:eastAsia="微软雅黑" w:hAnsi="Tahoma" w:hint="eastAsia"/>
-          <w:kern w:val="0"/>
-          <w:sz w:val="22"/>
-        </w:rPr>
-        <w:tab/>
-      </w:r>
-      <w:r>
-        <w:rPr>
-          <w:rFonts w:ascii="Tahoma" w:eastAsia="微软雅黑" w:hAnsi="Tahoma" w:hint="eastAsia"/>
-          <w:kern w:val="0"/>
-          <w:sz w:val="22"/>
-        </w:rPr>
-        <w:tab/>
-      </w:r>
-      <w:r>
-        <w:rPr>
-          <w:rFonts w:ascii="Tahoma" w:eastAsia="微软雅黑" w:hAnsi="Tahoma" w:hint="eastAsia"/>
-          <w:kern w:val="0"/>
-          <w:sz w:val="22"/>
-        </w:rPr>
-        <w:t>游戏窗体</w:t>
-      </w:r>
-      <w:r>
-        <w:rPr>
-          <w:rFonts w:ascii="Tahoma" w:eastAsia="微软雅黑" w:hAnsi="Tahoma"/>
-          <w:kern w:val="0"/>
-          <w:sz w:val="22"/>
-        </w:rPr>
-        <w:t xml:space="preserve"> - </w:t>
-      </w:r>
-      <w:r>
-        <w:rPr>
-          <w:rFonts w:ascii="Tahoma" w:eastAsia="微软雅黑" w:hAnsi="Tahoma"/>
-          <w:kern w:val="0"/>
-          <w:sz w:val="22"/>
-        </w:rPr>
-        <w:t>天窗层的多层动态快照</w:t>
-      </w:r>
-    </w:p>
-    <w:p>
-      <w:pPr>
-        <w:widowControl/>
-        <w:jc w:val="left"/>
-        <w:rPr>
-          <w:rFonts w:ascii="Tahoma" w:eastAsia="微软雅黑" w:hAnsi="Tahoma"/>
-          <w:bCs/>
-          <w:kern w:val="0"/>
-          <w:sz w:val="22"/>
-        </w:rPr>
-      </w:pPr>
-      <w:r>
-        <w:rPr>
-          <w:rFonts w:ascii="Tahoma" w:eastAsia="微软雅黑" w:hAnsi="Tahoma" w:hint="eastAsia"/>
-          <w:bCs/>
-          <w:kern w:val="0"/>
-          <w:sz w:val="22"/>
-        </w:rPr>
-        <w:t>在文件夹</w:t>
-      </w:r>
-      <w:r>
-        <w:rPr>
-          <w:rFonts w:ascii="Tahoma" w:eastAsia="微软雅黑" w:hAnsi="Tahoma" w:hint="eastAsia"/>
-          <w:bCs/>
-          <w:kern w:val="0"/>
-          <w:sz w:val="22"/>
-        </w:rPr>
-        <w:t>img/</w:t>
-      </w:r>
-      <w:r>
-        <w:rPr>
-          <w:rFonts w:ascii="Tahoma" w:eastAsia="微软雅黑" w:hAnsi="Tahoma"/>
-          <w:bCs/>
-          <w:kern w:val="0"/>
-          <w:sz w:val="22"/>
-        </w:rPr>
-        <w:t>Special__layer</w:t>
-      </w:r>
-      <w:r>
-        <w:rPr>
-          <w:rFonts w:ascii="Tahoma" w:eastAsia="微软雅黑" w:hAnsi="Tahoma" w:hint="eastAsia"/>
-          <w:bCs/>
-          <w:kern w:val="0"/>
-          <w:sz w:val="22"/>
-        </w:rPr>
-        <w:t>/</w:t>
-      </w:r>
-      <w:r>
-        <w:rPr>
-          <w:rFonts w:ascii="Tahoma" w:eastAsia="微软雅黑" w:hAnsi="Tahoma"/>
-          <w:bCs/>
-          <w:kern w:val="0"/>
-          <w:sz w:val="22"/>
-        </w:rPr>
-        <w:t xml:space="preserve"> </w:t>
-      </w:r>
-      <w:r>
-        <w:rPr>
-          <w:rFonts w:ascii="Tahoma" w:eastAsia="微软雅黑" w:hAnsi="Tahoma" w:hint="eastAsia"/>
-          <w:bCs/>
-          <w:kern w:val="0"/>
-          <w:sz w:val="22"/>
-        </w:rPr>
-        <w:t>中，准备背景</w:t>
-      </w:r>
-      <w:r>
-        <w:rPr>
-          <w:rFonts w:ascii="Tahoma" w:eastAsia="微软雅黑" w:hAnsi="Tahoma" w:hint="eastAsia"/>
-          <w:bCs/>
-          <w:kern w:val="0"/>
-          <w:sz w:val="22"/>
-        </w:rPr>
-        <w:t>资源和遮罩资源。</w:t>
-      </w:r>
-    </w:p>
-    <w:p>
-      <w:pPr>
-        <w:widowControl/>
-        <w:snapToGrid w:val="0"/>
-        <w:jc w:val="left"/>
-        <w:rPr>
-          <w:rFonts w:ascii="Tahoma" w:eastAsia="微软雅黑" w:hAnsi="Tahoma"/>
-          <w:bCs/>
-          <w:kern w:val="0"/>
-          <w:sz w:val="22"/>
-        </w:rPr>
-      </w:pPr>
-      <w:r>
-        <w:rPr>
-          <w:rFonts w:ascii="Tahoma" w:eastAsia="微软雅黑" w:hAnsi="Tahoma" w:hint="eastAsia"/>
-          <w:bCs/>
-          <w:kern w:val="0"/>
-          <w:sz w:val="22"/>
-        </w:rPr>
-        <w:t>其中，背景要准备：</w:t>
-      </w:r>
-    </w:p>
-    <w:p>
-      <w:pPr>
-        <w:widowControl/>
-        <w:snapToGrid w:val="0"/>
-        <w:ind w:firstLineChars="200" w:firstLine="440"/>
-        <w:jc w:val="left"/>
-        <w:rPr>
-          <w:rFonts w:ascii="Tahoma" w:eastAsia="微软雅黑" w:hAnsi="Tahoma"/>
-          <w:bCs/>
-          <w:kern w:val="0"/>
-          <w:sz w:val="22"/>
-        </w:rPr>
-      </w:pPr>
-      <w:r>
-        <w:rPr>
-          <w:rFonts w:ascii="Tahoma" w:eastAsia="微软雅黑" w:hAnsi="Tahoma" w:hint="eastAsia"/>
-          <w:bCs/>
-          <w:kern w:val="0"/>
-          <w:sz w:val="22"/>
-        </w:rPr>
-        <w:t>幕布，用于出刀时，闪一下。</w:t>
-      </w:r>
-    </w:p>
-    <w:p>
-      <w:pPr>
-        <w:widowControl/>
-        <w:snapToGrid w:val="0"/>
-        <w:ind w:firstLineChars="200" w:firstLine="440"/>
-        <w:jc w:val="left"/>
-        <w:rPr>
-          <w:rFonts w:ascii="Tahoma" w:eastAsia="微软雅黑" w:hAnsi="Tahoma"/>
-          <w:bCs/>
-          <w:kern w:val="0"/>
-          <w:sz w:val="22"/>
-        </w:rPr>
-      </w:pPr>
-      <w:r>
-        <w:rPr>
-          <w:rFonts w:ascii="Tahoma" w:eastAsia="微软雅黑" w:hAnsi="Tahoma" w:hint="eastAsia"/>
-          <w:bCs/>
-          <w:kern w:val="0"/>
-          <w:sz w:val="22"/>
-        </w:rPr>
-        <w:t>次元斩背景，用于表示切割的痕迹线。</w:t>
-      </w:r>
-    </w:p>
-    <w:p>
-      <w:pPr>
-        <w:widowControl/>
-        <w:snapToGrid w:val="0"/>
-        <w:jc w:val="left"/>
-        <w:rPr>
-          <w:rFonts w:ascii="Tahoma" w:eastAsia="微软雅黑" w:hAnsi="Tahoma"/>
-          <w:bCs/>
-          <w:kern w:val="0"/>
-          <w:sz w:val="22"/>
-        </w:rPr>
-      </w:pPr>
-      <w:r>
-        <w:rPr>
-          <w:rFonts w:ascii="Tahoma" w:eastAsia="微软雅黑" w:hAnsi="Tahoma" w:hint="eastAsia"/>
-          <w:bCs/>
-          <w:kern w:val="0"/>
-          <w:sz w:val="22"/>
-        </w:rPr>
-        <w:t>然后，动态快照层要准备：</w:t>
-      </w:r>
-    </w:p>
-    <w:p>
-      <w:pPr>
-        <w:widowControl/>
-        <w:snapToGrid w:val="0"/>
-        <w:ind w:firstLineChars="200" w:firstLine="440"/>
-        <w:jc w:val="left"/>
-        <w:rPr>
-          <w:rFonts w:ascii="Tahoma" w:eastAsia="微软雅黑" w:hAnsi="Tahoma"/>
-          <w:bCs/>
-          <w:kern w:val="0"/>
-          <w:sz w:val="22"/>
-        </w:rPr>
-      </w:pPr>
-      <w:r>
-        <w:rPr>
-          <w:rFonts w:ascii="Tahoma" w:eastAsia="微软雅黑" w:hAnsi="Tahoma" w:hint="eastAsia"/>
-          <w:bCs/>
-          <w:kern w:val="0"/>
-          <w:sz w:val="22"/>
-        </w:rPr>
-        <w:t>两个遮罩，表示切</w:t>
-      </w:r>
-      <w:r>
-        <w:rPr>
-          <w:rFonts w:ascii="Tahoma" w:eastAsia="微软雅黑" w:hAnsi="Tahoma" w:hint="eastAsia"/>
-          <w:bCs/>
-          <w:kern w:val="0"/>
-          <w:sz w:val="22"/>
-        </w:rPr>
-        <w:t>出来的两半</w:t>
-      </w:r>
-      <w:r>
-        <w:rPr>
-          <w:rFonts w:ascii="Tahoma" w:eastAsia="微软雅黑" w:hAnsi="Tahoma" w:hint="eastAsia"/>
-          <w:bCs/>
-          <w:kern w:val="0"/>
-          <w:sz w:val="22"/>
-        </w:rPr>
-        <w:t>碎片</w:t>
-      </w:r>
-      <w:r>
-        <w:rPr>
-          <w:rFonts w:ascii="Tahoma" w:eastAsia="微软雅黑" w:hAnsi="Tahoma" w:hint="eastAsia"/>
-          <w:bCs/>
-          <w:kern w:val="0"/>
-          <w:sz w:val="22"/>
-        </w:rPr>
-        <w:t>。</w:t>
-      </w:r>
-    </w:p>
-    <w:p>
-      <w:pPr>
-        <w:widowControl/>
-        <w:snapToGrid w:val="0"/>
-        <w:ind w:firstLineChars="200" w:firstLine="440"/>
-        <w:jc w:val="left"/>
-        <w:rPr>
-          <w:rFonts w:ascii="Tahoma" w:eastAsia="微软雅黑" w:hAnsi="Tahoma"/>
-          <w:bCs/>
-          <w:kern w:val="0"/>
-          <w:sz w:val="22"/>
-        </w:rPr>
-      </w:pPr>
-      <w:r>
-        <w:rPr>
-          <w:rFonts w:ascii="Tahoma" w:eastAsia="微软雅黑" w:hAnsi="Tahoma" w:hint="eastAsia"/>
-          <w:bCs/>
-          <w:kern w:val="0"/>
-          <w:sz w:val="22"/>
-        </w:rPr>
-        <w:t>（注意，遮罩白色为显示的部分，遮罩黑色、遮罩透明的都为被遮挡的部分）</w:t>
-      </w:r>
-    </w:p>
-    <w:p>
-      <w:pPr>
-        <w:widowControl/>
-        <w:snapToGrid w:val="0"/>
-        <w:jc w:val="left"/>
-        <w:rPr>
-          <w:rFonts w:ascii="Tahoma" w:eastAsia="微软雅黑" w:hAnsi="Tahoma"/>
-          <w:bCs/>
-          <w:kern w:val="0"/>
-          <w:sz w:val="22"/>
-        </w:rPr>
-      </w:pPr>
-      <w:r>
-        <w:rPr>
-          <w:noProof/>
-        </w:rPr>
-        <w:drawing>
-          <wp:inline distT="0" distB="0" distL="0" distR="0" wp14:anchorId="5E6D1AAE" wp14:editId="42C85BC6">
-            <wp:extent cx="5274310" cy="1357630"/>
-            <wp:effectExtent l="19050" t="19050" r="21590" b="13970"/>
-            <wp:docPr id="1084281273" name="图片 27"/>
-            <wp:cNvGraphicFramePr>
-              <a:graphicFrameLocks xmlns:a="http://schemas.openxmlformats.org/drawingml/2006/main" noChangeAspect="1"/>
-            </wp:cNvGraphicFramePr>
-            <a:graphic xmlns:a="http://schemas.openxmlformats.org/drawingml/2006/main">
-              <a:graphicData uri="http://schemas.openxmlformats.org/drawingml/2006/picture">
-                <pic:pic xmlns:pic="http://schemas.openxmlformats.org/drawingml/2006/picture">
-                  <pic:nvPicPr>
-                    <pic:cNvPr id="0" name="Picture 54"/>
-                    <pic:cNvPicPr>
-                      <a:picLocks noChangeAspect="1" noChangeArrowheads="1"/>
-                    </pic:cNvPicPr>
-                  </pic:nvPicPr>
-                  <pic:blipFill>
-                    <a:blip r:embed="rId38">
-                      <a:extLst>
-                        <a:ext uri="{28A0092B-C50C-407E-A947-70E740481C1C}">
-                          <a14:useLocalDpi xmlns:a14="http://schemas.microsoft.com/office/drawing/2010/main" val="0"/>
-                        </a:ext>
-                      </a:extLst>
-                    </a:blip>
-                    <a:srcRect/>
-                    <a:stretch>
-                      <a:fillRect/>
-                    </a:stretch>
-                  </pic:blipFill>
-                  <pic:spPr bwMode="auto">
-                    <a:xfrm>
-                      <a:off x="0" y="0"/>
-                      <a:ext cx="5274310" cy="1357630"/>
-                    </a:xfrm>
-                    <a:prstGeom prst="rect">
-                      <a:avLst/>
-                    </a:prstGeom>
-                    <a:noFill/>
-                    <a:ln w="9525">
-                      <a:solidFill>
-                        <a:schemeClr val="tx1"/>
-                      </a:solidFill>
-                    </a:ln>
-                  </pic:spPr>
-                </pic:pic>
-              </a:graphicData>
-            </a:graphic>
-          </wp:inline>
-        </w:drawing>
-      </w:r>
-    </w:p>
-    <w:p>
-      <w:pPr>
-        <w:widowControl/>
-        <w:snapToGrid w:val="0"/>
-        <w:jc w:val="left"/>
-        <w:rPr>
-          <w:rFonts w:ascii="Tahoma" w:eastAsia="微软雅黑" w:hAnsi="Tahoma"/>
-          <w:bCs/>
-          <w:kern w:val="0"/>
-          <w:sz w:val="22"/>
-        </w:rPr>
-      </w:pPr>
-      <w:r>
-        <w:rPr>
-          <w:rFonts w:ascii="Tahoma" w:eastAsia="微软雅黑" w:hAnsi="Tahoma" w:hint="eastAsia"/>
-          <w:bCs/>
-          <w:kern w:val="0"/>
-          <w:sz w:val="22"/>
-        </w:rPr>
-        <w:t>如果是切两刀，那么就需要四片遮罩。（</w:t>
-      </w:r>
-      <w:r>
-        <w:rPr>
-          <w:rFonts w:ascii="Tahoma" w:eastAsia="微软雅黑" w:hAnsi="Tahoma" w:hint="eastAsia"/>
-          <w:bCs/>
-          <w:kern w:val="0"/>
-          <w:sz w:val="22"/>
-        </w:rPr>
-        <w:t>切更多则需要</w:t>
-      </w:r>
-      <w:r>
-        <w:rPr>
-          <w:rFonts w:ascii="Tahoma" w:eastAsia="微软雅黑" w:hAnsi="Tahoma" w:hint="eastAsia"/>
-          <w:bCs/>
-          <w:kern w:val="0"/>
-          <w:sz w:val="22"/>
-        </w:rPr>
-        <w:t>准备更多</w:t>
-      </w:r>
-      <w:r>
-        <w:rPr>
-          <w:rFonts w:ascii="Tahoma" w:eastAsia="微软雅黑" w:hAnsi="Tahoma" w:hint="eastAsia"/>
-          <w:bCs/>
-          <w:kern w:val="0"/>
-          <w:sz w:val="22"/>
-        </w:rPr>
-        <w:t>遮罩</w:t>
-      </w:r>
-      <w:r>
-        <w:rPr>
-          <w:rFonts w:ascii="Tahoma" w:eastAsia="微软雅黑" w:hAnsi="Tahoma" w:hint="eastAsia"/>
-          <w:bCs/>
-          <w:kern w:val="0"/>
-          <w:sz w:val="22"/>
-        </w:rPr>
-        <w:t>）</w:t>
-      </w:r>
-    </w:p>
-    <w:p>
-      <w:pPr>
-        <w:widowControl/>
-        <w:snapToGrid w:val="0"/>
-        <w:jc w:val="center"/>
-        <w:rPr>
-          <w:rFonts w:ascii="宋体" w:eastAsia="宋体" w:hAnsi="宋体" w:cs="宋体" w:hint="eastAsia"/>
-          <w:kern w:val="0"/>
-          <w:sz w:val="24"/>
-          <w:szCs w:val="24"/>
-        </w:rPr>
-      </w:pPr>
-      <w:r>
-        <w:rPr>
-          <w:noProof/>
-        </w:rPr>
-        <w:drawing>
-          <wp:inline distT="0" distB="0" distL="0" distR="0" wp14:anchorId="7EDD184E" wp14:editId="672B1724">
-            <wp:extent cx="4098701" cy="1470025"/>
-            <wp:effectExtent l="19050" t="19050" r="16510" b="15875"/>
-            <wp:docPr id="1976896564" name="图片 28"/>
-            <wp:cNvGraphicFramePr>
-              <a:graphicFrameLocks xmlns:a="http://schemas.openxmlformats.org/drawingml/2006/main" noChangeAspect="1"/>
-            </wp:cNvGraphicFramePr>
-            <a:graphic xmlns:a="http://schemas.openxmlformats.org/drawingml/2006/main">
-              <a:graphicData uri="http://schemas.openxmlformats.org/drawingml/2006/picture">
-                <pic:pic xmlns:pic="http://schemas.openxmlformats.org/drawingml/2006/picture">
-                  <pic:nvPicPr>
-                    <pic:cNvPr id="0" name="Picture 56"/>
-                    <pic:cNvPicPr>
-                      <a:picLocks noChangeAspect="1" noChangeArrowheads="1"/>
-                    </pic:cNvPicPr>
-                  </pic:nvPicPr>
-                  <pic:blipFill>
-                    <a:blip r:embed="rId39">
-                      <a:extLst>
-                        <a:ext uri="{28A0092B-C50C-407E-A947-70E740481C1C}">
-                          <a14:useLocalDpi xmlns:a14="http://schemas.microsoft.com/office/drawing/2010/main" val="0"/>
-                        </a:ext>
-                      </a:extLst>
-                    </a:blip>
-                    <a:srcRect/>
-                    <a:stretch>
-                      <a:fillRect/>
-                    </a:stretch>
-                  </pic:blipFill>
-                  <pic:spPr bwMode="auto">
-                    <a:xfrm>
-                      <a:off x="0" y="0"/>
-                      <a:ext cx="4117153" cy="1476643"/>
-                    </a:xfrm>
-                    <a:prstGeom prst="rect">
-                      <a:avLst/>
-                    </a:prstGeom>
-                    <a:noFill/>
-                    <a:ln w="9525">
-                      <a:solidFill>
-                        <a:schemeClr val="tx1"/>
-                      </a:solidFill>
-                    </a:ln>
-                  </pic:spPr>
-                </pic:pic>
-              </a:graphicData>
-            </a:graphic>
-          </wp:inline>
-        </w:drawing>
-      </w:r>
-    </w:p>
-    <w:p>
-      <w:pPr>
-        <w:pStyle w:val="4"/>
-        <w:snapToGrid w:val="0"/>
-        <w:spacing w:before="120" w:after="120" w:line="240" w:lineRule="auto"/>
-        <w:rPr>
-          <w:rFonts w:ascii="微软雅黑" w:eastAsia="微软雅黑" w:hAnsi="微软雅黑" w:hint="eastAsia"/>
-          <w:sz w:val="22"/>
-          <w:szCs w:val="22"/>
-        </w:rPr>
-      </w:pPr>
-      <w:r>
-        <w:rPr>
-          <w:rFonts w:ascii="微软雅黑" w:eastAsia="微软雅黑" w:hAnsi="微软雅黑"/>
-          <w:sz w:val="22"/>
-          <w:szCs w:val="22"/>
-        </w:rPr>
-        <w:lastRenderedPageBreak/>
-        <w:t>4</w:t>
-      </w:r>
-      <w:r>
-        <w:rPr>
-          <w:rFonts w:ascii="微软雅黑" w:eastAsia="微软雅黑" w:hAnsi="微软雅黑" w:hint="eastAsia"/>
-          <w:sz w:val="22"/>
-          <w:szCs w:val="22"/>
-        </w:rPr>
-        <w:t>.</w:t>
-      </w:r>
-      <w:r>
-        <w:rPr>
-          <w:rFonts w:ascii="微软雅黑" w:eastAsia="微软雅黑" w:hAnsi="微软雅黑"/>
-          <w:sz w:val="22"/>
-          <w:szCs w:val="22"/>
-        </w:rPr>
-        <w:t xml:space="preserve"> </w:t>
-      </w:r>
-      <w:r>
-        <w:rPr>
-          <w:rFonts w:ascii="微软雅黑" w:eastAsia="微软雅黑" w:hAnsi="微软雅黑" w:hint="eastAsia"/>
-          <w:sz w:val="22"/>
-          <w:szCs w:val="22"/>
-        </w:rPr>
-        <w:t>参数配置</w:t>
-      </w:r>
-    </w:p>
-    <w:p>
-      <w:pPr>
-        <w:widowControl/>
-        <w:snapToGrid w:val="0"/>
-        <w:rPr>
-          <w:rFonts w:ascii="Tahoma" w:eastAsia="微软雅黑" w:hAnsi="Tahoma"/>
-          <w:bCs/>
-          <w:kern w:val="0"/>
-          <w:sz w:val="22"/>
-        </w:rPr>
-      </w:pPr>
-      <w:r>
-        <w:rPr>
-          <w:rFonts w:ascii="Tahoma" w:eastAsia="微软雅黑" w:hAnsi="Tahoma" w:hint="eastAsia"/>
-          <w:bCs/>
-          <w:kern w:val="0"/>
-          <w:sz w:val="22"/>
-        </w:rPr>
-        <w:t>如下图，配置切割后的</w:t>
-      </w:r>
-      <w:r>
-        <w:rPr>
-          <w:rFonts w:ascii="Tahoma" w:eastAsia="微软雅黑" w:hAnsi="Tahoma" w:hint="eastAsia"/>
-          <w:bCs/>
-          <w:kern w:val="0"/>
-          <w:sz w:val="22"/>
-        </w:rPr>
-        <w:t xml:space="preserve"> </w:t>
-      </w:r>
-      <w:r>
-        <w:rPr>
-          <w:rFonts w:ascii="Tahoma" w:eastAsia="微软雅黑" w:hAnsi="Tahoma" w:hint="eastAsia"/>
-          <w:bCs/>
-          <w:kern w:val="0"/>
-          <w:sz w:val="22"/>
-        </w:rPr>
-        <w:t>左半边和右半边。</w:t>
-      </w:r>
-    </w:p>
-    <w:p>
-      <w:pPr>
-        <w:widowControl/>
-        <w:snapToGrid w:val="0"/>
-        <w:jc w:val="center"/>
-        <w:rPr>
-          <w:rFonts w:ascii="Tahoma" w:eastAsia="微软雅黑" w:hAnsi="Tahoma"/>
-          <w:bCs/>
-          <w:kern w:val="0"/>
-          <w:sz w:val="22"/>
-        </w:rPr>
-      </w:pPr>
-      <w:r>
-        <w:rPr>
-          <w:noProof/>
-        </w:rPr>
-        <w:drawing>
-          <wp:inline distT="0" distB="0" distL="0" distR="0" wp14:anchorId="125D6EE9" wp14:editId="2F228C9C">
-            <wp:extent cx="4130040" cy="607151"/>
-            <wp:effectExtent l="0" t="0" r="3810" b="2540"/>
-            <wp:docPr id="2139176310" name="图片 29"/>
-            <wp:cNvGraphicFramePr>
-              <a:graphicFrameLocks xmlns:a="http://schemas.openxmlformats.org/drawingml/2006/main" noChangeAspect="1"/>
-            </wp:cNvGraphicFramePr>
-            <a:graphic xmlns:a="http://schemas.openxmlformats.org/drawingml/2006/main">
-              <a:graphicData uri="http://schemas.openxmlformats.org/drawingml/2006/picture">
-                <pic:pic xmlns:pic="http://schemas.openxmlformats.org/drawingml/2006/picture">
-                  <pic:nvPicPr>
-                    <pic:cNvPr id="0" name="Picture 58"/>
-                    <pic:cNvPicPr>
-                      <a:picLocks noChangeAspect="1" noChangeArrowheads="1"/>
-                    </pic:cNvPicPr>
-                  </pic:nvPicPr>
-                  <pic:blipFill>
-                    <a:blip r:embed="rId40">
-                      <a:extLst>
-                        <a:ext uri="{28A0092B-C50C-407E-A947-70E740481C1C}">
-                          <a14:useLocalDpi xmlns:a14="http://schemas.microsoft.com/office/drawing/2010/main" val="0"/>
-                        </a:ext>
-                      </a:extLst>
-                    </a:blip>
-                    <a:srcRect/>
-                    <a:stretch>
-                      <a:fillRect/>
-                    </a:stretch>
-                  </pic:blipFill>
-                  <pic:spPr bwMode="auto">
-                    <a:xfrm>
-                      <a:off x="0" y="0"/>
-                      <a:ext cx="4144504" cy="609277"/>
-                    </a:xfrm>
-                    <a:prstGeom prst="rect">
-                      <a:avLst/>
-                    </a:prstGeom>
-                    <a:noFill/>
-                    <a:ln>
-                      <a:noFill/>
-                    </a:ln>
-                  </pic:spPr>
-                </pic:pic>
-              </a:graphicData>
-            </a:graphic>
-          </wp:inline>
-        </w:drawing>
-      </w:r>
-    </w:p>
-    <w:p>
-      <w:pPr>
-        <w:widowControl/>
-        <w:snapToGrid w:val="0"/>
-        <w:rPr>
-          <w:rFonts w:ascii="Tahoma" w:eastAsia="微软雅黑" w:hAnsi="Tahoma"/>
-          <w:bCs/>
-          <w:kern w:val="0"/>
-          <w:sz w:val="22"/>
-        </w:rPr>
-      </w:pPr>
-      <w:r>
-        <w:rPr>
-          <w:rFonts w:ascii="Tahoma" w:eastAsia="微软雅黑" w:hAnsi="Tahoma" w:hint="eastAsia"/>
-          <w:bCs/>
-          <w:kern w:val="0"/>
-          <w:sz w:val="22"/>
-        </w:rPr>
-        <w:t>动态快照整体稍微放大一点，</w:t>
-      </w:r>
-      <w:r>
-        <w:rPr>
-          <w:rFonts w:ascii="Tahoma" w:eastAsia="微软雅黑" w:hAnsi="Tahoma" w:hint="eastAsia"/>
-          <w:bCs/>
-          <w:kern w:val="0"/>
-          <w:sz w:val="22"/>
-        </w:rPr>
-        <w:t>设置缩放</w:t>
-      </w:r>
-      <w:r>
-        <w:rPr>
-          <w:rFonts w:ascii="Tahoma" w:eastAsia="微软雅黑" w:hAnsi="Tahoma" w:hint="eastAsia"/>
-          <w:bCs/>
-          <w:kern w:val="0"/>
-          <w:sz w:val="22"/>
-        </w:rPr>
-        <w:t>1</w:t>
-      </w:r>
-      <w:r>
-        <w:rPr>
-          <w:rFonts w:ascii="Tahoma" w:eastAsia="微软雅黑" w:hAnsi="Tahoma"/>
-          <w:bCs/>
-          <w:kern w:val="0"/>
-          <w:sz w:val="22"/>
-        </w:rPr>
-        <w:t>.05</w:t>
-      </w:r>
-      <w:r>
-        <w:rPr>
-          <w:rFonts w:ascii="Tahoma" w:eastAsia="微软雅黑" w:hAnsi="Tahoma" w:hint="eastAsia"/>
-          <w:bCs/>
-          <w:kern w:val="0"/>
-          <w:sz w:val="22"/>
-        </w:rPr>
-        <w:t>。</w:t>
-      </w:r>
-      <w:r>
-        <w:rPr>
-          <w:rFonts w:ascii="Tahoma" w:eastAsia="微软雅黑" w:hAnsi="Tahoma" w:hint="eastAsia"/>
-          <w:bCs/>
-          <w:kern w:val="0"/>
-          <w:sz w:val="22"/>
-        </w:rPr>
-        <w:t xml:space="preserve"> </w:t>
-      </w:r>
-    </w:p>
-    <w:p>
-      <w:pPr>
-        <w:widowControl/>
-        <w:snapToGrid w:val="0"/>
-        <w:rPr>
-          <w:rFonts w:ascii="Tahoma" w:eastAsia="微软雅黑" w:hAnsi="Tahoma"/>
-          <w:bCs/>
-          <w:kern w:val="0"/>
-          <w:sz w:val="22"/>
-        </w:rPr>
-      </w:pPr>
-      <w:r>
-        <w:rPr>
-          <w:rFonts w:ascii="Tahoma" w:eastAsia="微软雅黑" w:hAnsi="Tahoma" w:hint="eastAsia"/>
-          <w:bCs/>
-          <w:kern w:val="0"/>
-          <w:sz w:val="22"/>
-        </w:rPr>
-        <w:t>然后，设置左半边和右半边的坐标平移</w:t>
-      </w:r>
-      <w:r>
-        <w:rPr>
-          <w:rFonts w:ascii="Tahoma" w:eastAsia="微软雅黑" w:hAnsi="Tahoma" w:hint="eastAsia"/>
-          <w:bCs/>
-          <w:kern w:val="0"/>
-          <w:sz w:val="22"/>
-        </w:rPr>
-        <w:t>，形成位移差</w:t>
-      </w:r>
-      <w:r>
-        <w:rPr>
-          <w:rFonts w:ascii="Tahoma" w:eastAsia="微软雅黑" w:hAnsi="Tahoma" w:hint="eastAsia"/>
-          <w:bCs/>
-          <w:kern w:val="0"/>
-          <w:sz w:val="22"/>
-        </w:rPr>
-        <w:t>。</w:t>
-      </w:r>
-    </w:p>
-    <w:p>
-      <w:pPr>
-        <w:widowControl/>
-        <w:snapToGrid w:val="0"/>
-        <w:jc w:val="center"/>
-        <w:rPr>
-          <w:rFonts w:ascii="Tahoma" w:eastAsia="微软雅黑" w:hAnsi="Tahoma"/>
-          <w:bCs/>
-          <w:kern w:val="0"/>
-          <w:sz w:val="22"/>
-        </w:rPr>
-      </w:pPr>
-      <w:r>
-        <w:rPr>
-          <w:noProof/>
-        </w:rPr>
-        <w:drawing>
-          <wp:inline distT="0" distB="0" distL="0" distR="0" wp14:anchorId="69C94D87" wp14:editId="1E133C3A">
-            <wp:extent cx="3368040" cy="1073118"/>
-            <wp:effectExtent l="0" t="0" r="3810" b="0"/>
-            <wp:docPr id="213153746" name="图片 30"/>
-            <wp:cNvGraphicFramePr>
-              <a:graphicFrameLocks xmlns:a="http://schemas.openxmlformats.org/drawingml/2006/main" noChangeAspect="1"/>
-            </wp:cNvGraphicFramePr>
-            <a:graphic xmlns:a="http://schemas.openxmlformats.org/drawingml/2006/main">
-              <a:graphicData uri="http://schemas.openxmlformats.org/drawingml/2006/picture">
-                <pic:pic xmlns:pic="http://schemas.openxmlformats.org/drawingml/2006/picture">
-                  <pic:nvPicPr>
-                    <pic:cNvPr id="0" name="Picture 60"/>
-                    <pic:cNvPicPr>
-                      <a:picLocks noChangeAspect="1" noChangeArrowheads="1"/>
-                    </pic:cNvPicPr>
-                  </pic:nvPicPr>
-                  <pic:blipFill>
-                    <a:blip r:embed="rId41">
-                      <a:extLst>
-                        <a:ext uri="{28A0092B-C50C-407E-A947-70E740481C1C}">
-                          <a14:useLocalDpi xmlns:a14="http://schemas.microsoft.com/office/drawing/2010/main" val="0"/>
-                        </a:ext>
-                      </a:extLst>
-                    </a:blip>
-                    <a:srcRect/>
-                    <a:stretch>
-                      <a:fillRect/>
-                    </a:stretch>
-                  </pic:blipFill>
-                  <pic:spPr bwMode="auto">
-                    <a:xfrm>
-                      <a:off x="0" y="0"/>
-                      <a:ext cx="3388609" cy="1079672"/>
-                    </a:xfrm>
-                    <a:prstGeom prst="rect">
-                      <a:avLst/>
-                    </a:prstGeom>
-                    <a:noFill/>
-                    <a:ln>
-                      <a:noFill/>
-                    </a:ln>
-                  </pic:spPr>
-                </pic:pic>
-              </a:graphicData>
-            </a:graphic>
-          </wp:inline>
-        </w:drawing>
-      </w:r>
-    </w:p>
-    <w:p>
-      <w:pPr>
-        <w:widowControl/>
-        <w:snapToGrid w:val="0"/>
-        <w:jc w:val="center"/>
-        <w:rPr>
-          <w:rFonts w:ascii="Tahoma" w:eastAsia="微软雅黑" w:hAnsi="Tahoma"/>
-          <w:bCs/>
-          <w:kern w:val="0"/>
-          <w:sz w:val="22"/>
-        </w:rPr>
-      </w:pPr>
-      <w:r>
-        <w:rPr>
-          <w:noProof/>
-        </w:rPr>
-        <w:drawing>
-          <wp:inline distT="0" distB="0" distL="0" distR="0" wp14:anchorId="26B99852" wp14:editId="5431F5F9">
-            <wp:extent cx="3377713" cy="762000"/>
-            <wp:effectExtent l="0" t="0" r="0" b="0"/>
-            <wp:docPr id="316462443" name="图片 31"/>
-            <wp:cNvGraphicFramePr>
-              <a:graphicFrameLocks xmlns:a="http://schemas.openxmlformats.org/drawingml/2006/main" noChangeAspect="1"/>
-            </wp:cNvGraphicFramePr>
-            <a:graphic xmlns:a="http://schemas.openxmlformats.org/drawingml/2006/main">
-              <a:graphicData uri="http://schemas.openxmlformats.org/drawingml/2006/picture">
-                <pic:pic xmlns:pic="http://schemas.openxmlformats.org/drawingml/2006/picture">
-                  <pic:nvPicPr>
-                    <pic:cNvPr id="0" name="Picture 62"/>
-                    <pic:cNvPicPr>
-                      <a:picLocks noChangeAspect="1" noChangeArrowheads="1"/>
-                    </pic:cNvPicPr>
-                  </pic:nvPicPr>
-                  <pic:blipFill>
-                    <a:blip r:embed="rId42">
-                      <a:extLst>
-                        <a:ext uri="{28A0092B-C50C-407E-A947-70E740481C1C}">
-                          <a14:useLocalDpi xmlns:a14="http://schemas.microsoft.com/office/drawing/2010/main" val="0"/>
-                        </a:ext>
-                      </a:extLst>
-                    </a:blip>
-                    <a:srcRect/>
-                    <a:stretch>
-                      <a:fillRect/>
-                    </a:stretch>
-                  </pic:blipFill>
-                  <pic:spPr bwMode="auto">
-                    <a:xfrm>
-                      <a:off x="0" y="0"/>
-                      <a:ext cx="3381415" cy="762835"/>
-                    </a:xfrm>
-                    <a:prstGeom prst="rect">
-                      <a:avLst/>
-                    </a:prstGeom>
-                    <a:noFill/>
-                    <a:ln>
-                      <a:noFill/>
-                    </a:ln>
-                  </pic:spPr>
-                </pic:pic>
-              </a:graphicData>
-            </a:graphic>
-          </wp:inline>
-        </w:drawing>
-      </w:r>
-    </w:p>
-    <w:p>
-      <w:pPr>
-        <w:widowControl/>
-        <w:snapToGrid w:val="0"/>
-        <w:jc w:val="center"/>
-        <w:rPr>
-          <w:rFonts w:ascii="Tahoma" w:eastAsia="微软雅黑" w:hAnsi="Tahoma"/>
-          <w:bCs/>
-          <w:kern w:val="0"/>
-          <w:sz w:val="22"/>
-        </w:rPr>
-      </w:pPr>
-      <w:r>
-        <w:rPr>
-          <w:noProof/>
-        </w:rPr>
-        <w:drawing>
-          <wp:inline distT="0" distB="0" distL="0" distR="0" wp14:anchorId="501BC51F" wp14:editId="57380926">
-            <wp:extent cx="3390900" cy="810867"/>
-            <wp:effectExtent l="0" t="0" r="0" b="8890"/>
-            <wp:docPr id="816254483" name="图片 32"/>
-            <wp:cNvGraphicFramePr>
-              <a:graphicFrameLocks xmlns:a="http://schemas.openxmlformats.org/drawingml/2006/main" noChangeAspect="1"/>
-            </wp:cNvGraphicFramePr>
-            <a:graphic xmlns:a="http://schemas.openxmlformats.org/drawingml/2006/main">
-              <a:graphicData uri="http://schemas.openxmlformats.org/drawingml/2006/picture">
-                <pic:pic xmlns:pic="http://schemas.openxmlformats.org/drawingml/2006/picture">
-                  <pic:nvPicPr>
-                    <pic:cNvPr id="0" name="Picture 64"/>
-                    <pic:cNvPicPr>
-                      <a:picLocks noChangeAspect="1" noChangeArrowheads="1"/>
-                    </pic:cNvPicPr>
-                  </pic:nvPicPr>
-                  <pic:blipFill>
-                    <a:blip r:embed="rId43">
-                      <a:extLst>
-                        <a:ext uri="{28A0092B-C50C-407E-A947-70E740481C1C}">
-                          <a14:useLocalDpi xmlns:a14="http://schemas.microsoft.com/office/drawing/2010/main" val="0"/>
-                        </a:ext>
-                      </a:extLst>
-                    </a:blip>
-                    <a:srcRect/>
-                    <a:stretch>
-                      <a:fillRect/>
-                    </a:stretch>
-                  </pic:blipFill>
-                  <pic:spPr bwMode="auto">
-                    <a:xfrm>
-                      <a:off x="0" y="0"/>
-                      <a:ext cx="3415478" cy="816744"/>
-                    </a:xfrm>
-                    <a:prstGeom prst="rect">
-                      <a:avLst/>
-                    </a:prstGeom>
-                    <a:noFill/>
-                    <a:ln>
-                      <a:noFill/>
-                    </a:ln>
-                  </pic:spPr>
-                </pic:pic>
-              </a:graphicData>
-            </a:graphic>
-          </wp:inline>
-        </w:drawing>
-      </w:r>
-    </w:p>
-    <w:p>
-      <w:pPr>
-        <w:widowControl/>
-        <w:snapToGrid w:val="0"/>
-        <w:rPr>
-          <w:rFonts w:ascii="Tahoma" w:eastAsia="微软雅黑" w:hAnsi="Tahoma"/>
-          <w:bCs/>
-          <w:kern w:val="0"/>
-          <w:sz w:val="22"/>
-        </w:rPr>
-      </w:pPr>
-      <w:r>
-        <w:rPr>
-          <w:rFonts w:ascii="Tahoma" w:eastAsia="微软雅黑" w:hAnsi="Tahoma" w:hint="eastAsia"/>
-          <w:bCs/>
-          <w:kern w:val="0"/>
-          <w:sz w:val="22"/>
-        </w:rPr>
-        <w:t>最后</w:t>
-      </w:r>
-      <w:r>
-        <w:rPr>
-          <w:rFonts w:ascii="Tahoma" w:eastAsia="微软雅黑" w:hAnsi="Tahoma" w:hint="eastAsia"/>
-          <w:bCs/>
-          <w:kern w:val="0"/>
-          <w:sz w:val="22"/>
-        </w:rPr>
-        <w:t>添加插件指令显示即可。</w:t>
-      </w:r>
-    </w:p>
-    <w:p>
-      <w:pPr>
-        <w:widowControl/>
-        <w:snapToGrid w:val="0"/>
-        <w:rPr>
-          <w:rFonts w:ascii="Tahoma" w:eastAsia="微软雅黑" w:hAnsi="Tahoma"/>
-          <w:bCs/>
-          <w:kern w:val="0"/>
-          <w:sz w:val="22"/>
-        </w:rPr>
-      </w:pPr>
-      <w:r>
-        <w:rPr>
-          <w:rFonts w:ascii="Tahoma" w:eastAsia="微软雅黑" w:hAnsi="Tahoma" w:hint="eastAsia"/>
-          <w:bCs/>
-          <w:kern w:val="0"/>
-          <w:sz w:val="22"/>
-        </w:rPr>
-        <w:t>（动态快照和天窗层的背景只能通过插件指令设置显示出来。）</w:t>
-      </w:r>
-    </w:p>
-    <w:p>
-      <w:pPr>
-        <w:widowControl/>
-        <w:snapToGrid w:val="0"/>
-        <w:jc w:val="center"/>
-        <w:rPr>
-          <w:rFonts w:ascii="Tahoma" w:eastAsia="微软雅黑" w:hAnsi="Tahoma"/>
-          <w:bCs/>
-          <w:kern w:val="0"/>
-          <w:sz w:val="22"/>
-        </w:rPr>
-      </w:pPr>
-      <w:r>
-        <w:rPr>
-          <w:noProof/>
-        </w:rPr>
-        <w:drawing>
-          <wp:inline distT="0" distB="0" distL="0" distR="0" wp14:anchorId="11E5DAD8" wp14:editId="0C7F1428">
-            <wp:extent cx="4282440" cy="751074"/>
-            <wp:effectExtent l="0" t="0" r="3810" b="0"/>
-            <wp:docPr id="122887368" name="图片 33"/>
-            <wp:cNvGraphicFramePr>
-              <a:graphicFrameLocks xmlns:a="http://schemas.openxmlformats.org/drawingml/2006/main" noChangeAspect="1"/>
-            </wp:cNvGraphicFramePr>
-            <a:graphic xmlns:a="http://schemas.openxmlformats.org/drawingml/2006/main">
-              <a:graphicData uri="http://schemas.openxmlformats.org/drawingml/2006/picture">
-                <pic:pic xmlns:pic="http://schemas.openxmlformats.org/drawingml/2006/picture">
-                  <pic:nvPicPr>
-                    <pic:cNvPr id="0" name="Picture 66"/>
-                    <pic:cNvPicPr>
-                      <a:picLocks noChangeAspect="1" noChangeArrowheads="1"/>
-                    </pic:cNvPicPr>
-                  </pic:nvPicPr>
-                  <pic:blipFill>
-                    <a:blip r:embed="rId44">
-                      <a:extLst>
-                        <a:ext uri="{28A0092B-C50C-407E-A947-70E740481C1C}">
-                          <a14:useLocalDpi xmlns:a14="http://schemas.microsoft.com/office/drawing/2010/main" val="0"/>
-                        </a:ext>
-                      </a:extLst>
-                    </a:blip>
-                    <a:srcRect/>
-                    <a:stretch>
-                      <a:fillRect/>
-                    </a:stretch>
-                  </pic:blipFill>
-                  <pic:spPr bwMode="auto">
-                    <a:xfrm>
-                      <a:off x="0" y="0"/>
-                      <a:ext cx="4296164" cy="753481"/>
-                    </a:xfrm>
-                    <a:prstGeom prst="rect">
-                      <a:avLst/>
-                    </a:prstGeom>
-                    <a:noFill/>
-                    <a:ln>
-                      <a:noFill/>
-                    </a:ln>
-                  </pic:spPr>
-                </pic:pic>
-              </a:graphicData>
-            </a:graphic>
-          </wp:inline>
-        </w:drawing>
-      </w:r>
-    </w:p>
-    <w:p>
-      <w:pPr>
-        <w:pStyle w:val="4"/>
-        <w:snapToGrid w:val="0"/>
-        <w:spacing w:before="120" w:after="120" w:line="240" w:lineRule="auto"/>
-        <w:rPr>
-          <w:rFonts w:ascii="微软雅黑" w:eastAsia="微软雅黑" w:hAnsi="微软雅黑" w:hint="eastAsia"/>
-          <w:sz w:val="22"/>
-          <w:szCs w:val="22"/>
-        </w:rPr>
-      </w:pPr>
-      <w:r>
-        <w:rPr>
-          <w:rFonts w:ascii="微软雅黑" w:eastAsia="微软雅黑" w:hAnsi="微软雅黑"/>
-          <w:sz w:val="22"/>
-          <w:szCs w:val="22"/>
-        </w:rPr>
-        <w:t>5</w:t>
-      </w:r>
-      <w:r>
-        <w:rPr>
-          <w:rFonts w:ascii="微软雅黑" w:eastAsia="微软雅黑" w:hAnsi="微软雅黑" w:hint="eastAsia"/>
-          <w:sz w:val="22"/>
-          <w:szCs w:val="22"/>
-        </w:rPr>
-        <w:t>.</w:t>
-      </w:r>
-      <w:r>
-        <w:rPr>
-          <w:rFonts w:ascii="微软雅黑" w:eastAsia="微软雅黑" w:hAnsi="微软雅黑"/>
-          <w:sz w:val="22"/>
-          <w:szCs w:val="22"/>
-        </w:rPr>
-        <w:t xml:space="preserve"> </w:t>
-      </w:r>
-      <w:r>
-        <w:rPr>
-          <w:rFonts w:ascii="微软雅黑" w:eastAsia="微软雅黑" w:hAnsi="微软雅黑" w:hint="eastAsia"/>
-          <w:sz w:val="22"/>
-          <w:szCs w:val="22"/>
-        </w:rPr>
-        <w:t>测试效果</w:t>
-      </w:r>
-    </w:p>
-    <w:p>
-      <w:pPr>
-        <w:widowControl/>
-        <w:snapToGrid w:val="0"/>
-        <w:rPr>
-          <w:rFonts w:ascii="Tahoma" w:eastAsia="微软雅黑" w:hAnsi="Tahoma"/>
-          <w:bCs/>
-          <w:kern w:val="0"/>
-          <w:sz w:val="22"/>
-        </w:rPr>
-      </w:pPr>
-      <w:r>
-        <w:rPr>
-          <w:rFonts w:ascii="Tahoma" w:eastAsia="微软雅黑" w:hAnsi="Tahoma" w:hint="eastAsia"/>
-          <w:bCs/>
-          <w:kern w:val="0"/>
-          <w:sz w:val="22"/>
-        </w:rPr>
-        <w:t>然后进入游戏测试，</w:t>
-      </w:r>
-    </w:p>
-    <w:p>
-      <w:pPr>
-        <w:widowControl/>
-        <w:snapToGrid w:val="0"/>
-        <w:rPr>
-          <w:rFonts w:ascii="Tahoma" w:eastAsia="微软雅黑" w:hAnsi="Tahoma"/>
-          <w:bCs/>
-          <w:kern w:val="0"/>
-          <w:sz w:val="22"/>
-        </w:rPr>
-      </w:pPr>
-      <w:r>
-        <w:rPr>
-          <w:rFonts w:ascii="Tahoma" w:eastAsia="微软雅黑" w:hAnsi="Tahoma" w:hint="eastAsia"/>
-          <w:bCs/>
-          <w:kern w:val="0"/>
-          <w:sz w:val="22"/>
-        </w:rPr>
-        <w:t>可以看到设置不同的位移后，两个动态快照看起来像是切割过的镜片一样</w:t>
-      </w:r>
-      <w:r>
-        <w:rPr>
-          <w:rFonts w:ascii="Tahoma" w:eastAsia="微软雅黑" w:hAnsi="Tahoma" w:hint="eastAsia"/>
-          <w:bCs/>
-          <w:kern w:val="0"/>
-          <w:sz w:val="22"/>
-        </w:rPr>
-        <w:t>。</w:t>
-      </w:r>
-    </w:p>
-    <w:p>
-      <w:pPr>
-        <w:widowControl/>
-        <w:snapToGrid w:val="0"/>
-        <w:jc w:val="center"/>
-        <w:rPr>
-          <w:rFonts w:ascii="宋体" w:eastAsia="宋体" w:hAnsi="宋体" w:cs="宋体" w:hint="eastAsia"/>
-          <w:kern w:val="0"/>
-          <w:sz w:val="24"/>
-          <w:szCs w:val="24"/>
-        </w:rPr>
-      </w:pPr>
-      <w:r>
-        <w:rPr>
-          <w:noProof/>
-        </w:rPr>
-        <w:drawing>
-          <wp:inline distT="0" distB="0" distL="0" distR="0" wp14:anchorId="3B08750F" wp14:editId="2D84835F">
-            <wp:extent cx="3178228" cy="2247900"/>
-            <wp:effectExtent l="0" t="0" r="3175" b="0"/>
-            <wp:docPr id="1350947317" name="图片 34"/>
-            <wp:cNvGraphicFramePr>
-              <a:graphicFrameLocks xmlns:a="http://schemas.openxmlformats.org/drawingml/2006/main" noChangeAspect="1"/>
-            </wp:cNvGraphicFramePr>
-            <a:graphic xmlns:a="http://schemas.openxmlformats.org/drawingml/2006/main">
-              <a:graphicData uri="http://schemas.openxmlformats.org/drawingml/2006/picture">
-                <pic:pic xmlns:pic="http://schemas.openxmlformats.org/drawingml/2006/picture">
-                  <pic:nvPicPr>
-                    <pic:cNvPr id="0" name="Picture 68"/>
-                    <pic:cNvPicPr>
-                      <a:picLocks noChangeAspect="1" noChangeArrowheads="1"/>
-                    </pic:cNvPicPr>
-                  </pic:nvPicPr>
-                  <pic:blipFill>
-                    <a:blip r:embed="rId30">
-                      <a:extLst>
-                        <a:ext uri="{28A0092B-C50C-407E-A947-70E740481C1C}">
-                          <a14:useLocalDpi xmlns:a14="http://schemas.microsoft.com/office/drawing/2010/main" val="0"/>
-                        </a:ext>
-                      </a:extLst>
-                    </a:blip>
-                    <a:srcRect/>
-                    <a:stretch>
-                      <a:fillRect/>
-                    </a:stretch>
-                  </pic:blipFill>
-                  <pic:spPr bwMode="auto">
-                    <a:xfrm>
-                      <a:off x="0" y="0"/>
-                      <a:ext cx="3182688" cy="2251055"/>
-                    </a:xfrm>
-                    <a:prstGeom prst="rect">
-                      <a:avLst/>
-                    </a:prstGeom>
-                    <a:noFill/>
-                    <a:ln>
-                      <a:noFill/>
-                    </a:ln>
-                  </pic:spPr>
-                </pic:pic>
-              </a:graphicData>
-            </a:graphic>
-          </wp:inline>
-        </w:drawing>
-      </w:r>
-    </w:p>
-    <w:p>
-      <w:pPr>
-        <w:widowControl/>
-        <w:jc w:val="left"/>
-        <w:rPr>
-          <w:rFonts w:ascii="Tahoma" w:eastAsia="微软雅黑" w:hAnsi="Tahoma"/>
-          <w:bCs/>
-          <w:kern w:val="0"/>
-          <w:sz w:val="22"/>
-        </w:rPr>
-      </w:pPr>
-    </w:p>
-    <w:p>
-      <w:pPr>
-        <w:pStyle w:val="4"/>
-        <w:snapToGrid w:val="0"/>
-        <w:spacing w:before="120" w:after="120" w:line="240" w:lineRule="auto"/>
-        <w:rPr>
-          <w:rFonts w:ascii="微软雅黑" w:eastAsia="微软雅黑" w:hAnsi="微软雅黑" w:hint="eastAsia"/>
-          <w:sz w:val="22"/>
-          <w:szCs w:val="22"/>
-        </w:rPr>
-      </w:pPr>
-      <w:r>
-        <w:rPr>
-          <w:rFonts w:ascii="微软雅黑" w:eastAsia="微软雅黑" w:hAnsi="微软雅黑"/>
-          <w:sz w:val="22"/>
-          <w:szCs w:val="22"/>
-        </w:rPr>
-        <w:lastRenderedPageBreak/>
-        <w:t>6</w:t>
-      </w:r>
-      <w:r>
-        <w:rPr>
-          <w:rFonts w:ascii="微软雅黑" w:eastAsia="微软雅黑" w:hAnsi="微软雅黑" w:hint="eastAsia"/>
-          <w:sz w:val="22"/>
-          <w:szCs w:val="22"/>
-        </w:rPr>
-        <w:t>.</w:t>
-      </w:r>
-      <w:r>
-        <w:rPr>
-          <w:rFonts w:ascii="微软雅黑" w:eastAsia="微软雅黑" w:hAnsi="微软雅黑"/>
-          <w:sz w:val="22"/>
-          <w:szCs w:val="22"/>
-        </w:rPr>
-        <w:t xml:space="preserve"> </w:t>
-      </w:r>
-      <w:r>
-        <w:rPr>
-          <w:rFonts w:ascii="微软雅黑" w:eastAsia="微软雅黑" w:hAnsi="微软雅黑" w:hint="eastAsia"/>
-          <w:sz w:val="22"/>
-          <w:szCs w:val="22"/>
-        </w:rPr>
-        <w:t>细节</w:t>
-      </w:r>
-      <w:r>
-        <w:rPr>
-          <w:rFonts w:ascii="微软雅黑" w:eastAsia="微软雅黑" w:hAnsi="微软雅黑" w:hint="eastAsia"/>
-          <w:sz w:val="22"/>
-          <w:szCs w:val="22"/>
-        </w:rPr>
-        <w:t>调整</w:t>
-      </w:r>
-    </w:p>
-    <w:p>
-      <w:pPr>
-        <w:widowControl/>
-        <w:snapToGrid w:val="0"/>
-        <w:rPr>
-          <w:rFonts w:ascii="Tahoma" w:eastAsia="微软雅黑" w:hAnsi="Tahoma"/>
-          <w:bCs/>
-          <w:kern w:val="0"/>
-          <w:sz w:val="22"/>
-        </w:rPr>
-      </w:pPr>
-      <w:r>
-        <w:rPr>
-          <w:rFonts w:ascii="Tahoma" w:eastAsia="微软雅黑" w:hAnsi="Tahoma" w:hint="eastAsia"/>
-          <w:bCs/>
-          <w:kern w:val="0"/>
-          <w:sz w:val="22"/>
-        </w:rPr>
-        <w:t>由于</w:t>
-      </w:r>
-      <w:r>
-        <w:rPr>
-          <w:rFonts w:ascii="Tahoma" w:eastAsia="微软雅黑" w:hAnsi="Tahoma" w:hint="eastAsia"/>
-          <w:bCs/>
-          <w:kern w:val="0"/>
-          <w:sz w:val="22"/>
-        </w:rPr>
-        <w:t>动态快照</w:t>
-      </w:r>
-      <w:r>
-        <w:rPr>
-          <w:rFonts w:ascii="Tahoma" w:eastAsia="微软雅黑" w:hAnsi="Tahoma" w:hint="eastAsia"/>
-          <w:bCs/>
-          <w:kern w:val="0"/>
-          <w:sz w:val="22"/>
-        </w:rPr>
-        <w:t>层</w:t>
-      </w:r>
-      <w:r>
-        <w:rPr>
-          <w:rFonts w:ascii="Tahoma" w:eastAsia="微软雅黑" w:hAnsi="Tahoma" w:hint="eastAsia"/>
-          <w:bCs/>
-          <w:kern w:val="0"/>
-          <w:sz w:val="22"/>
-        </w:rPr>
-        <w:t>的</w:t>
-      </w:r>
-      <w:r>
-        <w:rPr>
-          <w:rFonts w:ascii="Tahoma" w:eastAsia="微软雅黑" w:hAnsi="Tahoma" w:hint="eastAsia"/>
-          <w:bCs/>
-          <w:kern w:val="0"/>
-          <w:sz w:val="22"/>
-        </w:rPr>
-        <w:t>平移不会影响遮罩位置。（可见</w:t>
-      </w:r>
-      <w:hyperlink w:anchor="_2）动态快照的遮罩" w:history="1">
-        <w:r>
-          <w:rPr>
-            <w:rStyle w:val="a4"/>
-            <w:rFonts w:ascii="Tahoma" w:eastAsia="微软雅黑" w:hAnsi="Tahoma" w:hint="eastAsia"/>
-            <w:bCs/>
-            <w:kern w:val="0"/>
-            <w:sz w:val="22"/>
-          </w:rPr>
-          <w:t>2</w:t>
-        </w:r>
-        <w:r>
-          <w:rPr>
-            <w:rStyle w:val="a4"/>
-            <w:rFonts w:ascii="Tahoma" w:eastAsia="微软雅黑" w:hAnsi="Tahoma" w:hint="eastAsia"/>
-            <w:bCs/>
-            <w:kern w:val="0"/>
-            <w:sz w:val="22"/>
-          </w:rPr>
-          <w:t>）动态快照的遮罩</w:t>
-        </w:r>
-      </w:hyperlink>
-      <w:r>
-        <w:rPr>
-          <w:rFonts w:ascii="Tahoma" w:eastAsia="微软雅黑" w:hAnsi="Tahoma" w:hint="eastAsia"/>
-          <w:bCs/>
-          <w:kern w:val="0"/>
-          <w:sz w:val="22"/>
-        </w:rPr>
-        <w:t>）</w:t>
-      </w:r>
-    </w:p>
-    <w:p>
-      <w:pPr>
-        <w:widowControl/>
-        <w:snapToGrid w:val="0"/>
-        <w:rPr>
-          <w:rFonts w:ascii="Tahoma" w:eastAsia="微软雅黑" w:hAnsi="Tahoma"/>
-          <w:bCs/>
-          <w:kern w:val="0"/>
-          <w:sz w:val="22"/>
-        </w:rPr>
-      </w:pPr>
-      <w:r>
-        <w:rPr>
-          <w:rFonts w:ascii="Tahoma" w:eastAsia="微软雅黑" w:hAnsi="Tahoma" w:hint="eastAsia"/>
-          <w:bCs/>
-          <w:kern w:val="0"/>
-          <w:sz w:val="22"/>
-        </w:rPr>
-        <w:t>所以这里</w:t>
-      </w:r>
-      <w:r>
-        <w:rPr>
-          <w:rFonts w:ascii="Tahoma" w:eastAsia="微软雅黑" w:hAnsi="Tahoma" w:hint="eastAsia"/>
-          <w:bCs/>
-          <w:kern w:val="0"/>
-          <w:sz w:val="22"/>
-        </w:rPr>
-        <w:t>通过</w:t>
-      </w:r>
-      <w:r>
-        <w:rPr>
-          <w:rFonts w:ascii="Tahoma" w:eastAsia="微软雅黑" w:hAnsi="Tahoma" w:hint="eastAsia"/>
-          <w:bCs/>
-          <w:kern w:val="0"/>
-          <w:sz w:val="22"/>
-        </w:rPr>
-        <w:t>ps</w:t>
-      </w:r>
-      <w:r>
-        <w:rPr>
-          <w:rFonts w:ascii="Tahoma" w:eastAsia="微软雅黑" w:hAnsi="Tahoma" w:hint="eastAsia"/>
-          <w:bCs/>
-          <w:kern w:val="0"/>
-          <w:sz w:val="22"/>
-        </w:rPr>
-        <w:t>将</w:t>
-      </w:r>
-      <w:r>
-        <w:rPr>
-          <w:rFonts w:ascii="Tahoma" w:eastAsia="微软雅黑" w:hAnsi="Tahoma" w:hint="eastAsia"/>
-          <w:bCs/>
-          <w:kern w:val="0"/>
-          <w:sz w:val="22"/>
-        </w:rPr>
-        <w:t xml:space="preserve"> </w:t>
-      </w:r>
-      <w:r>
-        <w:rPr>
-          <w:rFonts w:ascii="Tahoma" w:eastAsia="微软雅黑" w:hAnsi="Tahoma" w:hint="eastAsia"/>
-          <w:bCs/>
-          <w:kern w:val="0"/>
-          <w:sz w:val="22"/>
-        </w:rPr>
-        <w:t>右遮罩</w:t>
-      </w:r>
-      <w:r>
-        <w:rPr>
-          <w:rFonts w:ascii="Tahoma" w:eastAsia="微软雅黑" w:hAnsi="Tahoma" w:hint="eastAsia"/>
-          <w:bCs/>
-          <w:kern w:val="0"/>
-          <w:sz w:val="22"/>
-        </w:rPr>
-        <w:t xml:space="preserve"> </w:t>
-      </w:r>
-      <w:r>
-        <w:rPr>
-          <w:rFonts w:ascii="Tahoma" w:eastAsia="微软雅黑" w:hAnsi="Tahoma" w:hint="eastAsia"/>
-          <w:bCs/>
-          <w:kern w:val="0"/>
-          <w:sz w:val="22"/>
-        </w:rPr>
-        <w:t>的图像</w:t>
-      </w:r>
-      <w:r>
-        <w:rPr>
-          <w:rFonts w:ascii="Tahoma" w:eastAsia="微软雅黑" w:hAnsi="Tahoma" w:hint="eastAsia"/>
-          <w:bCs/>
-          <w:kern w:val="0"/>
-          <w:sz w:val="22"/>
-        </w:rPr>
-        <w:t>整体向右移一像素，然后用黑色</w:t>
-      </w:r>
-      <w:r>
-        <w:rPr>
-          <w:rFonts w:ascii="Tahoma" w:eastAsia="微软雅黑" w:hAnsi="Tahoma" w:hint="eastAsia"/>
-          <w:bCs/>
-          <w:kern w:val="0"/>
-          <w:sz w:val="22"/>
-        </w:rPr>
-        <w:t>补齐。</w:t>
-      </w:r>
-    </w:p>
-    <w:p>
-      <w:pPr>
-        <w:widowControl/>
-        <w:jc w:val="center"/>
-        <w:rPr>
-          <w:rFonts w:ascii="宋体" w:eastAsia="宋体" w:hAnsi="宋体" w:cs="宋体" w:hint="eastAsia"/>
-          <w:kern w:val="0"/>
-          <w:sz w:val="24"/>
-          <w:szCs w:val="24"/>
-        </w:rPr>
-      </w:pPr>
-      <w:r>
-        <w:rPr>
-          <w:noProof/>
-        </w:rPr>
-        <w:drawing>
-          <wp:inline distT="0" distB="0" distL="0" distR="0" wp14:anchorId="5974443E" wp14:editId="1C2CB9A8">
-            <wp:extent cx="2707172" cy="1527810"/>
-            <wp:effectExtent l="19050" t="19050" r="17145" b="15240"/>
-            <wp:docPr id="1501128823" name="图片 35"/>
-            <wp:cNvGraphicFramePr>
-              <a:graphicFrameLocks xmlns:a="http://schemas.openxmlformats.org/drawingml/2006/main" noChangeAspect="1"/>
-            </wp:cNvGraphicFramePr>
-            <a:graphic xmlns:a="http://schemas.openxmlformats.org/drawingml/2006/main">
-              <a:graphicData uri="http://schemas.openxmlformats.org/drawingml/2006/picture">
-                <pic:pic xmlns:pic="http://schemas.openxmlformats.org/drawingml/2006/picture">
-                  <pic:nvPicPr>
-                    <pic:cNvPr id="0" name="Picture 70"/>
-                    <pic:cNvPicPr>
-                      <a:picLocks noChangeAspect="1" noChangeArrowheads="1"/>
-                    </pic:cNvPicPr>
-                  </pic:nvPicPr>
-                  <pic:blipFill>
-                    <a:blip r:embed="rId29">
-                      <a:extLst>
-                        <a:ext uri="{28A0092B-C50C-407E-A947-70E740481C1C}">
-                          <a14:useLocalDpi xmlns:a14="http://schemas.microsoft.com/office/drawing/2010/main" val="0"/>
-                        </a:ext>
-                      </a:extLst>
-                    </a:blip>
-                    <a:srcRect/>
-                    <a:stretch>
-                      <a:fillRect/>
-                    </a:stretch>
-                  </pic:blipFill>
-                  <pic:spPr bwMode="auto">
-                    <a:xfrm>
-                      <a:off x="0" y="0"/>
-                      <a:ext cx="2708252" cy="1528420"/>
-                    </a:xfrm>
-                    <a:prstGeom prst="rect">
-                      <a:avLst/>
-                    </a:prstGeom>
-                    <a:noFill/>
-                    <a:ln w="9525">
-                      <a:solidFill>
-                        <a:schemeClr val="tx1"/>
-                      </a:solidFill>
-                    </a:ln>
-                  </pic:spPr>
-                </pic:pic>
-              </a:graphicData>
-            </a:graphic>
-          </wp:inline>
-        </w:drawing>
-      </w:r>
-    </w:p>
-    <w:p>
-      <w:pPr>
-        <w:widowControl/>
-        <w:snapToGrid w:val="0"/>
-        <w:rPr>
-          <w:rFonts w:ascii="Tahoma" w:eastAsia="微软雅黑" w:hAnsi="Tahoma"/>
-          <w:bCs/>
-          <w:kern w:val="0"/>
-          <w:sz w:val="22"/>
-        </w:rPr>
-      </w:pPr>
-      <w:r>
-        <w:rPr>
-          <w:rFonts w:ascii="Tahoma" w:eastAsia="微软雅黑" w:hAnsi="Tahoma" w:hint="eastAsia"/>
-          <w:bCs/>
-          <w:kern w:val="0"/>
-          <w:sz w:val="22"/>
-        </w:rPr>
-        <w:t>再进入游戏，就能看到两个遮罩都没遮挡的部分</w:t>
-      </w:r>
-      <w:r>
-        <w:rPr>
-          <w:rFonts w:ascii="Tahoma" w:eastAsia="微软雅黑" w:hAnsi="Tahoma" w:hint="eastAsia"/>
-          <w:bCs/>
-          <w:kern w:val="0"/>
-          <w:sz w:val="22"/>
-        </w:rPr>
-        <w:t>（一根</w:t>
-      </w:r>
-      <w:r>
-        <w:rPr>
-          <w:rFonts w:ascii="Tahoma" w:eastAsia="微软雅黑" w:hAnsi="Tahoma" w:hint="eastAsia"/>
-          <w:bCs/>
-          <w:kern w:val="0"/>
-          <w:sz w:val="22"/>
-        </w:rPr>
-        <w:t>白</w:t>
-      </w:r>
-      <w:r>
-        <w:rPr>
-          <w:rFonts w:ascii="Tahoma" w:eastAsia="微软雅黑" w:hAnsi="Tahoma" w:hint="eastAsia"/>
-          <w:bCs/>
-          <w:kern w:val="0"/>
-          <w:sz w:val="22"/>
-        </w:rPr>
-        <w:t>线）</w:t>
-      </w:r>
-      <w:r>
-        <w:rPr>
-          <w:rFonts w:ascii="Tahoma" w:eastAsia="微软雅黑" w:hAnsi="Tahoma" w:hint="eastAsia"/>
-          <w:bCs/>
-          <w:kern w:val="0"/>
-          <w:sz w:val="22"/>
-        </w:rPr>
-        <w:t>，</w:t>
-      </w:r>
-    </w:p>
-    <w:p>
-      <w:pPr>
-        <w:widowControl/>
-        <w:snapToGrid w:val="0"/>
-        <w:rPr>
-          <w:rFonts w:ascii="Tahoma" w:eastAsia="微软雅黑" w:hAnsi="Tahoma"/>
-          <w:bCs/>
-          <w:kern w:val="0"/>
-          <w:sz w:val="22"/>
-        </w:rPr>
-      </w:pPr>
-      <w:r>
-        <w:rPr>
-          <w:rFonts w:ascii="Tahoma" w:eastAsia="微软雅黑" w:hAnsi="Tahoma" w:hint="eastAsia"/>
-          <w:bCs/>
-          <w:kern w:val="0"/>
-          <w:sz w:val="22"/>
-        </w:rPr>
-        <w:t>即</w:t>
-      </w:r>
-      <w:r>
-        <w:rPr>
-          <w:rFonts w:ascii="Tahoma" w:eastAsia="微软雅黑" w:hAnsi="Tahoma" w:hint="eastAsia"/>
-          <w:bCs/>
-          <w:kern w:val="0"/>
-          <w:sz w:val="22"/>
-        </w:rPr>
-        <w:t>次元斩的白背景</w:t>
-      </w:r>
-      <w:r>
-        <w:rPr>
-          <w:rFonts w:ascii="Tahoma" w:eastAsia="微软雅黑" w:hAnsi="Tahoma" w:hint="eastAsia"/>
-          <w:bCs/>
-          <w:kern w:val="0"/>
-          <w:sz w:val="22"/>
-        </w:rPr>
-        <w:t>部分</w:t>
-      </w:r>
-      <w:r>
-        <w:rPr>
-          <w:rFonts w:ascii="Tahoma" w:eastAsia="微软雅黑" w:hAnsi="Tahoma" w:hint="eastAsia"/>
-          <w:bCs/>
-          <w:kern w:val="0"/>
-          <w:sz w:val="22"/>
-        </w:rPr>
-        <w:t>。</w:t>
-      </w:r>
-    </w:p>
-    <w:p>
-      <w:pPr>
-        <w:widowControl/>
-        <w:snapToGrid w:val="0"/>
-        <w:jc w:val="center"/>
-        <w:rPr>
-          <w:rFonts w:ascii="Tahoma" w:eastAsia="微软雅黑" w:hAnsi="Tahoma"/>
-          <w:bCs/>
-          <w:kern w:val="0"/>
-          <w:sz w:val="22"/>
-        </w:rPr>
-      </w:pPr>
-      <w:r>
-        <w:rPr>
-          <w:noProof/>
-        </w:rPr>
-        <w:drawing>
-          <wp:inline distT="0" distB="0" distL="0" distR="0" wp14:anchorId="21EB2EEC" wp14:editId="11BEE76F">
-            <wp:extent cx="3566160" cy="2508347"/>
-            <wp:effectExtent l="0" t="0" r="0" b="6350"/>
-            <wp:docPr id="1058172853" name="图片 36"/>
-            <wp:cNvGraphicFramePr>
-              <a:graphicFrameLocks xmlns:a="http://schemas.openxmlformats.org/drawingml/2006/main" noChangeAspect="1"/>
-            </wp:cNvGraphicFramePr>
-            <a:graphic xmlns:a="http://schemas.openxmlformats.org/drawingml/2006/main">
-              <a:graphicData uri="http://schemas.openxmlformats.org/drawingml/2006/picture">
-                <pic:pic xmlns:pic="http://schemas.openxmlformats.org/drawingml/2006/picture">
-                  <pic:nvPicPr>
-                    <pic:cNvPr id="0" name="Picture 72"/>
-                    <pic:cNvPicPr>
-                      <a:picLocks noChangeAspect="1" noChangeArrowheads="1"/>
-                    </pic:cNvPicPr>
-                  </pic:nvPicPr>
-                  <pic:blipFill>
-                    <a:blip r:embed="rId45">
-                      <a:extLst>
-                        <a:ext uri="{28A0092B-C50C-407E-A947-70E740481C1C}">
-                          <a14:useLocalDpi xmlns:a14="http://schemas.microsoft.com/office/drawing/2010/main" val="0"/>
-                        </a:ext>
-                      </a:extLst>
-                    </a:blip>
-                    <a:srcRect/>
-                    <a:stretch>
-                      <a:fillRect/>
-                    </a:stretch>
-                  </pic:blipFill>
-                  <pic:spPr bwMode="auto">
-                    <a:xfrm>
-                      <a:off x="0" y="0"/>
-                      <a:ext cx="3571099" cy="2511821"/>
-                    </a:xfrm>
-                    <a:prstGeom prst="rect">
-                      <a:avLst/>
-                    </a:prstGeom>
-                    <a:noFill/>
-                    <a:ln>
-                      <a:noFill/>
-                    </a:ln>
-                  </pic:spPr>
-                </pic:pic>
-              </a:graphicData>
-            </a:graphic>
-          </wp:inline>
-        </w:drawing>
-      </w:r>
-    </w:p>
-    <w:p>
-      <w:pPr>
-        <w:widowControl/>
-        <w:snapToGrid w:val="0"/>
-        <w:rPr>
-          <w:rFonts w:ascii="Tahoma" w:eastAsia="微软雅黑" w:hAnsi="Tahoma"/>
-          <w:bCs/>
-          <w:kern w:val="0"/>
-          <w:sz w:val="22"/>
-        </w:rPr>
-      </w:pPr>
-      <w:r>
-        <w:rPr>
-          <w:rFonts w:ascii="Tahoma" w:eastAsia="微软雅黑" w:hAnsi="Tahoma" w:hint="eastAsia"/>
-          <w:bCs/>
-          <w:kern w:val="0"/>
-          <w:sz w:val="22"/>
-        </w:rPr>
-        <w:t>另外，</w:t>
-      </w:r>
-      <w:r>
-        <w:rPr>
-          <w:rFonts w:ascii="Tahoma" w:eastAsia="微软雅黑" w:hAnsi="Tahoma" w:hint="eastAsia"/>
-          <w:bCs/>
-          <w:kern w:val="0"/>
-          <w:sz w:val="22"/>
-        </w:rPr>
-        <w:t>注意修改</w:t>
-      </w:r>
-      <w:r>
-        <w:rPr>
-          <w:rFonts w:ascii="Tahoma" w:eastAsia="微软雅黑" w:hAnsi="Tahoma" w:hint="eastAsia"/>
-          <w:bCs/>
-          <w:kern w:val="0"/>
-          <w:sz w:val="22"/>
-        </w:rPr>
-        <w:t>图片层级的顺序。</w:t>
-      </w:r>
-    </w:p>
-    <w:p>
-      <w:pPr>
-        <w:widowControl/>
-        <w:snapToGrid w:val="0"/>
-        <w:rPr>
-          <w:rFonts w:ascii="Tahoma" w:eastAsia="微软雅黑" w:hAnsi="Tahoma"/>
-          <w:bCs/>
-          <w:kern w:val="0"/>
-          <w:sz w:val="22"/>
-        </w:rPr>
-      </w:pPr>
-      <w:r>
-        <w:rPr>
-          <w:rFonts w:ascii="Tahoma" w:eastAsia="微软雅黑" w:hAnsi="Tahoma" w:hint="eastAsia"/>
-          <w:bCs/>
-          <w:kern w:val="0"/>
-          <w:sz w:val="22"/>
-        </w:rPr>
-        <w:t>白背景</w:t>
-      </w:r>
-      <w:r>
-        <w:rPr>
-          <w:rFonts w:ascii="Tahoma" w:eastAsia="微软雅黑" w:hAnsi="Tahoma" w:hint="eastAsia"/>
-          <w:bCs/>
-          <w:kern w:val="0"/>
-          <w:sz w:val="22"/>
-        </w:rPr>
-        <w:t xml:space="preserve"> </w:t>
-      </w:r>
-      <w:r>
-        <w:rPr>
-          <w:rFonts w:ascii="Tahoma" w:eastAsia="微软雅黑" w:hAnsi="Tahoma" w:hint="eastAsia"/>
-          <w:bCs/>
-          <w:kern w:val="0"/>
-          <w:sz w:val="22"/>
-        </w:rPr>
-        <w:t>需要</w:t>
-      </w:r>
-      <w:r>
-        <w:rPr>
-          <w:rFonts w:ascii="Tahoma" w:eastAsia="微软雅黑" w:hAnsi="Tahoma" w:hint="eastAsia"/>
-          <w:bCs/>
-          <w:kern w:val="0"/>
-          <w:sz w:val="22"/>
-        </w:rPr>
-        <w:t>在</w:t>
-      </w:r>
-      <w:r>
-        <w:rPr>
-          <w:rFonts w:ascii="Tahoma" w:eastAsia="微软雅黑" w:hAnsi="Tahoma" w:hint="eastAsia"/>
-          <w:bCs/>
-          <w:kern w:val="0"/>
-          <w:sz w:val="22"/>
-        </w:rPr>
-        <w:t>下面</w:t>
-      </w:r>
-      <w:r>
-        <w:rPr>
-          <w:rFonts w:ascii="Tahoma" w:eastAsia="微软雅黑" w:hAnsi="Tahoma" w:hint="eastAsia"/>
-          <w:bCs/>
-          <w:kern w:val="0"/>
-          <w:sz w:val="22"/>
-        </w:rPr>
-        <w:t>，动态快照在</w:t>
-      </w:r>
-      <w:r>
-        <w:rPr>
-          <w:rFonts w:ascii="Tahoma" w:eastAsia="微软雅黑" w:hAnsi="Tahoma" w:hint="eastAsia"/>
-          <w:bCs/>
-          <w:kern w:val="0"/>
-          <w:sz w:val="22"/>
-        </w:rPr>
-        <w:t>中间，幕布背景</w:t>
-      </w:r>
-      <w:r>
-        <w:rPr>
-          <w:rFonts w:ascii="Tahoma" w:eastAsia="微软雅黑" w:hAnsi="Tahoma" w:hint="eastAsia"/>
-          <w:bCs/>
-          <w:kern w:val="0"/>
-          <w:sz w:val="22"/>
-        </w:rPr>
-        <w:t xml:space="preserve"> </w:t>
-      </w:r>
-      <w:r>
-        <w:rPr>
-          <w:rFonts w:ascii="Tahoma" w:eastAsia="微软雅黑" w:hAnsi="Tahoma" w:hint="eastAsia"/>
-          <w:bCs/>
-          <w:kern w:val="0"/>
-          <w:sz w:val="22"/>
-        </w:rPr>
-        <w:t>需要在上面</w:t>
-      </w:r>
-      <w:r>
-        <w:rPr>
-          <w:rFonts w:ascii="Tahoma" w:eastAsia="微软雅黑" w:hAnsi="Tahoma" w:hint="eastAsia"/>
-          <w:bCs/>
-          <w:kern w:val="0"/>
-          <w:sz w:val="22"/>
-        </w:rPr>
-        <w:t>。</w:t>
-      </w:r>
-    </w:p>
-    <w:p>
-      <w:pPr>
-        <w:widowControl/>
-        <w:snapToGrid w:val="0"/>
-        <w:rPr>
-          <w:rFonts w:ascii="Tahoma" w:eastAsia="微软雅黑" w:hAnsi="Tahoma"/>
-          <w:bCs/>
-          <w:kern w:val="0"/>
-          <w:sz w:val="22"/>
-        </w:rPr>
-      </w:pPr>
-      <w:r>
-        <w:rPr>
-          <w:rFonts w:ascii="Tahoma" w:eastAsia="微软雅黑" w:hAnsi="Tahoma" w:hint="eastAsia"/>
-          <w:bCs/>
-          <w:kern w:val="0"/>
-          <w:sz w:val="22"/>
-        </w:rPr>
-        <w:t>（</w:t>
-      </w:r>
-      <w:r>
-        <w:rPr>
-          <w:rFonts w:ascii="Tahoma" w:eastAsia="微软雅黑" w:hAnsi="Tahoma" w:hint="eastAsia"/>
-          <w:bCs/>
-          <w:kern w:val="0"/>
-          <w:sz w:val="22"/>
-        </w:rPr>
-        <w:t>背景层</w:t>
-      </w:r>
-      <w:r>
-        <w:rPr>
-          <w:rFonts w:ascii="Tahoma" w:eastAsia="微软雅黑" w:hAnsi="Tahoma" w:hint="eastAsia"/>
-          <w:bCs/>
-          <w:kern w:val="0"/>
-          <w:sz w:val="22"/>
-        </w:rPr>
-        <w:t>默认</w:t>
-      </w:r>
-      <w:r>
-        <w:rPr>
-          <w:rFonts w:ascii="Tahoma" w:eastAsia="微软雅黑" w:hAnsi="Tahoma" w:hint="eastAsia"/>
-          <w:bCs/>
-          <w:kern w:val="0"/>
-          <w:sz w:val="22"/>
-        </w:rPr>
-        <w:t>图片层级</w:t>
-      </w:r>
-      <w:r>
-        <w:rPr>
-          <w:rFonts w:ascii="Tahoma" w:eastAsia="微软雅黑" w:hAnsi="Tahoma" w:hint="eastAsia"/>
-          <w:bCs/>
-          <w:kern w:val="0"/>
-          <w:sz w:val="22"/>
-        </w:rPr>
-        <w:t>为</w:t>
-      </w:r>
-      <w:r>
-        <w:rPr>
-          <w:rFonts w:ascii="Tahoma" w:eastAsia="微软雅黑" w:hAnsi="Tahoma" w:hint="eastAsia"/>
-          <w:bCs/>
-          <w:kern w:val="0"/>
-          <w:sz w:val="22"/>
-        </w:rPr>
-        <w:t>4</w:t>
-      </w:r>
-      <w:r>
-        <w:rPr>
-          <w:rFonts w:ascii="Tahoma" w:eastAsia="微软雅黑" w:hAnsi="Tahoma" w:hint="eastAsia"/>
-          <w:bCs/>
-          <w:kern w:val="0"/>
-          <w:sz w:val="22"/>
-        </w:rPr>
-        <w:t>，动态快照的</w:t>
-      </w:r>
-      <w:r>
-        <w:rPr>
-          <w:rFonts w:ascii="Tahoma" w:eastAsia="微软雅黑" w:hAnsi="Tahoma" w:hint="eastAsia"/>
-          <w:bCs/>
-          <w:kern w:val="0"/>
-          <w:sz w:val="22"/>
-        </w:rPr>
-        <w:t>默认</w:t>
-      </w:r>
-      <w:r>
-        <w:rPr>
-          <w:rFonts w:ascii="Tahoma" w:eastAsia="微软雅黑" w:hAnsi="Tahoma" w:hint="eastAsia"/>
-          <w:bCs/>
-          <w:kern w:val="0"/>
-          <w:sz w:val="22"/>
-        </w:rPr>
-        <w:t>图片层级</w:t>
-      </w:r>
-      <w:r>
-        <w:rPr>
-          <w:rFonts w:ascii="Tahoma" w:eastAsia="微软雅黑" w:hAnsi="Tahoma" w:hint="eastAsia"/>
-          <w:bCs/>
-          <w:kern w:val="0"/>
-          <w:sz w:val="22"/>
-        </w:rPr>
-        <w:t>为</w:t>
-      </w:r>
-      <w:r>
-        <w:rPr>
-          <w:rFonts w:ascii="Tahoma" w:eastAsia="微软雅黑" w:hAnsi="Tahoma" w:hint="eastAsia"/>
-          <w:bCs/>
-          <w:kern w:val="0"/>
-          <w:sz w:val="22"/>
-        </w:rPr>
-        <w:t>1</w:t>
-      </w:r>
-      <w:r>
-        <w:rPr>
-          <w:rFonts w:ascii="Tahoma" w:eastAsia="微软雅黑" w:hAnsi="Tahoma"/>
-          <w:bCs/>
-          <w:kern w:val="0"/>
-          <w:sz w:val="22"/>
-        </w:rPr>
-        <w:t>0</w:t>
-      </w:r>
-      <w:r>
-        <w:rPr>
-          <w:rFonts w:ascii="Tahoma" w:eastAsia="微软雅黑" w:hAnsi="Tahoma" w:hint="eastAsia"/>
-          <w:bCs/>
-          <w:kern w:val="0"/>
-          <w:sz w:val="22"/>
-        </w:rPr>
-        <w:t>）</w:t>
-      </w:r>
-    </w:p>
-    <w:p>
-      <w:pPr>
-        <w:widowControl/>
-        <w:jc w:val="center"/>
-        <w:rPr>
-          <w:rFonts w:ascii="Tahoma" w:eastAsia="微软雅黑" w:hAnsi="Tahoma"/>
-          <w:bCs/>
-          <w:kern w:val="0"/>
-          <w:sz w:val="22"/>
-        </w:rPr>
-      </w:pPr>
-      <w:r>
-        <w:rPr>
-          <w:noProof/>
-        </w:rPr>
-        <w:drawing>
-          <wp:inline distT="0" distB="0" distL="0" distR="0" wp14:anchorId="35742378" wp14:editId="5F740DA3">
-            <wp:extent cx="3916680" cy="1839441"/>
-            <wp:effectExtent l="0" t="0" r="7620" b="8890"/>
-            <wp:docPr id="2102267300" name="图片 37"/>
-            <wp:cNvGraphicFramePr>
-              <a:graphicFrameLocks xmlns:a="http://schemas.openxmlformats.org/drawingml/2006/main" noChangeAspect="1"/>
-            </wp:cNvGraphicFramePr>
-            <a:graphic xmlns:a="http://schemas.openxmlformats.org/drawingml/2006/main">
-              <a:graphicData uri="http://schemas.openxmlformats.org/drawingml/2006/picture">
-                <pic:pic xmlns:pic="http://schemas.openxmlformats.org/drawingml/2006/picture">
-                  <pic:nvPicPr>
-                    <pic:cNvPr id="0" name="Picture 74"/>
-                    <pic:cNvPicPr>
-                      <a:picLocks noChangeAspect="1" noChangeArrowheads="1"/>
-                    </pic:cNvPicPr>
-                  </pic:nvPicPr>
-                  <pic:blipFill>
-                    <a:blip r:embed="rId46">
-                      <a:extLst>
-                        <a:ext uri="{28A0092B-C50C-407E-A947-70E740481C1C}">
-                          <a14:useLocalDpi xmlns:a14="http://schemas.microsoft.com/office/drawing/2010/main" val="0"/>
-                        </a:ext>
-                      </a:extLst>
-                    </a:blip>
-                    <a:srcRect/>
-                    <a:stretch>
-                      <a:fillRect/>
-                    </a:stretch>
-                  </pic:blipFill>
-                  <pic:spPr bwMode="auto">
-                    <a:xfrm>
-                      <a:off x="0" y="0"/>
-                      <a:ext cx="3924403" cy="1843068"/>
-                    </a:xfrm>
-                    <a:prstGeom prst="rect">
-                      <a:avLst/>
-                    </a:prstGeom>
-                    <a:noFill/>
-                    <a:ln>
-                      <a:noFill/>
-                    </a:ln>
-                  </pic:spPr>
-                </pic:pic>
-              </a:graphicData>
-            </a:graphic>
-          </wp:inline>
-        </w:drawing>
-      </w:r>
-    </w:p>
-    <w:tbl>
-      <w:tblPr>
-        <w:tblStyle w:val="af"/>
-        <w:tblW w:w="0" w:type="auto"/>
-        <w:shd w:val="clear" w:color="auto" w:fill="DEEAF6" w:themeFill="accent1" w:themeFillTint="33"/>
-        <w:tblLook w:val="04A0" w:firstRow="1" w:lastRow="0" w:firstColumn="1" w:lastColumn="0" w:noHBand="0" w:noVBand="1"/>
-      </w:tblPr>
-      <w:tblGrid>
-        <w:gridCol w:w="8522"/>
-      </w:tblGrid>
-      <w:tr>
-        <w:tc>
-          <w:tcPr>
-            <w:tcW w:w="8522" w:type="dxa"/>
-            <w:shd w:val="clear" w:color="auto" w:fill="DEEAF6" w:themeFill="accent1" w:themeFillTint="33"/>
-          </w:tcPr>
-          <w:p>
-            <w:pPr>
-              <w:widowControl/>
-              <w:snapToGrid w:val="0"/>
-              <w:rPr>
-                <w:rFonts w:ascii="Tahoma" w:eastAsia="微软雅黑" w:hAnsi="Tahoma"/>
-                <w:bCs/>
-                <w:kern w:val="0"/>
-                <w:sz w:val="22"/>
-              </w:rPr>
-            </w:pPr>
-            <w:r>
-              <w:rPr>
-                <w:rFonts w:ascii="Tahoma" w:eastAsia="微软雅黑" w:hAnsi="Tahoma" w:hint="eastAsia"/>
-                <w:bCs/>
-                <w:kern w:val="0"/>
-                <w:sz w:val="22"/>
-              </w:rPr>
-              <w:t>最底层的就是游戏</w:t>
-            </w:r>
-            <w:r>
-              <w:rPr>
-                <w:rFonts w:ascii="Tahoma" w:eastAsia="微软雅黑" w:hAnsi="Tahoma" w:hint="eastAsia"/>
-                <w:bCs/>
-                <w:kern w:val="0"/>
-                <w:sz w:val="22"/>
-              </w:rPr>
-              <w:t>画面</w:t>
-            </w:r>
-            <w:r>
-              <w:rPr>
-                <w:rFonts w:ascii="Tahoma" w:eastAsia="微软雅黑" w:hAnsi="Tahoma" w:hint="eastAsia"/>
-                <w:bCs/>
-                <w:kern w:val="0"/>
-                <w:sz w:val="22"/>
-              </w:rPr>
-              <w:t>。</w:t>
-            </w:r>
-          </w:p>
-          <w:p>
-            <w:pPr>
-              <w:widowControl/>
-              <w:snapToGrid w:val="0"/>
-              <w:rPr>
-                <w:rFonts w:ascii="Tahoma" w:eastAsia="微软雅黑" w:hAnsi="Tahoma"/>
-                <w:bCs/>
-                <w:kern w:val="0"/>
-                <w:sz w:val="22"/>
-              </w:rPr>
-            </w:pPr>
-            <w:r>
-              <w:rPr>
-                <w:rFonts w:ascii="Tahoma" w:eastAsia="微软雅黑" w:hAnsi="Tahoma" w:hint="eastAsia"/>
-                <w:bCs/>
-                <w:kern w:val="0"/>
-                <w:sz w:val="22"/>
-              </w:rPr>
-              <w:t>但由于</w:t>
-            </w:r>
-            <w:r>
-              <w:rPr>
-                <w:rFonts w:ascii="Tahoma" w:eastAsia="微软雅黑" w:hAnsi="Tahoma" w:hint="eastAsia"/>
-                <w:bCs/>
-                <w:kern w:val="0"/>
-                <w:sz w:val="22"/>
-              </w:rPr>
-              <w:t xml:space="preserve"> </w:t>
-            </w:r>
-            <w:r>
-              <w:rPr>
-                <w:rFonts w:ascii="Tahoma" w:eastAsia="微软雅黑" w:hAnsi="Tahoma" w:hint="eastAsia"/>
-                <w:bCs/>
-                <w:kern w:val="0"/>
-                <w:sz w:val="22"/>
-              </w:rPr>
-              <w:t>动态快照</w:t>
-            </w:r>
-            <w:r>
-              <w:rPr>
-                <w:rFonts w:ascii="Tahoma" w:eastAsia="微软雅黑" w:hAnsi="Tahoma" w:hint="eastAsia"/>
-                <w:bCs/>
-                <w:kern w:val="0"/>
-                <w:sz w:val="22"/>
-              </w:rPr>
-              <w:t xml:space="preserve"> </w:t>
-            </w:r>
-            <w:r>
-              <w:rPr>
-                <w:rFonts w:ascii="Tahoma" w:eastAsia="微软雅黑" w:hAnsi="Tahoma" w:hint="eastAsia"/>
-                <w:bCs/>
-                <w:kern w:val="0"/>
-                <w:sz w:val="22"/>
-              </w:rPr>
-              <w:t>能代替游戏画面，所以用不透明的白色背景盖在最下面是没问题的。</w:t>
-            </w:r>
-          </w:p>
-        </w:tc>
-      </w:tr>
-    </w:tbl>
-    <w:p>
-      <w:pPr>
-        <w:widowControl/>
-        <w:jc w:val="left"/>
-        <w:rPr>
-          <w:rFonts w:ascii="Tahoma" w:eastAsia="微软雅黑" w:hAnsi="Tahoma"/>
-          <w:bCs/>
-          <w:kern w:val="0"/>
-          <w:sz w:val="22"/>
-        </w:rPr>
-      </w:pPr>
-    </w:p>
-    <w:p>
-      <w:pPr>
-        <w:pStyle w:val="4"/>
-        <w:snapToGrid w:val="0"/>
-        <w:spacing w:before="120" w:after="120" w:line="240" w:lineRule="auto"/>
-        <w:rPr>
-          <w:rFonts w:ascii="微软雅黑" w:eastAsia="微软雅黑" w:hAnsi="微软雅黑" w:hint="eastAsia"/>
-          <w:sz w:val="22"/>
-          <w:szCs w:val="22"/>
-        </w:rPr>
-      </w:pPr>
-      <w:r>
-        <w:rPr>
-          <w:rFonts w:ascii="微软雅黑" w:eastAsia="微软雅黑" w:hAnsi="微软雅黑"/>
-          <w:sz w:val="22"/>
-          <w:szCs w:val="22"/>
-        </w:rPr>
-        <w:lastRenderedPageBreak/>
-        <w:t>7</w:t>
-      </w:r>
-      <w:r>
-        <w:rPr>
-          <w:rFonts w:ascii="微软雅黑" w:eastAsia="微软雅黑" w:hAnsi="微软雅黑" w:hint="eastAsia"/>
-          <w:sz w:val="22"/>
-          <w:szCs w:val="22"/>
-        </w:rPr>
-        <w:t>.</w:t>
-      </w:r>
-      <w:r>
-        <w:rPr>
-          <w:rFonts w:ascii="微软雅黑" w:eastAsia="微软雅黑" w:hAnsi="微软雅黑"/>
-          <w:sz w:val="22"/>
-          <w:szCs w:val="22"/>
-        </w:rPr>
-        <w:t xml:space="preserve"> </w:t>
-      </w:r>
-      <w:r>
-        <w:rPr>
-          <w:rFonts w:ascii="微软雅黑" w:eastAsia="微软雅黑" w:hAnsi="微软雅黑" w:hint="eastAsia"/>
-          <w:sz w:val="22"/>
-          <w:szCs w:val="22"/>
-        </w:rPr>
-        <w:t>动画效果设计</w:t>
-      </w:r>
-    </w:p>
-    <w:p>
-      <w:pPr>
-        <w:widowControl/>
-        <w:snapToGrid w:val="0"/>
-        <w:rPr>
-          <w:rFonts w:ascii="Tahoma" w:eastAsia="微软雅黑" w:hAnsi="Tahoma"/>
-          <w:bCs/>
-          <w:kern w:val="0"/>
-          <w:sz w:val="22"/>
-        </w:rPr>
-      </w:pPr>
-      <w:r>
-        <w:rPr>
-          <w:rFonts w:ascii="Tahoma" w:eastAsia="微软雅黑" w:hAnsi="Tahoma" w:hint="eastAsia"/>
-          <w:bCs/>
-          <w:kern w:val="0"/>
-          <w:sz w:val="22"/>
-        </w:rPr>
-        <w:t>接下来，</w:t>
-      </w:r>
-      <w:r>
-        <w:rPr>
-          <w:rFonts w:ascii="Tahoma" w:eastAsia="微软雅黑" w:hAnsi="Tahoma" w:hint="eastAsia"/>
-          <w:bCs/>
-          <w:kern w:val="0"/>
-          <w:sz w:val="22"/>
-        </w:rPr>
-        <w:t>还</w:t>
-      </w:r>
-      <w:r>
-        <w:rPr>
-          <w:rFonts w:ascii="Tahoma" w:eastAsia="微软雅黑" w:hAnsi="Tahoma" w:hint="eastAsia"/>
-          <w:bCs/>
-          <w:kern w:val="0"/>
-          <w:sz w:val="22"/>
-        </w:rPr>
-        <w:t>需要绘制一个刀光的动画效果。</w:t>
-      </w:r>
-    </w:p>
-    <w:p>
-      <w:pPr>
-        <w:widowControl/>
-        <w:snapToGrid w:val="0"/>
-        <w:rPr>
-          <w:rFonts w:ascii="Tahoma" w:eastAsia="微软雅黑" w:hAnsi="Tahoma"/>
-          <w:bCs/>
-          <w:kern w:val="0"/>
-          <w:sz w:val="22"/>
-        </w:rPr>
-      </w:pPr>
-      <w:r>
-        <w:rPr>
-          <w:rFonts w:ascii="Tahoma" w:eastAsia="微软雅黑" w:hAnsi="Tahoma" w:hint="eastAsia"/>
-          <w:bCs/>
-          <w:kern w:val="0"/>
-          <w:sz w:val="22"/>
-        </w:rPr>
-        <w:t>如下图，准备了刀光素材。</w:t>
-      </w:r>
-    </w:p>
-    <w:p>
-      <w:pPr>
-        <w:widowControl/>
-        <w:snapToGrid w:val="0"/>
-        <w:rPr>
-          <w:rFonts w:ascii="Tahoma" w:eastAsia="微软雅黑" w:hAnsi="Tahoma"/>
-          <w:bCs/>
-          <w:kern w:val="0"/>
-          <w:sz w:val="22"/>
-        </w:rPr>
-      </w:pPr>
-      <w:r>
-        <w:rPr>
-          <w:noProof/>
-        </w:rPr>
-        <w:drawing>
-          <wp:inline distT="0" distB="0" distL="0" distR="0" wp14:anchorId="150AB9AF" wp14:editId="5C93CEBB">
-            <wp:extent cx="5274310" cy="129540"/>
-            <wp:effectExtent l="0" t="0" r="0" b="3810"/>
-            <wp:docPr id="323190383" name="图片 38"/>
-            <wp:cNvGraphicFramePr>
-              <a:graphicFrameLocks xmlns:a="http://schemas.openxmlformats.org/drawingml/2006/main" noChangeAspect="1"/>
-            </wp:cNvGraphicFramePr>
-            <a:graphic xmlns:a="http://schemas.openxmlformats.org/drawingml/2006/main">
-              <a:graphicData uri="http://schemas.openxmlformats.org/drawingml/2006/picture">
-                <pic:pic xmlns:pic="http://schemas.openxmlformats.org/drawingml/2006/picture">
-                  <pic:nvPicPr>
-                    <pic:cNvPr id="0" name="Picture 76"/>
-                    <pic:cNvPicPr>
-                      <a:picLocks noChangeAspect="1" noChangeArrowheads="1"/>
-                    </pic:cNvPicPr>
-                  </pic:nvPicPr>
-                  <pic:blipFill>
-                    <a:blip r:embed="rId47">
-                      <a:extLst>
-                        <a:ext uri="{28A0092B-C50C-407E-A947-70E740481C1C}">
-                          <a14:useLocalDpi xmlns:a14="http://schemas.microsoft.com/office/drawing/2010/main" val="0"/>
-                        </a:ext>
-                      </a:extLst>
-                    </a:blip>
-                    <a:srcRect/>
-                    <a:stretch>
-                      <a:fillRect/>
-                    </a:stretch>
-                  </pic:blipFill>
-                  <pic:spPr bwMode="auto">
-                    <a:xfrm>
-                      <a:off x="0" y="0"/>
-                      <a:ext cx="5274310" cy="129540"/>
-                    </a:xfrm>
-                    <a:prstGeom prst="rect">
-                      <a:avLst/>
-                    </a:prstGeom>
-                    <a:noFill/>
-                    <a:ln>
-                      <a:noFill/>
-                    </a:ln>
-                  </pic:spPr>
-                </pic:pic>
-              </a:graphicData>
-            </a:graphic>
-          </wp:inline>
-        </w:drawing>
-      </w:r>
-    </w:p>
-    <w:p>
-      <w:pPr>
-        <w:widowControl/>
-        <w:snapToGrid w:val="0"/>
-        <w:rPr>
-          <w:rFonts w:ascii="Tahoma" w:eastAsia="微软雅黑" w:hAnsi="Tahoma"/>
-          <w:bCs/>
-          <w:kern w:val="0"/>
-          <w:sz w:val="22"/>
-        </w:rPr>
-      </w:pPr>
-      <w:r>
-        <w:rPr>
-          <w:rFonts w:ascii="Tahoma" w:eastAsia="微软雅黑" w:hAnsi="Tahoma" w:hint="eastAsia"/>
-          <w:bCs/>
-          <w:kern w:val="0"/>
-          <w:sz w:val="22"/>
-        </w:rPr>
-        <w:t>将</w:t>
-      </w:r>
-      <w:r>
-        <w:rPr>
-          <w:rFonts w:ascii="Tahoma" w:eastAsia="微软雅黑" w:hAnsi="Tahoma" w:hint="eastAsia"/>
-          <w:bCs/>
-          <w:kern w:val="0"/>
-          <w:sz w:val="22"/>
-        </w:rPr>
-        <w:t>刀光</w:t>
-      </w:r>
-      <w:r>
-        <w:rPr>
-          <w:rFonts w:ascii="Tahoma" w:eastAsia="微软雅黑" w:hAnsi="Tahoma" w:hint="eastAsia"/>
-          <w:bCs/>
-          <w:kern w:val="0"/>
-          <w:sz w:val="22"/>
-        </w:rPr>
-        <w:t>配置</w:t>
-      </w:r>
-      <w:r>
-        <w:rPr>
-          <w:rFonts w:ascii="Tahoma" w:eastAsia="微软雅黑" w:hAnsi="Tahoma" w:hint="eastAsia"/>
-          <w:bCs/>
-          <w:kern w:val="0"/>
-          <w:sz w:val="22"/>
-        </w:rPr>
-        <w:t>在魔法圈</w:t>
-      </w:r>
-      <w:r>
-        <w:rPr>
-          <w:rFonts w:ascii="Tahoma" w:eastAsia="微软雅黑" w:hAnsi="Tahoma" w:hint="eastAsia"/>
-          <w:bCs/>
-          <w:kern w:val="0"/>
-          <w:sz w:val="22"/>
-        </w:rPr>
-        <w:t>插件</w:t>
-      </w:r>
-      <w:r>
-        <w:rPr>
-          <w:rFonts w:ascii="Tahoma" w:eastAsia="微软雅黑" w:hAnsi="Tahoma" w:hint="eastAsia"/>
-          <w:bCs/>
-          <w:kern w:val="0"/>
-          <w:sz w:val="22"/>
-        </w:rPr>
-        <w:t>中。</w:t>
-      </w:r>
-    </w:p>
-    <w:p>
-      <w:pPr>
-        <w:widowControl/>
-        <w:snapToGrid w:val="0"/>
-        <w:rPr>
-          <w:rFonts w:ascii="Tahoma" w:eastAsia="微软雅黑" w:hAnsi="Tahoma"/>
-          <w:kern w:val="0"/>
-          <w:sz w:val="22"/>
-        </w:rPr>
-      </w:pPr>
-      <w:r>
-        <w:rPr>
-          <w:rFonts w:ascii="Tahoma" w:eastAsia="微软雅黑" w:hAnsi="Tahoma"/>
-          <w:kern w:val="0"/>
-          <w:sz w:val="22"/>
-        </w:rPr>
-        <w:tab/>
-      </w:r>
-      <w:r>
-        <w:rPr>
-          <w:rFonts w:ascii="Tahoma" w:eastAsia="微软雅黑" w:hAnsi="Tahoma" w:hint="eastAsia"/>
-          <w:kern w:val="0"/>
-          <w:sz w:val="22"/>
-        </w:rPr>
-        <w:t>◆</w:t>
-      </w:r>
-      <w:r>
-        <w:rPr>
-          <w:rFonts w:ascii="Tahoma" w:eastAsia="微软雅黑" w:hAnsi="Tahoma"/>
-          <w:kern w:val="0"/>
-          <w:sz w:val="22"/>
-        </w:rPr>
-        <w:t>Drill_HtmlDynamicSnapshotCircle</w:t>
-      </w:r>
-      <w:r>
-        <w:rPr>
-          <w:rFonts w:ascii="Tahoma" w:eastAsia="微软雅黑" w:hAnsi="Tahoma"/>
-          <w:kern w:val="0"/>
-          <w:sz w:val="22"/>
-        </w:rPr>
-        <w:tab/>
-      </w:r>
-      <w:r>
-        <w:rPr>
-          <w:rFonts w:ascii="Tahoma" w:eastAsia="微软雅黑" w:hAnsi="Tahoma"/>
-          <w:kern w:val="0"/>
-          <w:sz w:val="22"/>
-        </w:rPr>
-        <w:tab/>
-      </w:r>
-      <w:r>
-        <w:rPr>
-          <w:rFonts w:ascii="Tahoma" w:eastAsia="微软雅黑" w:hAnsi="Tahoma"/>
-          <w:kern w:val="0"/>
-          <w:sz w:val="22"/>
-        </w:rPr>
-        <w:tab/>
-      </w:r>
-      <w:r>
-        <w:rPr>
-          <w:rFonts w:ascii="Tahoma" w:eastAsia="微软雅黑" w:hAnsi="Tahoma" w:hint="eastAsia"/>
-          <w:kern w:val="0"/>
-          <w:sz w:val="22"/>
-        </w:rPr>
-        <w:t>游戏窗体</w:t>
-      </w:r>
-      <w:r>
-        <w:rPr>
-          <w:rFonts w:ascii="Tahoma" w:eastAsia="微软雅黑" w:hAnsi="Tahoma"/>
-          <w:kern w:val="0"/>
-          <w:sz w:val="22"/>
-        </w:rPr>
-        <w:t xml:space="preserve"> - </w:t>
-      </w:r>
-      <w:r>
-        <w:rPr>
-          <w:rFonts w:ascii="Tahoma" w:eastAsia="微软雅黑" w:hAnsi="Tahoma"/>
-          <w:kern w:val="0"/>
-          <w:sz w:val="22"/>
-        </w:rPr>
-        <w:t>天窗层的多层魔法圈</w:t>
-      </w:r>
-    </w:p>
-    <w:p>
-      <w:pPr>
-        <w:widowControl/>
-        <w:snapToGrid w:val="0"/>
-        <w:spacing w:after="120"/>
-        <w:rPr>
-          <w:rFonts w:ascii="Tahoma" w:eastAsia="微软雅黑" w:hAnsi="Tahoma"/>
-          <w:kern w:val="0"/>
-          <w:sz w:val="22"/>
-        </w:rPr>
-      </w:pPr>
-      <w:r>
-        <w:rPr>
-          <w:rFonts w:ascii="Tahoma" w:eastAsia="微软雅黑" w:hAnsi="Tahoma" w:hint="eastAsia"/>
-          <w:bCs/>
-          <w:kern w:val="0"/>
-          <w:sz w:val="22"/>
-        </w:rPr>
-        <w:t>然后在游戏中使用插件指令，控制平移。</w:t>
-      </w:r>
-    </w:p>
-    <w:tbl>
-      <w:tblPr>
-        <w:tblStyle w:val="af"/>
-        <w:tblW w:w="0" w:type="auto"/>
-        <w:shd w:val="clear" w:color="auto" w:fill="DEEAF6" w:themeFill="accent1" w:themeFillTint="33"/>
-        <w:tblLook w:val="04A0" w:firstRow="1" w:lastRow="0" w:firstColumn="1" w:lastColumn="0" w:noHBand="0" w:noVBand="1"/>
-      </w:tblPr>
-      <w:tblGrid>
-        <w:gridCol w:w="8522"/>
-      </w:tblGrid>
-      <w:tr>
-        <w:tc>
-          <w:tcPr>
-            <w:tcW w:w="8522" w:type="dxa"/>
-            <w:shd w:val="clear" w:color="auto" w:fill="DEEAF6" w:themeFill="accent1" w:themeFillTint="33"/>
-          </w:tcPr>
-          <w:p>
-            <w:pPr>
-              <w:widowControl/>
-              <w:snapToGrid w:val="0"/>
-              <w:rPr>
-                <w:rFonts w:ascii="Tahoma" w:eastAsia="微软雅黑" w:hAnsi="Tahoma"/>
-                <w:kern w:val="0"/>
-                <w:sz w:val="22"/>
-              </w:rPr>
-            </w:pPr>
-            <w:r>
-              <w:rPr>
-                <w:rFonts w:ascii="Tahoma" w:eastAsia="微软雅黑" w:hAnsi="Tahoma" w:hint="eastAsia"/>
-                <w:kern w:val="0"/>
-                <w:sz w:val="22"/>
-              </w:rPr>
-              <w:t>注意，你只能使用天窗层的对象进行操作，</w:t>
-            </w:r>
-          </w:p>
-          <w:p>
-            <w:pPr>
-              <w:widowControl/>
-              <w:snapToGrid w:val="0"/>
-              <w:rPr>
-                <w:rFonts w:ascii="Tahoma" w:eastAsia="微软雅黑" w:hAnsi="Tahoma"/>
-                <w:kern w:val="0"/>
-                <w:sz w:val="22"/>
-              </w:rPr>
-            </w:pPr>
-            <w:r>
-              <w:rPr>
-                <w:rFonts w:ascii="Tahoma" w:eastAsia="微软雅黑" w:hAnsi="Tahoma" w:hint="eastAsia"/>
-                <w:kern w:val="0"/>
-                <w:sz w:val="22"/>
-              </w:rPr>
-              <w:t>因为天窗层太高了，在界面之上，界面中的任何贴图都无法接触到天窗层。</w:t>
-            </w:r>
-          </w:p>
-        </w:tc>
-      </w:tr>
-    </w:tbl>
-    <w:p>
-      <w:pPr>
-        <w:widowControl/>
-        <w:snapToGrid w:val="0"/>
-        <w:spacing w:before="120"/>
-        <w:rPr>
-          <w:rFonts w:ascii="Tahoma" w:eastAsia="微软雅黑" w:hAnsi="Tahoma"/>
-          <w:bCs/>
-          <w:kern w:val="0"/>
-          <w:sz w:val="22"/>
-        </w:rPr>
-      </w:pPr>
-      <w:r>
-        <w:rPr>
-          <w:rFonts w:ascii="Tahoma" w:eastAsia="微软雅黑" w:hAnsi="Tahoma" w:hint="eastAsia"/>
-          <w:bCs/>
-          <w:kern w:val="0"/>
-          <w:sz w:val="22"/>
-        </w:rPr>
-        <w:t>为了确保刀光与切角重合，打开</w:t>
-      </w:r>
-      <w:r>
-        <w:rPr>
-          <w:rFonts w:ascii="Tahoma" w:eastAsia="微软雅黑" w:hAnsi="Tahoma" w:hint="eastAsia"/>
-          <w:bCs/>
-          <w:kern w:val="0"/>
-          <w:sz w:val="22"/>
-        </w:rPr>
-        <w:t>ps</w:t>
-      </w:r>
-      <w:r>
-        <w:rPr>
-          <w:rFonts w:ascii="Tahoma" w:eastAsia="微软雅黑" w:hAnsi="Tahoma" w:hint="eastAsia"/>
-          <w:bCs/>
-          <w:kern w:val="0"/>
-          <w:sz w:val="22"/>
-        </w:rPr>
-        <w:t>，</w:t>
-      </w:r>
-      <w:r>
-        <w:rPr>
-          <w:rFonts w:ascii="Tahoma" w:eastAsia="微软雅黑" w:hAnsi="Tahoma" w:hint="eastAsia"/>
-          <w:bCs/>
-          <w:kern w:val="0"/>
-          <w:sz w:val="22"/>
-        </w:rPr>
-        <w:t>画一条矩形，</w:t>
-      </w:r>
-      <w:r>
-        <w:rPr>
-          <w:rFonts w:ascii="Tahoma" w:eastAsia="微软雅黑" w:hAnsi="Tahoma" w:hint="eastAsia"/>
-          <w:bCs/>
-          <w:kern w:val="0"/>
-          <w:sz w:val="22"/>
-        </w:rPr>
-        <w:t>然后</w:t>
-      </w:r>
-      <w:r>
-        <w:rPr>
-          <w:rFonts w:ascii="Tahoma" w:eastAsia="微软雅黑" w:hAnsi="Tahoma" w:hint="eastAsia"/>
-          <w:bCs/>
-          <w:kern w:val="0"/>
-          <w:sz w:val="22"/>
-        </w:rPr>
-        <w:t>旋转</w:t>
-      </w:r>
-      <w:r>
-        <w:rPr>
-          <w:rFonts w:ascii="Tahoma" w:eastAsia="微软雅黑" w:hAnsi="Tahoma" w:hint="eastAsia"/>
-          <w:bCs/>
-          <w:kern w:val="0"/>
-          <w:sz w:val="22"/>
-        </w:rPr>
-        <w:t>矩形</w:t>
-      </w:r>
-      <w:r>
-        <w:rPr>
-          <w:rFonts w:ascii="Tahoma" w:eastAsia="微软雅黑" w:hAnsi="Tahoma" w:hint="eastAsia"/>
-          <w:bCs/>
-          <w:kern w:val="0"/>
-          <w:sz w:val="22"/>
-        </w:rPr>
-        <w:t>，</w:t>
-      </w:r>
-    </w:p>
-    <w:p>
-      <w:pPr>
-        <w:widowControl/>
-        <w:snapToGrid w:val="0"/>
-        <w:rPr>
-          <w:rFonts w:ascii="Tahoma" w:eastAsia="微软雅黑" w:hAnsi="Tahoma"/>
-          <w:bCs/>
-          <w:kern w:val="0"/>
-          <w:sz w:val="22"/>
-        </w:rPr>
-      </w:pPr>
-      <w:r>
-        <w:rPr>
-          <w:rFonts w:ascii="Tahoma" w:eastAsia="微软雅黑" w:hAnsi="Tahoma" w:hint="eastAsia"/>
-          <w:bCs/>
-          <w:kern w:val="0"/>
-          <w:sz w:val="22"/>
-        </w:rPr>
-        <w:t>获取到倾斜角为</w:t>
-      </w:r>
-      <w:r>
-        <w:rPr>
-          <w:rFonts w:ascii="Tahoma" w:eastAsia="微软雅黑" w:hAnsi="Tahoma" w:hint="eastAsia"/>
-          <w:bCs/>
-          <w:kern w:val="0"/>
-          <w:sz w:val="22"/>
-        </w:rPr>
-        <w:t xml:space="preserve"> -</w:t>
-      </w:r>
-      <w:r>
-        <w:rPr>
-          <w:rFonts w:ascii="Tahoma" w:eastAsia="微软雅黑" w:hAnsi="Tahoma"/>
-          <w:bCs/>
-          <w:kern w:val="0"/>
-          <w:sz w:val="22"/>
-        </w:rPr>
-        <w:t>74.6</w:t>
-      </w:r>
-      <w:r>
-        <w:rPr>
-          <w:rFonts w:ascii="Tahoma" w:eastAsia="微软雅黑" w:hAnsi="Tahoma" w:hint="eastAsia"/>
-          <w:bCs/>
-          <w:kern w:val="0"/>
-          <w:sz w:val="22"/>
-        </w:rPr>
-        <w:t>度。</w:t>
-      </w:r>
-    </w:p>
-    <w:p>
-      <w:pPr>
-        <w:widowControl/>
-        <w:snapToGrid w:val="0"/>
-        <w:jc w:val="center"/>
-        <w:rPr>
-          <w:rFonts w:ascii="Tahoma" w:eastAsia="微软雅黑" w:hAnsi="Tahoma"/>
-          <w:bCs/>
-          <w:kern w:val="0"/>
-          <w:sz w:val="22"/>
-        </w:rPr>
-      </w:pPr>
-      <w:r>
-        <w:rPr>
-          <w:noProof/>
-        </w:rPr>
-        <w:drawing>
-          <wp:inline distT="0" distB="0" distL="0" distR="0" wp14:anchorId="617BA5B3" wp14:editId="7300B62B">
-            <wp:extent cx="3314700" cy="1324575"/>
-            <wp:effectExtent l="19050" t="19050" r="19050" b="28575"/>
-            <wp:docPr id="1547356720" name="图片 39"/>
-            <wp:cNvGraphicFramePr>
-              <a:graphicFrameLocks xmlns:a="http://schemas.openxmlformats.org/drawingml/2006/main" noChangeAspect="1"/>
-            </wp:cNvGraphicFramePr>
-            <a:graphic xmlns:a="http://schemas.openxmlformats.org/drawingml/2006/main">
-              <a:graphicData uri="http://schemas.openxmlformats.org/drawingml/2006/picture">
-                <pic:pic xmlns:pic="http://schemas.openxmlformats.org/drawingml/2006/picture">
-                  <pic:nvPicPr>
-                    <pic:cNvPr id="0" name="Picture 78"/>
-                    <pic:cNvPicPr>
-                      <a:picLocks noChangeAspect="1" noChangeArrowheads="1"/>
-                    </pic:cNvPicPr>
-                  </pic:nvPicPr>
-                  <pic:blipFill>
-                    <a:blip r:embed="rId48">
-                      <a:extLst>
-                        <a:ext uri="{28A0092B-C50C-407E-A947-70E740481C1C}">
-                          <a14:useLocalDpi xmlns:a14="http://schemas.microsoft.com/office/drawing/2010/main" val="0"/>
-                        </a:ext>
-                      </a:extLst>
-                    </a:blip>
-                    <a:srcRect/>
-                    <a:stretch>
-                      <a:fillRect/>
-                    </a:stretch>
-                  </pic:blipFill>
-                  <pic:spPr bwMode="auto">
-                    <a:xfrm>
-                      <a:off x="0" y="0"/>
-                      <a:ext cx="3327148" cy="1329549"/>
-                    </a:xfrm>
-                    <a:prstGeom prst="rect">
-                      <a:avLst/>
-                    </a:prstGeom>
-                    <a:noFill/>
-                    <a:ln w="9525">
-                      <a:solidFill>
-                        <a:schemeClr val="tx1"/>
-                      </a:solidFill>
-                    </a:ln>
-                  </pic:spPr>
-                </pic:pic>
-              </a:graphicData>
-            </a:graphic>
-          </wp:inline>
-        </w:drawing>
-      </w:r>
-    </w:p>
-    <w:p>
-      <w:pPr>
-        <w:widowControl/>
-        <w:snapToGrid w:val="0"/>
-        <w:jc w:val="center"/>
-        <w:rPr>
-          <w:rFonts w:ascii="宋体" w:eastAsia="宋体" w:hAnsi="宋体" w:cs="宋体" w:hint="eastAsia"/>
-          <w:kern w:val="0"/>
-          <w:sz w:val="24"/>
-          <w:szCs w:val="24"/>
-        </w:rPr>
-      </w:pPr>
-      <w:r>
-        <w:rPr>
-          <w:noProof/>
-        </w:rPr>
-        <w:drawing>
-          <wp:inline distT="0" distB="0" distL="0" distR="0" wp14:anchorId="43711867" wp14:editId="6801EF86">
-            <wp:extent cx="3337560" cy="2023234"/>
-            <wp:effectExtent l="19050" t="19050" r="15240" b="15240"/>
-            <wp:docPr id="1660017959" name="图片 40"/>
-            <wp:cNvGraphicFramePr>
-              <a:graphicFrameLocks xmlns:a="http://schemas.openxmlformats.org/drawingml/2006/main" noChangeAspect="1"/>
-            </wp:cNvGraphicFramePr>
-            <a:graphic xmlns:a="http://schemas.openxmlformats.org/drawingml/2006/main">
-              <a:graphicData uri="http://schemas.openxmlformats.org/drawingml/2006/picture">
-                <pic:pic xmlns:pic="http://schemas.openxmlformats.org/drawingml/2006/picture">
-                  <pic:nvPicPr>
-                    <pic:cNvPr id="0" name="Picture 80"/>
-                    <pic:cNvPicPr>
-                      <a:picLocks noChangeAspect="1" noChangeArrowheads="1"/>
-                    </pic:cNvPicPr>
-                  </pic:nvPicPr>
-                  <pic:blipFill>
-                    <a:blip r:embed="rId49">
-                      <a:extLst>
-                        <a:ext uri="{28A0092B-C50C-407E-A947-70E740481C1C}">
-                          <a14:useLocalDpi xmlns:a14="http://schemas.microsoft.com/office/drawing/2010/main" val="0"/>
-                        </a:ext>
-                      </a:extLst>
-                    </a:blip>
-                    <a:srcRect/>
-                    <a:stretch>
-                      <a:fillRect/>
-                    </a:stretch>
-                  </pic:blipFill>
-                  <pic:spPr bwMode="auto">
-                    <a:xfrm>
-                      <a:off x="0" y="0"/>
-                      <a:ext cx="3341859" cy="2025840"/>
-                    </a:xfrm>
-                    <a:prstGeom prst="rect">
-                      <a:avLst/>
-                    </a:prstGeom>
-                    <a:noFill/>
-                    <a:ln w="9525">
-                      <a:solidFill>
-                        <a:schemeClr val="tx1"/>
-                      </a:solidFill>
-                    </a:ln>
-                  </pic:spPr>
-                </pic:pic>
-              </a:graphicData>
-            </a:graphic>
-          </wp:inline>
-        </w:drawing>
-      </w:r>
-    </w:p>
-    <w:p>
-      <w:pPr>
-        <w:widowControl/>
-        <w:snapToGrid w:val="0"/>
-        <w:jc w:val="center"/>
-        <w:rPr>
-          <w:rFonts w:ascii="Tahoma" w:eastAsia="微软雅黑" w:hAnsi="Tahoma"/>
-          <w:bCs/>
-          <w:kern w:val="0"/>
-          <w:sz w:val="22"/>
-        </w:rPr>
-      </w:pPr>
-      <w:r>
-        <w:rPr>
-          <w:noProof/>
-        </w:rPr>
-        <w:drawing>
-          <wp:inline distT="0" distB="0" distL="0" distR="0" wp14:anchorId="1B3E8981" wp14:editId="74003F9D">
-            <wp:extent cx="4679950" cy="2093751"/>
-            <wp:effectExtent l="0" t="0" r="6350" b="1905"/>
-            <wp:docPr id="774255252" name="图片 41"/>
-            <wp:cNvGraphicFramePr>
-              <a:graphicFrameLocks xmlns:a="http://schemas.openxmlformats.org/drawingml/2006/main" noChangeAspect="1"/>
-            </wp:cNvGraphicFramePr>
-            <a:graphic xmlns:a="http://schemas.openxmlformats.org/drawingml/2006/main">
-              <a:graphicData uri="http://schemas.openxmlformats.org/drawingml/2006/picture">
-                <pic:pic xmlns:pic="http://schemas.openxmlformats.org/drawingml/2006/picture">
-                  <pic:nvPicPr>
-                    <pic:cNvPr id="0" name="Picture 82"/>
-                    <pic:cNvPicPr>
-                      <a:picLocks noChangeAspect="1" noChangeArrowheads="1"/>
-                    </pic:cNvPicPr>
-                  </pic:nvPicPr>
-                  <pic:blipFill>
-                    <a:blip r:embed="rId50">
-                      <a:extLst>
-                        <a:ext uri="{28A0092B-C50C-407E-A947-70E740481C1C}">
-                          <a14:useLocalDpi xmlns:a14="http://schemas.microsoft.com/office/drawing/2010/main" val="0"/>
-                        </a:ext>
-                      </a:extLst>
-                    </a:blip>
-                    <a:srcRect/>
-                    <a:stretch>
-                      <a:fillRect/>
-                    </a:stretch>
-                  </pic:blipFill>
-                  <pic:spPr bwMode="auto">
-                    <a:xfrm>
-                      <a:off x="0" y="0"/>
-                      <a:ext cx="4686289" cy="2096587"/>
-                    </a:xfrm>
-                    <a:prstGeom prst="rect">
-                      <a:avLst/>
-                    </a:prstGeom>
-                    <a:noFill/>
-                    <a:ln>
-                      <a:noFill/>
-                    </a:ln>
-                  </pic:spPr>
-                </pic:pic>
-              </a:graphicData>
-            </a:graphic>
-          </wp:inline>
-        </w:drawing>
-      </w:r>
-    </w:p>
-    <w:p>
-      <w:pPr>
-        <w:widowControl/>
-        <w:snapToGrid w:val="0"/>
-        <w:rPr>
-          <w:rFonts w:ascii="Tahoma" w:eastAsia="微软雅黑" w:hAnsi="Tahoma"/>
-          <w:bCs/>
-          <w:kern w:val="0"/>
-          <w:sz w:val="22"/>
-        </w:rPr>
-      </w:pPr>
-      <w:r>
-        <w:rPr>
-          <w:rFonts w:ascii="Tahoma" w:eastAsia="微软雅黑" w:hAnsi="Tahoma" w:hint="eastAsia"/>
-          <w:bCs/>
-          <w:kern w:val="0"/>
-          <w:sz w:val="22"/>
-        </w:rPr>
-        <w:t>确认角度后，接下来要确认刀光的起始位置。</w:t>
-      </w:r>
-    </w:p>
-    <w:p>
-      <w:pPr>
-        <w:widowControl/>
-        <w:snapToGrid w:val="0"/>
-        <w:rPr>
-          <w:rFonts w:ascii="Tahoma" w:eastAsia="微软雅黑" w:hAnsi="Tahoma"/>
-          <w:bCs/>
-          <w:kern w:val="0"/>
-          <w:sz w:val="22"/>
-        </w:rPr>
-      </w:pPr>
-    </w:p>
-    <w:p>
-      <w:pPr>
-        <w:widowControl/>
-        <w:snapToGrid w:val="0"/>
-        <w:rPr>
-          <w:rFonts w:ascii="Tahoma" w:eastAsia="微软雅黑" w:hAnsi="Tahoma"/>
-          <w:bCs/>
-          <w:kern w:val="0"/>
-          <w:sz w:val="22"/>
-        </w:rPr>
-      </w:pPr>
-      <w:r>
-        <w:rPr>
-          <w:rFonts w:ascii="Tahoma" w:eastAsia="微软雅黑" w:hAnsi="Tahoma" w:hint="eastAsia"/>
-          <w:bCs/>
-          <w:kern w:val="0"/>
-          <w:sz w:val="22"/>
-        </w:rPr>
-        <w:lastRenderedPageBreak/>
-        <w:t>使用钢笔工具，拉出与黑白交界线相似的延长线，</w:t>
-      </w:r>
-    </w:p>
-    <w:p>
-      <w:pPr>
-        <w:widowControl/>
-        <w:snapToGrid w:val="0"/>
-        <w:rPr>
-          <w:rFonts w:ascii="Tahoma" w:eastAsia="微软雅黑" w:hAnsi="Tahoma"/>
-          <w:bCs/>
-          <w:kern w:val="0"/>
-          <w:sz w:val="22"/>
-        </w:rPr>
-      </w:pPr>
-      <w:r>
-        <w:rPr>
-          <w:rFonts w:ascii="Tahoma" w:eastAsia="微软雅黑" w:hAnsi="Tahoma" w:hint="eastAsia"/>
-          <w:bCs/>
-          <w:kern w:val="0"/>
-          <w:sz w:val="22"/>
-        </w:rPr>
-        <w:t>然后测出矩形的高宽以及延长点的坐标位置。</w:t>
-      </w:r>
-    </w:p>
-    <w:p>
-      <w:pPr>
-        <w:widowControl/>
-        <w:snapToGrid w:val="0"/>
-        <w:jc w:val="center"/>
-        <w:rPr>
-          <w:rFonts w:ascii="Tahoma" w:eastAsia="微软雅黑" w:hAnsi="Tahoma"/>
-          <w:bCs/>
-          <w:kern w:val="0"/>
-          <w:sz w:val="22"/>
-        </w:rPr>
-      </w:pPr>
-      <w:r>
-        <w:rPr>
-          <w:noProof/>
-        </w:rPr>
-        <w:drawing>
-          <wp:inline distT="0" distB="0" distL="0" distR="0" wp14:anchorId="5F3E9A8C" wp14:editId="420671A5">
-            <wp:extent cx="2432050" cy="1558023"/>
-            <wp:effectExtent l="0" t="0" r="6350" b="4445"/>
-            <wp:docPr id="1300636505" name="图片 42"/>
-            <wp:cNvGraphicFramePr>
-              <a:graphicFrameLocks xmlns:a="http://schemas.openxmlformats.org/drawingml/2006/main" noChangeAspect="1"/>
-            </wp:cNvGraphicFramePr>
-            <a:graphic xmlns:a="http://schemas.openxmlformats.org/drawingml/2006/main">
-              <a:graphicData uri="http://schemas.openxmlformats.org/drawingml/2006/picture">
-                <pic:pic xmlns:pic="http://schemas.openxmlformats.org/drawingml/2006/picture">
-                  <pic:nvPicPr>
-                    <pic:cNvPr id="0" name="Picture 84"/>
-                    <pic:cNvPicPr>
-                      <a:picLocks noChangeAspect="1" noChangeArrowheads="1"/>
-                    </pic:cNvPicPr>
-                  </pic:nvPicPr>
-                  <pic:blipFill>
-                    <a:blip r:embed="rId51">
-                      <a:extLst>
-                        <a:ext uri="{28A0092B-C50C-407E-A947-70E740481C1C}">
-                          <a14:useLocalDpi xmlns:a14="http://schemas.microsoft.com/office/drawing/2010/main" val="0"/>
-                        </a:ext>
-                      </a:extLst>
-                    </a:blip>
-                    <a:srcRect/>
-                    <a:stretch>
-                      <a:fillRect/>
-                    </a:stretch>
-                  </pic:blipFill>
-                  <pic:spPr bwMode="auto">
-                    <a:xfrm>
-                      <a:off x="0" y="0"/>
-                      <a:ext cx="2435791" cy="1560420"/>
-                    </a:xfrm>
-                    <a:prstGeom prst="rect">
-                      <a:avLst/>
-                    </a:prstGeom>
-                    <a:noFill/>
-                    <a:ln>
-                      <a:noFill/>
-                    </a:ln>
-                  </pic:spPr>
-                </pic:pic>
-              </a:graphicData>
-            </a:graphic>
-          </wp:inline>
-        </w:drawing>
-      </w:r>
-      <w:r>
-        <w:rPr>
-          <w:rFonts w:ascii="Tahoma" w:eastAsia="微软雅黑" w:hAnsi="Tahoma" w:hint="eastAsia"/>
-          <w:bCs/>
-          <w:kern w:val="0"/>
-          <w:sz w:val="22"/>
-        </w:rPr>
-        <w:t xml:space="preserve"> </w:t>
-      </w:r>
-      <w:r>
-        <w:rPr>
-          <w:noProof/>
-        </w:rPr>
-        <w:drawing>
-          <wp:inline distT="0" distB="0" distL="0" distR="0" wp14:anchorId="1DC5F50D" wp14:editId="7AF7BF47">
-            <wp:extent cx="2468880" cy="571500"/>
-            <wp:effectExtent l="0" t="0" r="7620" b="0"/>
-            <wp:docPr id="2082652870" name="图片 43"/>
-            <wp:cNvGraphicFramePr>
-              <a:graphicFrameLocks xmlns:a="http://schemas.openxmlformats.org/drawingml/2006/main" noChangeAspect="1"/>
-            </wp:cNvGraphicFramePr>
-            <a:graphic xmlns:a="http://schemas.openxmlformats.org/drawingml/2006/main">
-              <a:graphicData uri="http://schemas.openxmlformats.org/drawingml/2006/picture">
-                <pic:pic xmlns:pic="http://schemas.openxmlformats.org/drawingml/2006/picture">
-                  <pic:nvPicPr>
-                    <pic:cNvPr id="0" name="Picture 86"/>
-                    <pic:cNvPicPr>
-                      <a:picLocks noChangeAspect="1" noChangeArrowheads="1"/>
-                    </pic:cNvPicPr>
-                  </pic:nvPicPr>
-                  <pic:blipFill>
-                    <a:blip r:embed="rId52">
-                      <a:extLst>
-                        <a:ext uri="{28A0092B-C50C-407E-A947-70E740481C1C}">
-                          <a14:useLocalDpi xmlns:a14="http://schemas.microsoft.com/office/drawing/2010/main" val="0"/>
-                        </a:ext>
-                      </a:extLst>
-                    </a:blip>
-                    <a:srcRect/>
-                    <a:stretch>
-                      <a:fillRect/>
-                    </a:stretch>
-                  </pic:blipFill>
-                  <pic:spPr bwMode="auto">
-                    <a:xfrm>
-                      <a:off x="0" y="0"/>
-                      <a:ext cx="2468880" cy="571500"/>
-                    </a:xfrm>
-                    <a:prstGeom prst="rect">
-                      <a:avLst/>
-                    </a:prstGeom>
-                    <a:noFill/>
-                    <a:ln>
-                      <a:noFill/>
-                    </a:ln>
-                  </pic:spPr>
-                </pic:pic>
-              </a:graphicData>
-            </a:graphic>
-          </wp:inline>
-        </w:drawing>
-      </w:r>
-    </w:p>
-    <w:p>
-      <w:pPr>
-        <w:widowControl/>
-        <w:snapToGrid w:val="0"/>
-        <w:rPr>
-          <w:rFonts w:ascii="Tahoma" w:eastAsia="微软雅黑" w:hAnsi="Tahoma"/>
-          <w:bCs/>
-          <w:kern w:val="0"/>
-          <w:sz w:val="22"/>
-        </w:rPr>
-      </w:pPr>
-      <w:r>
-        <w:rPr>
-          <w:rFonts w:ascii="Tahoma" w:eastAsia="微软雅黑" w:hAnsi="Tahoma" w:hint="eastAsia"/>
-          <w:bCs/>
-          <w:kern w:val="0"/>
-          <w:sz w:val="22"/>
-        </w:rPr>
-        <w:t>经过手动</w:t>
-      </w:r>
-      <w:r>
-        <w:rPr>
-          <w:rFonts w:ascii="Tahoma" w:eastAsia="微软雅黑" w:hAnsi="Tahoma" w:hint="eastAsia"/>
-          <w:bCs/>
-          <w:kern w:val="0"/>
-          <w:sz w:val="22"/>
-        </w:rPr>
-        <w:t>坐标</w:t>
-      </w:r>
-      <w:r>
-        <w:rPr>
-          <w:rFonts w:ascii="Tahoma" w:eastAsia="微软雅黑" w:hAnsi="Tahoma" w:hint="eastAsia"/>
-          <w:bCs/>
-          <w:kern w:val="0"/>
-          <w:sz w:val="22"/>
-        </w:rPr>
-        <w:t>计算</w:t>
-      </w:r>
-      <w:r>
-        <w:rPr>
-          <w:rFonts w:ascii="Tahoma" w:eastAsia="微软雅黑" w:hAnsi="Tahoma" w:hint="eastAsia"/>
-          <w:bCs/>
-          <w:kern w:val="0"/>
-          <w:sz w:val="22"/>
-        </w:rPr>
-        <w:t>后，</w:t>
-      </w:r>
-      <w:r>
-        <w:rPr>
-          <w:rFonts w:ascii="Tahoma" w:eastAsia="微软雅黑" w:hAnsi="Tahoma" w:hint="eastAsia"/>
-          <w:bCs/>
-          <w:kern w:val="0"/>
-          <w:sz w:val="22"/>
-        </w:rPr>
-        <w:t>得到并</w:t>
-      </w:r>
-      <w:r>
-        <w:rPr>
-          <w:rFonts w:ascii="Tahoma" w:eastAsia="微软雅黑" w:hAnsi="Tahoma" w:hint="eastAsia"/>
-          <w:bCs/>
-          <w:kern w:val="0"/>
-          <w:sz w:val="22"/>
-        </w:rPr>
-        <w:t>设置魔法圈的初始位置</w:t>
-      </w:r>
-      <w:r>
-        <w:rPr>
-          <w:rFonts w:ascii="Tahoma" w:eastAsia="微软雅黑" w:hAnsi="Tahoma" w:hint="eastAsia"/>
-          <w:bCs/>
-          <w:kern w:val="0"/>
-          <w:sz w:val="22"/>
-        </w:rPr>
-        <w:t>：</w:t>
-      </w:r>
-      <w:r>
-        <w:rPr>
-          <w:rFonts w:ascii="Tahoma" w:eastAsia="微软雅黑" w:hAnsi="Tahoma" w:hint="eastAsia"/>
-          <w:bCs/>
-          <w:kern w:val="0"/>
-          <w:sz w:val="22"/>
-        </w:rPr>
-        <w:t>5</w:t>
-      </w:r>
-      <w:r>
-        <w:rPr>
-          <w:rFonts w:ascii="Tahoma" w:eastAsia="微软雅黑" w:hAnsi="Tahoma"/>
-          <w:bCs/>
-          <w:kern w:val="0"/>
-          <w:sz w:val="22"/>
-        </w:rPr>
-        <w:t>74,-440</w:t>
-      </w:r>
-      <w:r>
-        <w:rPr>
-          <w:rFonts w:ascii="Tahoma" w:eastAsia="微软雅黑" w:hAnsi="Tahoma" w:hint="eastAsia"/>
-          <w:bCs/>
-          <w:kern w:val="0"/>
-          <w:sz w:val="22"/>
-        </w:rPr>
-        <w:t>。</w:t>
-      </w:r>
-    </w:p>
-    <w:p>
-      <w:pPr>
-        <w:widowControl/>
-        <w:snapToGrid w:val="0"/>
-        <w:jc w:val="center"/>
-        <w:rPr>
-          <w:rFonts w:ascii="Tahoma" w:eastAsia="微软雅黑" w:hAnsi="Tahoma"/>
-          <w:bCs/>
-          <w:kern w:val="0"/>
-          <w:sz w:val="22"/>
-        </w:rPr>
-      </w:pPr>
-      <w:r>
-        <w:rPr>
-          <w:noProof/>
-        </w:rPr>
-        <w:drawing>
-          <wp:inline distT="0" distB="0" distL="0" distR="0" wp14:anchorId="46B5B538" wp14:editId="52B909F7">
-            <wp:extent cx="3299460" cy="770575"/>
-            <wp:effectExtent l="0" t="0" r="0" b="0"/>
-            <wp:docPr id="515603300" name="图片 46"/>
-            <wp:cNvGraphicFramePr>
-              <a:graphicFrameLocks xmlns:a="http://schemas.openxmlformats.org/drawingml/2006/main" noChangeAspect="1"/>
-            </wp:cNvGraphicFramePr>
-            <a:graphic xmlns:a="http://schemas.openxmlformats.org/drawingml/2006/main">
-              <a:graphicData uri="http://schemas.openxmlformats.org/drawingml/2006/picture">
-                <pic:pic xmlns:pic="http://schemas.openxmlformats.org/drawingml/2006/picture">
-                  <pic:nvPicPr>
-                    <pic:cNvPr id="0" name="Picture 92"/>
-                    <pic:cNvPicPr>
-                      <a:picLocks noChangeAspect="1" noChangeArrowheads="1"/>
-                    </pic:cNvPicPr>
-                  </pic:nvPicPr>
-                  <pic:blipFill>
-                    <a:blip r:embed="rId53">
-                      <a:extLst>
-                        <a:ext uri="{28A0092B-C50C-407E-A947-70E740481C1C}">
-                          <a14:useLocalDpi xmlns:a14="http://schemas.microsoft.com/office/drawing/2010/main" val="0"/>
-                        </a:ext>
-                      </a:extLst>
-                    </a:blip>
-                    <a:srcRect/>
-                    <a:stretch>
-                      <a:fillRect/>
-                    </a:stretch>
-                  </pic:blipFill>
-                  <pic:spPr bwMode="auto">
-                    <a:xfrm>
-                      <a:off x="0" y="0"/>
-                      <a:ext cx="3306725" cy="772272"/>
-                    </a:xfrm>
-                    <a:prstGeom prst="rect">
-                      <a:avLst/>
-                    </a:prstGeom>
-                    <a:noFill/>
-                    <a:ln>
-                      <a:noFill/>
-                    </a:ln>
-                  </pic:spPr>
-                </pic:pic>
-              </a:graphicData>
-            </a:graphic>
-          </wp:inline>
-        </w:drawing>
-      </w:r>
-    </w:p>
-    <w:p>
-      <w:pPr>
-        <w:widowControl/>
-        <w:snapToGrid w:val="0"/>
-        <w:rPr>
-          <w:rFonts w:ascii="Tahoma" w:eastAsia="微软雅黑" w:hAnsi="Tahoma"/>
-          <w:bCs/>
-          <w:kern w:val="0"/>
-          <w:sz w:val="22"/>
-        </w:rPr>
-      </w:pPr>
-      <w:r>
-        <w:rPr>
-          <w:rFonts w:ascii="Tahoma" w:eastAsia="微软雅黑" w:hAnsi="Tahoma" w:hint="eastAsia"/>
-          <w:bCs/>
-          <w:kern w:val="0"/>
-          <w:sz w:val="22"/>
-        </w:rPr>
-        <w:t>同理，往下再作延长的线，然后算出从起点到终点的矩形差。</w:t>
-      </w:r>
-    </w:p>
-    <w:p>
-      <w:pPr>
-        <w:widowControl/>
-        <w:snapToGrid w:val="0"/>
-        <w:rPr>
-          <w:rFonts w:ascii="Tahoma" w:eastAsia="微软雅黑" w:hAnsi="Tahoma"/>
-          <w:bCs/>
-          <w:kern w:val="0"/>
-          <w:sz w:val="22"/>
-        </w:rPr>
-      </w:pPr>
-      <w:r>
-        <w:rPr>
-          <w:rFonts w:ascii="Tahoma" w:eastAsia="微软雅黑" w:hAnsi="Tahoma" w:hint="eastAsia"/>
-          <w:bCs/>
-          <w:kern w:val="0"/>
-          <w:sz w:val="22"/>
-        </w:rPr>
-        <w:t>从右上角的点，到左下角的点，</w:t>
-      </w:r>
-      <w:r>
-        <w:rPr>
-          <w:rFonts w:ascii="Tahoma" w:eastAsia="微软雅黑" w:hAnsi="Tahoma" w:hint="eastAsia"/>
-          <w:bCs/>
-          <w:kern w:val="0"/>
-          <w:sz w:val="22"/>
-        </w:rPr>
-        <w:t>x</w:t>
-      </w:r>
-      <w:r>
-        <w:rPr>
-          <w:rFonts w:ascii="Tahoma" w:eastAsia="微软雅黑" w:hAnsi="Tahoma" w:hint="eastAsia"/>
-          <w:bCs/>
-          <w:kern w:val="0"/>
-          <w:sz w:val="22"/>
-        </w:rPr>
-        <w:t>需要</w:t>
-      </w:r>
-      <w:r>
-        <w:rPr>
-          <w:rFonts w:ascii="Tahoma" w:eastAsia="微软雅黑" w:hAnsi="Tahoma" w:hint="eastAsia"/>
-          <w:bCs/>
-          <w:kern w:val="0"/>
-          <w:sz w:val="22"/>
-        </w:rPr>
-        <w:t>-</w:t>
-      </w:r>
-      <w:r>
-        <w:rPr>
-          <w:rFonts w:ascii="Tahoma" w:eastAsia="微软雅黑" w:hAnsi="Tahoma"/>
-          <w:bCs/>
-          <w:kern w:val="0"/>
-          <w:sz w:val="22"/>
-        </w:rPr>
-        <w:t>440</w:t>
-      </w:r>
-      <w:r>
-        <w:rPr>
-          <w:rFonts w:ascii="Tahoma" w:eastAsia="微软雅黑" w:hAnsi="Tahoma" w:hint="eastAsia"/>
-          <w:bCs/>
-          <w:kern w:val="0"/>
-          <w:sz w:val="22"/>
-        </w:rPr>
-        <w:t>左右，</w:t>
-      </w:r>
-      <w:r>
-        <w:rPr>
-          <w:rFonts w:ascii="Tahoma" w:eastAsia="微软雅黑" w:hAnsi="Tahoma" w:hint="eastAsia"/>
-          <w:bCs/>
-          <w:kern w:val="0"/>
-          <w:sz w:val="22"/>
-        </w:rPr>
-        <w:t>y</w:t>
-      </w:r>
-      <w:r>
-        <w:rPr>
-          <w:rFonts w:ascii="Tahoma" w:eastAsia="微软雅黑" w:hAnsi="Tahoma" w:hint="eastAsia"/>
-          <w:bCs/>
-          <w:kern w:val="0"/>
-          <w:sz w:val="22"/>
-        </w:rPr>
-        <w:t>需要</w:t>
-      </w:r>
-      <w:r>
-        <w:rPr>
-          <w:rFonts w:ascii="Tahoma" w:eastAsia="微软雅黑" w:hAnsi="Tahoma" w:hint="eastAsia"/>
-          <w:bCs/>
-          <w:kern w:val="0"/>
-          <w:sz w:val="22"/>
-        </w:rPr>
-        <w:t>+</w:t>
-      </w:r>
-      <w:r>
-        <w:rPr>
-          <w:rFonts w:ascii="Tahoma" w:eastAsia="微软雅黑" w:hAnsi="Tahoma"/>
-          <w:bCs/>
-          <w:kern w:val="0"/>
-          <w:sz w:val="22"/>
-        </w:rPr>
-        <w:t>1511</w:t>
-      </w:r>
-      <w:r>
-        <w:rPr>
-          <w:rFonts w:ascii="Tahoma" w:eastAsia="微软雅黑" w:hAnsi="Tahoma" w:hint="eastAsia"/>
-          <w:bCs/>
-          <w:kern w:val="0"/>
-          <w:sz w:val="22"/>
-        </w:rPr>
-        <w:t>左右。</w:t>
-      </w:r>
-    </w:p>
-    <w:p>
-      <w:pPr>
-        <w:widowControl/>
-        <w:snapToGrid w:val="0"/>
-        <w:jc w:val="center"/>
-        <w:rPr>
-          <w:rFonts w:ascii="Tahoma" w:eastAsia="微软雅黑" w:hAnsi="Tahoma"/>
-          <w:bCs/>
-          <w:kern w:val="0"/>
-          <w:sz w:val="22"/>
-        </w:rPr>
-      </w:pPr>
-      <w:r>
-        <w:rPr>
-          <w:noProof/>
-        </w:rPr>
-        <w:drawing>
-          <wp:inline distT="0" distB="0" distL="0" distR="0" wp14:anchorId="2B279DDF" wp14:editId="027F9E01">
-            <wp:extent cx="4404360" cy="3738881"/>
-            <wp:effectExtent l="0" t="0" r="0" b="0"/>
-            <wp:docPr id="1332428363" name="图片 45"/>
-            <wp:cNvGraphicFramePr>
-              <a:graphicFrameLocks xmlns:a="http://schemas.openxmlformats.org/drawingml/2006/main" noChangeAspect="1"/>
-            </wp:cNvGraphicFramePr>
-            <a:graphic xmlns:a="http://schemas.openxmlformats.org/drawingml/2006/main">
-              <a:graphicData uri="http://schemas.openxmlformats.org/drawingml/2006/picture">
-                <pic:pic xmlns:pic="http://schemas.openxmlformats.org/drawingml/2006/picture">
-                  <pic:nvPicPr>
-                    <pic:cNvPr id="0" name="Picture 90"/>
-                    <pic:cNvPicPr>
-                      <a:picLocks noChangeAspect="1" noChangeArrowheads="1"/>
-                    </pic:cNvPicPr>
-                  </pic:nvPicPr>
-                  <pic:blipFill>
-                    <a:blip r:embed="rId54">
-                      <a:extLst>
-                        <a:ext uri="{28A0092B-C50C-407E-A947-70E740481C1C}">
-                          <a14:useLocalDpi xmlns:a14="http://schemas.microsoft.com/office/drawing/2010/main" val="0"/>
-                        </a:ext>
-                      </a:extLst>
-                    </a:blip>
-                    <a:srcRect/>
-                    <a:stretch>
-                      <a:fillRect/>
-                    </a:stretch>
-                  </pic:blipFill>
-                  <pic:spPr bwMode="auto">
-                    <a:xfrm>
-                      <a:off x="0" y="0"/>
-                      <a:ext cx="4412069" cy="3745425"/>
-                    </a:xfrm>
-                    <a:prstGeom prst="rect">
-                      <a:avLst/>
-                    </a:prstGeom>
-                    <a:noFill/>
-                    <a:ln>
-                      <a:noFill/>
-                    </a:ln>
-                  </pic:spPr>
-                </pic:pic>
-              </a:graphicData>
-            </a:graphic>
-          </wp:inline>
-        </w:drawing>
-      </w:r>
-    </w:p>
-    <w:p>
-      <w:pPr>
-        <w:widowControl/>
-        <w:jc w:val="center"/>
-        <w:rPr>
-          <w:rFonts w:ascii="Tahoma" w:eastAsia="微软雅黑" w:hAnsi="Tahoma"/>
-          <w:bCs/>
-          <w:kern w:val="0"/>
-          <w:sz w:val="22"/>
-        </w:rPr>
-      </w:pPr>
-      <w:r>
-        <w:rPr>
-          <w:noProof/>
-        </w:rPr>
-        <w:drawing>
-          <wp:inline distT="0" distB="0" distL="0" distR="0" wp14:anchorId="1A588491" wp14:editId="7824327B">
-            <wp:extent cx="5274310" cy="316865"/>
-            <wp:effectExtent l="0" t="0" r="2540" b="6985"/>
-            <wp:docPr id="930856729" name="图片 47"/>
-            <wp:cNvGraphicFramePr>
-              <a:graphicFrameLocks xmlns:a="http://schemas.openxmlformats.org/drawingml/2006/main" noChangeAspect="1"/>
-            </wp:cNvGraphicFramePr>
-            <a:graphic xmlns:a="http://schemas.openxmlformats.org/drawingml/2006/main">
-              <a:graphicData uri="http://schemas.openxmlformats.org/drawingml/2006/picture">
-                <pic:pic xmlns:pic="http://schemas.openxmlformats.org/drawingml/2006/picture">
-                  <pic:nvPicPr>
-                    <pic:cNvPr id="0" name="Picture 94"/>
-                    <pic:cNvPicPr>
-                      <a:picLocks noChangeAspect="1" noChangeArrowheads="1"/>
-                    </pic:cNvPicPr>
-                  </pic:nvPicPr>
-                  <pic:blipFill>
-                    <a:blip r:embed="rId55">
-                      <a:extLst>
-                        <a:ext uri="{28A0092B-C50C-407E-A947-70E740481C1C}">
-                          <a14:useLocalDpi xmlns:a14="http://schemas.microsoft.com/office/drawing/2010/main" val="0"/>
-                        </a:ext>
-                      </a:extLst>
-                    </a:blip>
-                    <a:srcRect/>
-                    <a:stretch>
-                      <a:fillRect/>
-                    </a:stretch>
-                  </pic:blipFill>
-                  <pic:spPr bwMode="auto">
-                    <a:xfrm>
-                      <a:off x="0" y="0"/>
-                      <a:ext cx="5274310" cy="316865"/>
-                    </a:xfrm>
-                    <a:prstGeom prst="rect">
-                      <a:avLst/>
-                    </a:prstGeom>
-                    <a:noFill/>
-                    <a:ln>
-                      <a:noFill/>
-                    </a:ln>
-                  </pic:spPr>
-                </pic:pic>
-              </a:graphicData>
-            </a:graphic>
-          </wp:inline>
-        </w:drawing>
-      </w:r>
-    </w:p>
-    <w:p>
-      <w:pPr>
-        <w:widowControl/>
-        <w:snapToGrid w:val="0"/>
-        <w:rPr>
-          <w:rFonts w:ascii="Tahoma" w:eastAsia="微软雅黑" w:hAnsi="Tahoma"/>
-          <w:bCs/>
-          <w:kern w:val="0"/>
-          <w:sz w:val="22"/>
-        </w:rPr>
-      </w:pPr>
-      <w:r>
-        <w:rPr>
-          <w:rFonts w:ascii="Tahoma" w:eastAsia="微软雅黑" w:hAnsi="Tahoma" w:hint="eastAsia"/>
-          <w:bCs/>
-          <w:kern w:val="0"/>
-          <w:sz w:val="22"/>
-        </w:rPr>
-        <w:t>最后</w:t>
-      </w:r>
-      <w:r>
-        <w:rPr>
-          <w:rFonts w:ascii="Tahoma" w:eastAsia="微软雅黑" w:hAnsi="Tahoma" w:hint="eastAsia"/>
-          <w:bCs/>
-          <w:kern w:val="0"/>
-          <w:sz w:val="22"/>
-        </w:rPr>
-        <w:t>通过插件指令，控制刀光快速移动即可。</w:t>
-      </w:r>
-    </w:p>
-    <w:p>
-      <w:pPr>
-        <w:widowControl/>
-        <w:snapToGrid w:val="0"/>
-        <w:rPr>
-          <w:rFonts w:ascii="Tahoma" w:eastAsia="微软雅黑" w:hAnsi="Tahoma"/>
-          <w:bCs/>
-          <w:kern w:val="0"/>
-          <w:sz w:val="22"/>
-        </w:rPr>
-      </w:pPr>
-      <w:r>
-        <w:rPr>
-          <w:rFonts w:ascii="Tahoma" w:eastAsia="微软雅黑" w:hAnsi="Tahoma" w:hint="eastAsia"/>
-          <w:bCs/>
-          <w:kern w:val="0"/>
-          <w:sz w:val="22"/>
-        </w:rPr>
-        <w:t>根据游戏测试的实际平移情况，再微调位置，确保刀光能切到两碎片的交界处。</w:t>
-      </w:r>
-    </w:p>
-    <w:tbl>
-      <w:tblPr>
-        <w:tblStyle w:val="af"/>
-        <w:tblW w:w="0" w:type="auto"/>
-        <w:shd w:val="clear" w:color="auto" w:fill="DEEAF6" w:themeFill="accent1" w:themeFillTint="33"/>
-        <w:tblLook w:val="04A0" w:firstRow="1" w:lastRow="0" w:firstColumn="1" w:lastColumn="0" w:noHBand="0" w:noVBand="1"/>
-      </w:tblPr>
-      <w:tblGrid>
-        <w:gridCol w:w="8522"/>
-      </w:tblGrid>
-      <w:tr>
-        <w:tc>
-          <w:tcPr>
-            <w:tcW w:w="8522" w:type="dxa"/>
-            <w:shd w:val="clear" w:color="auto" w:fill="DEEAF6" w:themeFill="accent1" w:themeFillTint="33"/>
-          </w:tcPr>
-          <w:p>
-            <w:pPr>
-              <w:widowControl/>
-              <w:snapToGrid w:val="0"/>
-              <w:rPr>
-                <w:rFonts w:ascii="Tahoma" w:eastAsia="微软雅黑" w:hAnsi="Tahoma"/>
-                <w:bCs/>
-                <w:kern w:val="0"/>
-                <w:sz w:val="22"/>
-              </w:rPr>
-            </w:pPr>
-            <w:r>
-              <w:rPr>
-                <w:rFonts w:ascii="Tahoma" w:eastAsia="微软雅黑" w:hAnsi="Tahoma" w:hint="eastAsia"/>
-                <w:bCs/>
-                <w:kern w:val="0"/>
-                <w:sz w:val="22"/>
-              </w:rPr>
-              <w:t>当前</w:t>
-            </w:r>
-            <w:r>
-              <w:rPr>
-                <w:rFonts w:ascii="Tahoma" w:eastAsia="微软雅黑" w:hAnsi="Tahoma" w:hint="eastAsia"/>
-                <w:bCs/>
-                <w:kern w:val="0"/>
-                <w:sz w:val="22"/>
-              </w:rPr>
-              <w:t>的刀光</w:t>
-            </w:r>
-            <w:r>
-              <w:rPr>
-                <w:rFonts w:ascii="Tahoma" w:eastAsia="微软雅黑" w:hAnsi="Tahoma" w:hint="eastAsia"/>
-                <w:bCs/>
-                <w:kern w:val="0"/>
-                <w:sz w:val="22"/>
-              </w:rPr>
-              <w:t>动画效果需要添加魔法圈，然后自己手动算坐标，非常麻烦</w:t>
-            </w:r>
-            <w:r>
-              <w:rPr>
-                <w:rFonts w:ascii="Tahoma" w:eastAsia="微软雅黑" w:hAnsi="Tahoma" w:hint="eastAsia"/>
-                <w:bCs/>
-                <w:kern w:val="0"/>
-                <w:sz w:val="22"/>
-              </w:rPr>
-              <w:t>。</w:t>
-            </w:r>
-          </w:p>
-          <w:p>
-            <w:pPr>
-              <w:widowControl/>
-              <w:snapToGrid w:val="0"/>
-              <w:rPr>
-                <w:rFonts w:ascii="Tahoma" w:eastAsia="微软雅黑" w:hAnsi="Tahoma"/>
-                <w:bCs/>
-                <w:kern w:val="0"/>
-                <w:sz w:val="22"/>
-              </w:rPr>
-            </w:pPr>
-            <w:r>
-              <w:rPr>
-                <w:rFonts w:ascii="Tahoma" w:eastAsia="微软雅黑" w:hAnsi="Tahoma" w:hint="eastAsia"/>
-                <w:bCs/>
-                <w:kern w:val="0"/>
-                <w:sz w:val="22"/>
-              </w:rPr>
-              <w:t>后续可以直接使用</w:t>
-            </w:r>
-            <w:r>
-              <w:rPr>
-                <w:rFonts w:ascii="Tahoma" w:eastAsia="微软雅黑" w:hAnsi="Tahoma" w:hint="eastAsia"/>
-                <w:bCs/>
-                <w:kern w:val="0"/>
-                <w:sz w:val="22"/>
-              </w:rPr>
-              <w:t xml:space="preserve"> </w:t>
-            </w:r>
-            <w:r>
-              <w:rPr>
-                <w:rFonts w:ascii="Tahoma" w:eastAsia="微软雅黑" w:hAnsi="Tahoma" w:hint="eastAsia"/>
-                <w:bCs/>
-                <w:kern w:val="0"/>
-                <w:sz w:val="22"/>
-              </w:rPr>
-              <w:t>次元斩插件</w:t>
-            </w:r>
-            <w:r>
-              <w:rPr>
-                <w:rFonts w:ascii="Tahoma" w:eastAsia="微软雅黑" w:hAnsi="Tahoma" w:hint="eastAsia"/>
-                <w:bCs/>
-                <w:kern w:val="0"/>
-                <w:sz w:val="22"/>
-              </w:rPr>
-              <w:t xml:space="preserve"> </w:t>
-            </w:r>
-            <w:r>
-              <w:rPr>
-                <w:rFonts w:ascii="Tahoma" w:eastAsia="微软雅黑" w:hAnsi="Tahoma" w:hint="eastAsia"/>
-                <w:bCs/>
-                <w:kern w:val="0"/>
-                <w:sz w:val="22"/>
-              </w:rPr>
-              <w:t>，插件内部经过数学计算快速算出坐标。</w:t>
-            </w:r>
-          </w:p>
-        </w:tc>
-      </w:tr>
-    </w:tbl>
-    <w:p>
-      <w:pPr>
-        <w:widowControl/>
-        <w:jc w:val="left"/>
-        <w:rPr>
-          <w:rFonts w:ascii="Tahoma" w:eastAsia="微软雅黑" w:hAnsi="Tahoma"/>
-          <w:bCs/>
-          <w:kern w:val="0"/>
-          <w:sz w:val="22"/>
-        </w:rPr>
-      </w:pPr>
-    </w:p>
-    <w:p>
-      <w:pPr>
-        <w:widowControl/>
-        <w:snapToGrid w:val="0"/>
-        <w:rPr>
-          <w:rFonts w:ascii="Tahoma" w:eastAsia="微软雅黑" w:hAnsi="Tahoma"/>
-          <w:bCs/>
-          <w:kern w:val="0"/>
-          <w:sz w:val="22"/>
-        </w:rPr>
-      </w:pPr>
-      <w:r>
-        <w:rPr>
-          <w:rFonts w:ascii="Tahoma" w:eastAsia="微软雅黑" w:hAnsi="Tahoma" w:hint="eastAsia"/>
-          <w:bCs/>
-          <w:kern w:val="0"/>
-          <w:sz w:val="22"/>
-        </w:rPr>
-        <w:lastRenderedPageBreak/>
-        <w:t>除了刀光，还需要</w:t>
-      </w:r>
-      <w:r>
-        <w:rPr>
-          <w:rFonts w:ascii="Tahoma" w:eastAsia="微软雅黑" w:hAnsi="Tahoma" w:hint="eastAsia"/>
-          <w:bCs/>
-          <w:kern w:val="0"/>
-          <w:sz w:val="22"/>
-        </w:rPr>
-        <w:t>控制</w:t>
-      </w:r>
-      <w:r>
-        <w:rPr>
-          <w:rFonts w:ascii="Tahoma" w:eastAsia="微软雅黑" w:hAnsi="Tahoma" w:hint="eastAsia"/>
-          <w:bCs/>
-          <w:kern w:val="0"/>
-          <w:sz w:val="22"/>
-        </w:rPr>
-        <w:t>播放</w:t>
-      </w:r>
-      <w:r>
-        <w:rPr>
-          <w:rFonts w:ascii="Tahoma" w:eastAsia="微软雅黑" w:hAnsi="Tahoma" w:hint="eastAsia"/>
-          <w:bCs/>
-          <w:kern w:val="0"/>
-          <w:sz w:val="22"/>
-        </w:rPr>
-        <w:t>闪烁的背景。</w:t>
-      </w:r>
-    </w:p>
-    <w:p>
-      <w:pPr>
-        <w:widowControl/>
-        <w:jc w:val="center"/>
-        <w:rPr>
-          <w:rFonts w:ascii="宋体" w:eastAsia="宋体" w:hAnsi="宋体" w:cs="宋体" w:hint="eastAsia"/>
-          <w:kern w:val="0"/>
-          <w:sz w:val="24"/>
-          <w:szCs w:val="24"/>
-        </w:rPr>
-      </w:pPr>
-      <w:r>
-        <w:rPr>
-          <w:noProof/>
-        </w:rPr>
-        <w:drawing>
-          <wp:inline distT="0" distB="0" distL="0" distR="0" wp14:anchorId="446F5310" wp14:editId="71259C72">
-            <wp:extent cx="4533900" cy="861060"/>
-            <wp:effectExtent l="0" t="0" r="0" b="0"/>
-            <wp:docPr id="1262663707" name="图片 48"/>
-            <wp:cNvGraphicFramePr>
-              <a:graphicFrameLocks xmlns:a="http://schemas.openxmlformats.org/drawingml/2006/main" noChangeAspect="1"/>
-            </wp:cNvGraphicFramePr>
-            <a:graphic xmlns:a="http://schemas.openxmlformats.org/drawingml/2006/main">
-              <a:graphicData uri="http://schemas.openxmlformats.org/drawingml/2006/picture">
-                <pic:pic xmlns:pic="http://schemas.openxmlformats.org/drawingml/2006/picture">
-                  <pic:nvPicPr>
-                    <pic:cNvPr id="0" name="Picture 96"/>
-                    <pic:cNvPicPr>
-                      <a:picLocks noChangeAspect="1" noChangeArrowheads="1"/>
-                    </pic:cNvPicPr>
-                  </pic:nvPicPr>
-                  <pic:blipFill>
-                    <a:blip r:embed="rId56">
-                      <a:extLst>
-                        <a:ext uri="{28A0092B-C50C-407E-A947-70E740481C1C}">
-                          <a14:useLocalDpi xmlns:a14="http://schemas.microsoft.com/office/drawing/2010/main" val="0"/>
-                        </a:ext>
-                      </a:extLst>
-                    </a:blip>
-                    <a:srcRect/>
-                    <a:stretch>
-                      <a:fillRect/>
-                    </a:stretch>
-                  </pic:blipFill>
-                  <pic:spPr bwMode="auto">
-                    <a:xfrm>
-                      <a:off x="0" y="0"/>
-                      <a:ext cx="4533900" cy="861060"/>
-                    </a:xfrm>
-                    <a:prstGeom prst="rect">
-                      <a:avLst/>
-                    </a:prstGeom>
-                    <a:noFill/>
-                    <a:ln>
-                      <a:noFill/>
-                    </a:ln>
-                  </pic:spPr>
-                </pic:pic>
-              </a:graphicData>
-            </a:graphic>
-          </wp:inline>
-        </w:drawing>
-      </w:r>
-    </w:p>
-    <w:p>
-      <w:pPr>
-        <w:widowControl/>
-        <w:snapToGrid w:val="0"/>
-        <w:rPr>
-          <w:rFonts w:ascii="Tahoma" w:eastAsia="微软雅黑" w:hAnsi="Tahoma"/>
-          <w:bCs/>
-          <w:kern w:val="0"/>
-          <w:sz w:val="22"/>
-        </w:rPr>
-      </w:pPr>
-      <w:r>
-        <w:rPr>
-          <w:rFonts w:ascii="Tahoma" w:eastAsia="微软雅黑" w:hAnsi="Tahoma" w:hint="eastAsia"/>
-          <w:bCs/>
-          <w:kern w:val="0"/>
-          <w:sz w:val="22"/>
-        </w:rPr>
-        <w:t>使用白色幕布，透明度为</w:t>
-      </w:r>
-      <w:r>
-        <w:rPr>
-          <w:rFonts w:ascii="Tahoma" w:eastAsia="微软雅黑" w:hAnsi="Tahoma" w:hint="eastAsia"/>
-          <w:bCs/>
-          <w:kern w:val="0"/>
-          <w:sz w:val="22"/>
-        </w:rPr>
-        <w:t>2</w:t>
-      </w:r>
-      <w:r>
-        <w:rPr>
-          <w:rFonts w:ascii="Tahoma" w:eastAsia="微软雅黑" w:hAnsi="Tahoma"/>
-          <w:bCs/>
-          <w:kern w:val="0"/>
-          <w:sz w:val="22"/>
-        </w:rPr>
-        <w:t>00</w:t>
-      </w:r>
-      <w:r>
-        <w:rPr>
-          <w:rFonts w:ascii="Tahoma" w:eastAsia="微软雅黑" w:hAnsi="Tahoma" w:hint="eastAsia"/>
-          <w:bCs/>
-          <w:kern w:val="0"/>
-          <w:sz w:val="22"/>
-        </w:rPr>
-        <w:t>左右即可。（不要全白，全白比较闪眼睛）</w:t>
-      </w:r>
-    </w:p>
-    <w:p>
-      <w:pPr>
-        <w:widowControl/>
-        <w:snapToGrid w:val="0"/>
-        <w:rPr>
-          <w:rFonts w:ascii="Tahoma" w:eastAsia="微软雅黑" w:hAnsi="Tahoma"/>
-          <w:bCs/>
-          <w:kern w:val="0"/>
-          <w:sz w:val="22"/>
-        </w:rPr>
-      </w:pPr>
-      <w:r>
-        <w:rPr>
-          <w:rFonts w:ascii="Tahoma" w:eastAsia="微软雅黑" w:hAnsi="Tahoma" w:hint="eastAsia"/>
-          <w:bCs/>
-          <w:kern w:val="0"/>
-          <w:sz w:val="22"/>
-        </w:rPr>
-        <w:t>插件指令控制刀光时，也同时用插件指令让白色背景闪一下。</w:t>
-      </w:r>
-    </w:p>
-    <w:p>
-      <w:pPr>
-        <w:widowControl/>
-        <w:jc w:val="center"/>
-        <w:rPr>
-          <w:rFonts w:ascii="宋体" w:eastAsia="宋体" w:hAnsi="宋体" w:cs="宋体" w:hint="eastAsia"/>
-          <w:kern w:val="0"/>
-          <w:sz w:val="24"/>
-          <w:szCs w:val="24"/>
-        </w:rPr>
-      </w:pPr>
-      <w:r>
-        <w:rPr>
-          <w:noProof/>
-        </w:rPr>
-        <w:drawing>
-          <wp:inline distT="0" distB="0" distL="0" distR="0" wp14:anchorId="2BA1DB92" wp14:editId="4B95C371">
-            <wp:extent cx="5068570" cy="1291857"/>
-            <wp:effectExtent l="0" t="0" r="0" b="3810"/>
-            <wp:docPr id="274831301" name="图片 49"/>
-            <wp:cNvGraphicFramePr>
-              <a:graphicFrameLocks xmlns:a="http://schemas.openxmlformats.org/drawingml/2006/main" noChangeAspect="1"/>
-            </wp:cNvGraphicFramePr>
-            <a:graphic xmlns:a="http://schemas.openxmlformats.org/drawingml/2006/main">
-              <a:graphicData uri="http://schemas.openxmlformats.org/drawingml/2006/picture">
-                <pic:pic xmlns:pic="http://schemas.openxmlformats.org/drawingml/2006/picture">
-                  <pic:nvPicPr>
-                    <pic:cNvPr id="0" name="Picture 98"/>
-                    <pic:cNvPicPr>
-                      <a:picLocks noChangeAspect="1" noChangeArrowheads="1"/>
-                    </pic:cNvPicPr>
-                  </pic:nvPicPr>
-                  <pic:blipFill>
-                    <a:blip r:embed="rId57">
-                      <a:extLst>
-                        <a:ext uri="{28A0092B-C50C-407E-A947-70E740481C1C}">
-                          <a14:useLocalDpi xmlns:a14="http://schemas.microsoft.com/office/drawing/2010/main" val="0"/>
-                        </a:ext>
-                      </a:extLst>
-                    </a:blip>
-                    <a:srcRect/>
-                    <a:stretch>
-                      <a:fillRect/>
-                    </a:stretch>
-                  </pic:blipFill>
-                  <pic:spPr bwMode="auto">
-                    <a:xfrm>
-                      <a:off x="0" y="0"/>
-                      <a:ext cx="5073338" cy="1293072"/>
-                    </a:xfrm>
-                    <a:prstGeom prst="rect">
-                      <a:avLst/>
-                    </a:prstGeom>
-                    <a:noFill/>
-                    <a:ln>
-                      <a:noFill/>
-                    </a:ln>
-                  </pic:spPr>
-                </pic:pic>
-              </a:graphicData>
-            </a:graphic>
-          </wp:inline>
-        </w:drawing>
-      </w:r>
-    </w:p>
-    <w:p>
-      <w:pPr>
-        <w:widowControl/>
-        <w:snapToGrid w:val="0"/>
-        <w:jc w:val="center"/>
-        <w:rPr>
-          <w:rFonts w:ascii="Tahoma" w:eastAsia="微软雅黑" w:hAnsi="Tahoma"/>
-          <w:bCs/>
-          <w:kern w:val="0"/>
-          <w:sz w:val="22"/>
-        </w:rPr>
-      </w:pPr>
-      <w:r>
-        <w:rPr>
-          <w:noProof/>
-        </w:rPr>
-        <w:drawing>
-          <wp:inline distT="0" distB="0" distL="0" distR="0" wp14:anchorId="32D3B17A" wp14:editId="6142C28B">
-            <wp:extent cx="4290060" cy="3261360"/>
-            <wp:effectExtent l="0" t="0" r="0" b="0"/>
-            <wp:docPr id="1949887221" name="图片 50"/>
-            <wp:cNvGraphicFramePr>
-              <a:graphicFrameLocks xmlns:a="http://schemas.openxmlformats.org/drawingml/2006/main" noChangeAspect="1"/>
-            </wp:cNvGraphicFramePr>
-            <a:graphic xmlns:a="http://schemas.openxmlformats.org/drawingml/2006/main">
-              <a:graphicData uri="http://schemas.openxmlformats.org/drawingml/2006/picture">
-                <pic:pic xmlns:pic="http://schemas.openxmlformats.org/drawingml/2006/picture">
-                  <pic:nvPicPr>
-                    <pic:cNvPr id="0" name="Picture 100"/>
-                    <pic:cNvPicPr>
-                      <a:picLocks noChangeAspect="1" noChangeArrowheads="1"/>
-                    </pic:cNvPicPr>
-                  </pic:nvPicPr>
-                  <pic:blipFill>
-                    <a:blip r:embed="rId58">
-                      <a:extLst>
-                        <a:ext uri="{28A0092B-C50C-407E-A947-70E740481C1C}">
-                          <a14:useLocalDpi xmlns:a14="http://schemas.microsoft.com/office/drawing/2010/main" val="0"/>
-                        </a:ext>
-                      </a:extLst>
-                    </a:blip>
-                    <a:srcRect/>
-                    <a:stretch>
-                      <a:fillRect/>
-                    </a:stretch>
-                  </pic:blipFill>
-                  <pic:spPr bwMode="auto">
-                    <a:xfrm>
-                      <a:off x="0" y="0"/>
-                      <a:ext cx="4290060" cy="3261360"/>
-                    </a:xfrm>
-                    <a:prstGeom prst="rect">
-                      <a:avLst/>
-                    </a:prstGeom>
-                    <a:noFill/>
-                    <a:ln>
-                      <a:noFill/>
-                    </a:ln>
-                  </pic:spPr>
-                </pic:pic>
-              </a:graphicData>
-            </a:graphic>
-          </wp:inline>
-        </w:drawing>
-      </w:r>
-    </w:p>
-    <w:p>
-      <w:pPr>
-        <w:widowControl/>
-        <w:rPr>
-          <w:rFonts w:ascii="Tahoma" w:eastAsia="微软雅黑" w:hAnsi="Tahoma"/>
-          <w:bCs/>
-          <w:kern w:val="0"/>
-          <w:sz w:val="22"/>
-        </w:rPr>
-      </w:pPr>
-      <w:r>
-        <w:rPr>
-          <w:rFonts w:ascii="Tahoma" w:eastAsia="微软雅黑" w:hAnsi="Tahoma" w:hint="eastAsia"/>
-          <w:bCs/>
-          <w:kern w:val="0"/>
-          <w:sz w:val="22"/>
-        </w:rPr>
-        <w:t>由此，次元斩的一刀的效果完成了。</w:t>
-      </w:r>
-    </w:p>
-    <w:tbl>
-      <w:tblPr>
-        <w:tblStyle w:val="af"/>
-        <w:tblW w:w="0" w:type="auto"/>
-        <w:shd w:val="clear" w:color="auto" w:fill="FFF2CC" w:themeFill="accent4" w:themeFillTint="33"/>
-        <w:tblLook w:val="04A0" w:firstRow="1" w:lastRow="0" w:firstColumn="1" w:lastColumn="0" w:noHBand="0" w:noVBand="1"/>
-      </w:tblPr>
-      <w:tblGrid>
-        <w:gridCol w:w="8522"/>
-      </w:tblGrid>
-      <w:tr>
-        <w:tc>
-          <w:tcPr>
-            <w:tcW w:w="8522" w:type="dxa"/>
-            <w:shd w:val="clear" w:color="auto" w:fill="FFF2CC" w:themeFill="accent4" w:themeFillTint="33"/>
-          </w:tcPr>
-          <w:p>
-            <w:pPr>
-              <w:widowControl/>
-              <w:snapToGrid w:val="0"/>
-              <w:rPr>
-                <w:rFonts w:ascii="Tahoma" w:eastAsia="微软雅黑" w:hAnsi="Tahoma"/>
-                <w:bCs/>
-                <w:kern w:val="0"/>
-                <w:sz w:val="22"/>
-              </w:rPr>
-            </w:pPr>
-            <w:r>
-              <w:rPr>
-                <w:rFonts w:ascii="Tahoma" w:eastAsia="微软雅黑" w:hAnsi="Tahoma" w:hint="eastAsia"/>
-                <w:bCs/>
-                <w:kern w:val="0"/>
-                <w:sz w:val="22"/>
-              </w:rPr>
-              <w:t>注意，</w:t>
-            </w:r>
-            <w:r>
-              <w:rPr>
-                <w:rFonts w:ascii="Tahoma" w:eastAsia="微软雅黑" w:hAnsi="Tahoma" w:hint="eastAsia"/>
-                <w:bCs/>
-                <w:kern w:val="0"/>
-                <w:sz w:val="22"/>
-              </w:rPr>
-              <w:t>作为动画效果的</w:t>
-            </w:r>
-            <w:r>
-              <w:rPr>
-                <w:rFonts w:ascii="Tahoma" w:eastAsia="微软雅黑" w:hAnsi="Tahoma" w:hint="eastAsia"/>
-                <w:bCs/>
-                <w:kern w:val="0"/>
-                <w:sz w:val="22"/>
-              </w:rPr>
-              <w:t xml:space="preserve"> </w:t>
-            </w:r>
-            <w:r>
-              <w:rPr>
-                <w:rFonts w:ascii="Tahoma" w:eastAsia="微软雅黑" w:hAnsi="Tahoma" w:hint="eastAsia"/>
-                <w:bCs/>
-                <w:kern w:val="0"/>
-                <w:sz w:val="22"/>
-              </w:rPr>
-              <w:t>背景、魔法圈</w:t>
-            </w:r>
-            <w:r>
-              <w:rPr>
-                <w:rFonts w:ascii="Tahoma" w:eastAsia="微软雅黑" w:hAnsi="Tahoma" w:hint="eastAsia"/>
-                <w:bCs/>
-                <w:kern w:val="0"/>
-                <w:sz w:val="22"/>
-              </w:rPr>
-              <w:t xml:space="preserve"> </w:t>
-            </w:r>
-            <w:r>
-              <w:rPr>
-                <w:rFonts w:ascii="Tahoma" w:eastAsia="微软雅黑" w:hAnsi="Tahoma" w:hint="eastAsia"/>
-                <w:bCs/>
-                <w:kern w:val="0"/>
-                <w:sz w:val="22"/>
-              </w:rPr>
-              <w:t>都必须在动态快照的上</w:t>
-            </w:r>
-            <w:r>
-              <w:rPr>
-                <w:rFonts w:ascii="Tahoma" w:eastAsia="微软雅黑" w:hAnsi="Tahoma" w:hint="eastAsia"/>
-                <w:bCs/>
-                <w:kern w:val="0"/>
-                <w:sz w:val="22"/>
-              </w:rPr>
-              <w:t>方</w:t>
-            </w:r>
-            <w:r>
-              <w:rPr>
-                <w:rFonts w:ascii="Tahoma" w:eastAsia="微软雅黑" w:hAnsi="Tahoma" w:hint="eastAsia"/>
-                <w:bCs/>
-                <w:kern w:val="0"/>
-                <w:sz w:val="22"/>
-              </w:rPr>
-              <w:t>，</w:t>
-            </w:r>
-          </w:p>
-          <w:p>
-            <w:pPr>
-              <w:widowControl/>
-              <w:snapToGrid w:val="0"/>
-              <w:rPr>
-                <w:rFonts w:ascii="Tahoma" w:eastAsia="微软雅黑" w:hAnsi="Tahoma"/>
-                <w:bCs/>
-                <w:kern w:val="0"/>
-                <w:sz w:val="22"/>
-              </w:rPr>
-            </w:pPr>
-            <w:r>
-              <w:rPr>
-                <w:rFonts w:ascii="Tahoma" w:eastAsia="微软雅黑" w:hAnsi="Tahoma" w:hint="eastAsia"/>
-                <w:bCs/>
-                <w:kern w:val="0"/>
-                <w:sz w:val="22"/>
-              </w:rPr>
-              <w:t>不然</w:t>
-            </w:r>
-            <w:r>
-              <w:rPr>
-                <w:rFonts w:ascii="Tahoma" w:eastAsia="微软雅黑" w:hAnsi="Tahoma" w:hint="eastAsia"/>
-                <w:bCs/>
-                <w:kern w:val="0"/>
-                <w:sz w:val="22"/>
-              </w:rPr>
-              <w:t xml:space="preserve"> </w:t>
-            </w:r>
-            <w:r>
-              <w:rPr>
-                <w:rFonts w:ascii="Tahoma" w:eastAsia="微软雅黑" w:hAnsi="Tahoma" w:hint="eastAsia"/>
-                <w:bCs/>
-                <w:kern w:val="0"/>
-                <w:sz w:val="22"/>
-              </w:rPr>
-              <w:t>图片层级</w:t>
-            </w:r>
-            <w:r>
-              <w:rPr>
-                <w:rFonts w:ascii="Tahoma" w:eastAsia="微软雅黑" w:hAnsi="Tahoma" w:hint="eastAsia"/>
-                <w:bCs/>
-                <w:kern w:val="0"/>
-                <w:sz w:val="22"/>
-              </w:rPr>
-              <w:t xml:space="preserve"> </w:t>
-            </w:r>
-            <w:r>
-              <w:rPr>
-                <w:rFonts w:ascii="Tahoma" w:eastAsia="微软雅黑" w:hAnsi="Tahoma" w:hint="eastAsia"/>
-                <w:bCs/>
-                <w:kern w:val="0"/>
-                <w:sz w:val="22"/>
-              </w:rPr>
-              <w:t>低了，</w:t>
-            </w:r>
-            <w:r>
-              <w:rPr>
-                <w:rFonts w:ascii="Tahoma" w:eastAsia="微软雅黑" w:hAnsi="Tahoma" w:hint="eastAsia"/>
-                <w:bCs/>
-                <w:kern w:val="0"/>
-                <w:sz w:val="22"/>
-              </w:rPr>
-              <w:t>游戏中</w:t>
-            </w:r>
-            <w:r>
-              <w:rPr>
-                <w:rFonts w:ascii="Tahoma" w:eastAsia="微软雅黑" w:hAnsi="Tahoma" w:hint="eastAsia"/>
-                <w:bCs/>
-                <w:kern w:val="0"/>
-                <w:sz w:val="22"/>
-              </w:rPr>
-              <w:t>看不见任何动画效果。</w:t>
-            </w:r>
-          </w:p>
-          <w:p>
-            <w:pPr>
-              <w:widowControl/>
-              <w:snapToGrid w:val="0"/>
-              <w:jc w:val="center"/>
-              <w:rPr>
-                <w:rFonts w:ascii="Tahoma" w:eastAsia="微软雅黑" w:hAnsi="Tahoma"/>
-                <w:bCs/>
-                <w:kern w:val="0"/>
-                <w:sz w:val="22"/>
-              </w:rPr>
-            </w:pPr>
-            <w:r>
-              <w:rPr>
-                <w:noProof/>
-              </w:rPr>
-              <w:drawing>
-                <wp:inline distT="0" distB="0" distL="0" distR="0" wp14:anchorId="4DE019FF" wp14:editId="7E84912C">
-                  <wp:extent cx="3840480" cy="1264920"/>
-                  <wp:effectExtent l="0" t="0" r="7620" b="0"/>
-                  <wp:docPr id="344861321" name="图片 51"/>
-                  <wp:cNvGraphicFramePr>
-                    <a:graphicFrameLocks xmlns:a="http://schemas.openxmlformats.org/drawingml/2006/main" noChangeAspect="1"/>
-                  </wp:cNvGraphicFramePr>
-                  <a:graphic xmlns:a="http://schemas.openxmlformats.org/drawingml/2006/main">
-                    <a:graphicData uri="http://schemas.openxmlformats.org/drawingml/2006/picture">
-                      <pic:pic xmlns:pic="http://schemas.openxmlformats.org/drawingml/2006/picture">
-                        <pic:nvPicPr>
-                          <pic:cNvPr id="0" name="Picture 102"/>
-                          <pic:cNvPicPr>
-                            <a:picLocks noChangeAspect="1" noChangeArrowheads="1"/>
-                          </pic:cNvPicPr>
-                        </pic:nvPicPr>
-                        <pic:blipFill>
-                          <a:blip r:embed="rId59">
-                            <a:extLst>
-                              <a:ext uri="{28A0092B-C50C-407E-A947-70E740481C1C}">
-                                <a14:useLocalDpi xmlns:a14="http://schemas.microsoft.com/office/drawing/2010/main" val="0"/>
-                              </a:ext>
-                            </a:extLst>
-                          </a:blip>
-                          <a:srcRect/>
-                          <a:stretch>
-                            <a:fillRect/>
-                          </a:stretch>
-                        </pic:blipFill>
-                        <pic:spPr bwMode="auto">
-                          <a:xfrm>
-                            <a:off x="0" y="0"/>
-                            <a:ext cx="3840480" cy="1264920"/>
-                          </a:xfrm>
-                          <a:prstGeom prst="rect">
-                            <a:avLst/>
-                          </a:prstGeom>
-                          <a:noFill/>
-                          <a:ln>
-                            <a:noFill/>
-                          </a:ln>
-                        </pic:spPr>
-                      </pic:pic>
-                    </a:graphicData>
-                  </a:graphic>
-                </wp:inline>
-              </w:drawing>
-            </w:r>
-          </w:p>
-        </w:tc>
-      </w:tr>
-    </w:tbl>
-    <w:p>
-      <w:pPr>
-        <w:widowControl/>
-        <w:snapToGrid w:val="0"/>
-        <w:rPr>
-          <w:rFonts w:ascii="Tahoma" w:eastAsia="微软雅黑" w:hAnsi="Tahoma"/>
-          <w:bCs/>
-          <w:kern w:val="0"/>
-          <w:sz w:val="22"/>
-        </w:rPr>
-      </w:pPr>
-    </w:p>
-    <w:p>
-      <w:pPr>
-        <w:pStyle w:val="4"/>
-        <w:snapToGrid w:val="0"/>
-        <w:spacing w:before="120" w:after="120" w:line="240" w:lineRule="auto"/>
-        <w:rPr>
-          <w:rFonts w:ascii="微软雅黑" w:eastAsia="微软雅黑" w:hAnsi="微软雅黑" w:hint="eastAsia"/>
-          <w:sz w:val="22"/>
-          <w:szCs w:val="22"/>
-        </w:rPr>
-      </w:pPr>
-      <w:bookmarkStart w:id="15" w:name="_8._次元斩插件自动配置"/>
-      <w:bookmarkEnd w:id="15"/>
-      <w:r>
-        <w:rPr>
-          <w:rFonts w:ascii="微软雅黑" w:eastAsia="微软雅黑" w:hAnsi="微软雅黑"/>
-          <w:sz w:val="22"/>
-          <w:szCs w:val="22"/>
-        </w:rPr>
-        <w:lastRenderedPageBreak/>
-        <w:t>8</w:t>
-      </w:r>
-      <w:r>
-        <w:rPr>
-          <w:rFonts w:ascii="微软雅黑" w:eastAsia="微软雅黑" w:hAnsi="微软雅黑" w:hint="eastAsia"/>
-          <w:sz w:val="22"/>
-          <w:szCs w:val="22"/>
-        </w:rPr>
-        <w:t>.</w:t>
-      </w:r>
-      <w:r>
-        <w:rPr>
-          <w:rFonts w:ascii="微软雅黑" w:eastAsia="微软雅黑" w:hAnsi="微软雅黑"/>
-          <w:sz w:val="22"/>
-          <w:szCs w:val="22"/>
-        </w:rPr>
-        <w:t xml:space="preserve"> </w:t>
-      </w:r>
-      <w:r>
-        <w:rPr>
-          <w:rFonts w:ascii="微软雅黑" w:eastAsia="微软雅黑" w:hAnsi="微软雅黑" w:hint="eastAsia"/>
-          <w:sz w:val="22"/>
-          <w:szCs w:val="22"/>
-        </w:rPr>
-        <w:t>次元斩插件自动配置</w:t>
-      </w:r>
-    </w:p>
-    <w:tbl>
-      <w:tblPr>
-        <w:tblStyle w:val="af"/>
-        <w:tblW w:w="0" w:type="auto"/>
-        <w:shd w:val="clear" w:color="auto" w:fill="DEEAF6" w:themeFill="accent1" w:themeFillTint="33"/>
-        <w:tblLook w:val="04A0" w:firstRow="1" w:lastRow="0" w:firstColumn="1" w:lastColumn="0" w:noHBand="0" w:noVBand="1"/>
-      </w:tblPr>
-      <w:tblGrid>
-        <w:gridCol w:w="8522"/>
-      </w:tblGrid>
-      <w:tr>
-        <w:tc>
-          <w:tcPr>
-            <w:tcW w:w="8522" w:type="dxa"/>
-            <w:shd w:val="clear" w:color="auto" w:fill="DEEAF6" w:themeFill="accent1" w:themeFillTint="33"/>
-          </w:tcPr>
-          <w:p>
-            <w:pPr>
-              <w:widowControl/>
-              <w:rPr>
-                <w:rFonts w:ascii="Tahoma" w:eastAsia="微软雅黑" w:hAnsi="Tahoma"/>
-                <w:bCs/>
-                <w:kern w:val="0"/>
-                <w:sz w:val="22"/>
-              </w:rPr>
-            </w:pPr>
-            <w:r>
-              <w:rPr>
-                <w:rFonts w:ascii="Tahoma" w:eastAsia="微软雅黑" w:hAnsi="Tahoma" w:hint="eastAsia"/>
-                <w:bCs/>
-                <w:kern w:val="0"/>
-                <w:sz w:val="22"/>
-              </w:rPr>
-              <w:t>上述</w:t>
-            </w:r>
-            <w:r>
-              <w:rPr>
-                <w:rFonts w:ascii="Tahoma" w:eastAsia="微软雅黑" w:hAnsi="Tahoma" w:hint="eastAsia"/>
-                <w:bCs/>
-                <w:kern w:val="0"/>
-                <w:sz w:val="22"/>
-              </w:rPr>
-              <w:t>的介绍</w:t>
-            </w:r>
-            <w:r>
-              <w:rPr>
-                <w:rFonts w:ascii="Tahoma" w:eastAsia="微软雅黑" w:hAnsi="Tahoma" w:hint="eastAsia"/>
-                <w:bCs/>
-                <w:kern w:val="0"/>
-                <w:sz w:val="22"/>
-              </w:rPr>
-              <w:t>为手动配置的全过程</w:t>
-            </w:r>
-            <w:r>
-              <w:rPr>
-                <w:rFonts w:ascii="Tahoma" w:eastAsia="微软雅黑" w:hAnsi="Tahoma" w:hint="eastAsia"/>
-                <w:bCs/>
-                <w:kern w:val="0"/>
-                <w:sz w:val="22"/>
-              </w:rPr>
-              <w:t>，接下来介绍自动配置</w:t>
-            </w:r>
-            <w:r>
-              <w:rPr>
-                <w:rFonts w:ascii="Tahoma" w:eastAsia="微软雅黑" w:hAnsi="Tahoma" w:hint="eastAsia"/>
-                <w:bCs/>
-                <w:kern w:val="0"/>
-                <w:sz w:val="22"/>
-              </w:rPr>
-              <w:t>。</w:t>
-            </w:r>
-          </w:p>
-        </w:tc>
-      </w:tr>
-    </w:tbl>
-    <w:p>
-      <w:pPr>
-        <w:widowControl/>
-        <w:snapToGrid w:val="0"/>
-        <w:rPr>
-          <w:rFonts w:ascii="Tahoma" w:eastAsia="微软雅黑" w:hAnsi="Tahoma"/>
-          <w:bCs/>
-          <w:kern w:val="0"/>
-          <w:sz w:val="22"/>
-        </w:rPr>
-      </w:pPr>
-      <w:r>
-        <w:rPr>
-          <w:rFonts w:ascii="Tahoma" w:eastAsia="微软雅黑" w:hAnsi="Tahoma" w:hint="eastAsia"/>
-          <w:bCs/>
-          <w:kern w:val="0"/>
-          <w:sz w:val="22"/>
-        </w:rPr>
-        <w:t>根据上述操作流程，作者我改进并编写了下面的插件，能实现快速切割的功能。</w:t>
-      </w:r>
-    </w:p>
-    <w:p>
-      <w:pPr>
-        <w:widowControl/>
-        <w:snapToGrid w:val="0"/>
-        <w:rPr>
-          <w:rFonts w:ascii="Tahoma" w:eastAsia="微软雅黑" w:hAnsi="Tahoma"/>
-          <w:bCs/>
-          <w:kern w:val="0"/>
-          <w:sz w:val="22"/>
-        </w:rPr>
-      </w:pPr>
-      <w:r>
-        <w:rPr>
-          <w:rFonts w:ascii="Tahoma" w:eastAsia="微软雅黑" w:hAnsi="Tahoma"/>
-          <w:kern w:val="0"/>
-          <w:sz w:val="22"/>
-        </w:rPr>
-        <w:tab/>
-      </w:r>
-      <w:r>
-        <w:rPr>
-          <w:rFonts w:ascii="Tahoma" w:eastAsia="微软雅黑" w:hAnsi="Tahoma"/>
-          <w:kern w:val="0"/>
-          <w:sz w:val="22"/>
-        </w:rPr>
-        <w:t>Drill_HtmlDynamicSnapshotSpaceWrench</w:t>
-      </w:r>
-      <w:r>
-        <w:rPr>
-          <w:rFonts w:ascii="Tahoma" w:eastAsia="微软雅黑" w:hAnsi="Tahoma"/>
-          <w:kern w:val="0"/>
-          <w:sz w:val="22"/>
-        </w:rPr>
-        <w:tab/>
-      </w:r>
-      <w:r>
-        <w:rPr>
-          <w:rFonts w:ascii="Tahoma" w:eastAsia="微软雅黑" w:hAnsi="Tahoma" w:hint="eastAsia"/>
-          <w:kern w:val="0"/>
-          <w:sz w:val="22"/>
-        </w:rPr>
-        <w:t>游戏窗体</w:t>
-      </w:r>
-      <w:r>
-        <w:rPr>
-          <w:rFonts w:ascii="Tahoma" w:eastAsia="微软雅黑" w:hAnsi="Tahoma"/>
-          <w:kern w:val="0"/>
-          <w:sz w:val="22"/>
-        </w:rPr>
-        <w:t xml:space="preserve"> - </w:t>
-      </w:r>
-      <w:r>
-        <w:rPr>
-          <w:rFonts w:ascii="Tahoma" w:eastAsia="微软雅黑" w:hAnsi="Tahoma"/>
-          <w:kern w:val="0"/>
-          <w:sz w:val="22"/>
-        </w:rPr>
-        <w:t>动态快照次元斩</w:t>
-      </w:r>
-    </w:p>
-    <w:p>
-      <w:pPr>
-        <w:widowControl/>
-        <w:snapToGrid w:val="0"/>
-        <w:rPr>
-          <w:rFonts w:ascii="Tahoma" w:eastAsia="微软雅黑" w:hAnsi="Tahoma"/>
-          <w:bCs/>
-          <w:kern w:val="0"/>
-          <w:sz w:val="22"/>
-        </w:rPr>
-      </w:pPr>
-      <w:r>
-        <w:rPr>
-          <w:rFonts w:ascii="Tahoma" w:eastAsia="微软雅黑" w:hAnsi="Tahoma" w:hint="eastAsia"/>
-          <w:bCs/>
-          <w:kern w:val="0"/>
-          <w:sz w:val="22"/>
-        </w:rPr>
-        <w:t>插件中，样式需要配置</w:t>
-      </w:r>
-      <w:r>
-        <w:rPr>
-          <w:rFonts w:ascii="Tahoma" w:eastAsia="微软雅黑" w:hAnsi="Tahoma" w:hint="eastAsia"/>
-          <w:bCs/>
-          <w:kern w:val="0"/>
-          <w:sz w:val="22"/>
-        </w:rPr>
-        <w:t xml:space="preserve"> </w:t>
-      </w:r>
-      <w:r>
-        <w:rPr>
-          <w:rFonts w:ascii="Tahoma" w:eastAsia="微软雅黑" w:hAnsi="Tahoma" w:hint="eastAsia"/>
-          <w:bCs/>
-          <w:kern w:val="0"/>
-          <w:sz w:val="22"/>
-        </w:rPr>
-        <w:t>切割白背景、切割白闪烁、刀光</w:t>
-      </w:r>
-      <w:r>
-        <w:rPr>
-          <w:rFonts w:ascii="Tahoma" w:eastAsia="微软雅黑" w:hAnsi="Tahoma" w:hint="eastAsia"/>
-          <w:bCs/>
-          <w:kern w:val="0"/>
-          <w:sz w:val="22"/>
-        </w:rPr>
-        <w:t xml:space="preserve"> </w:t>
-      </w:r>
-      <w:r>
-        <w:rPr>
-          <w:rFonts w:ascii="Tahoma" w:eastAsia="微软雅黑" w:hAnsi="Tahoma" w:hint="eastAsia"/>
-          <w:bCs/>
-          <w:kern w:val="0"/>
-          <w:sz w:val="22"/>
-        </w:rPr>
-        <w:t>的资源图片即可。</w:t>
-      </w:r>
-    </w:p>
-    <w:p>
-      <w:pPr>
-        <w:widowControl/>
-        <w:snapToGrid w:val="0"/>
-        <w:jc w:val="center"/>
-        <w:rPr>
-          <w:rFonts w:ascii="Tahoma" w:eastAsia="微软雅黑" w:hAnsi="Tahoma"/>
-          <w:bCs/>
-          <w:kern w:val="0"/>
-          <w:sz w:val="22"/>
-        </w:rPr>
-      </w:pPr>
-      <w:r>
-        <w:rPr>
-          <w:noProof/>
-        </w:rPr>
-        <w:drawing>
-          <wp:inline distT="0" distB="0" distL="0" distR="0" wp14:anchorId="60EA3CEC" wp14:editId="43D60C26">
-            <wp:extent cx="3568051" cy="2385060"/>
-            <wp:effectExtent l="0" t="0" r="0" b="0"/>
-            <wp:docPr id="1793056863" name="图片 52"/>
-            <wp:cNvGraphicFramePr>
-              <a:graphicFrameLocks xmlns:a="http://schemas.openxmlformats.org/drawingml/2006/main" noChangeAspect="1"/>
-            </wp:cNvGraphicFramePr>
-            <a:graphic xmlns:a="http://schemas.openxmlformats.org/drawingml/2006/main">
-              <a:graphicData uri="http://schemas.openxmlformats.org/drawingml/2006/picture">
-                <pic:pic xmlns:pic="http://schemas.openxmlformats.org/drawingml/2006/picture">
-                  <pic:nvPicPr>
-                    <pic:cNvPr id="0" name="Picture 104"/>
-                    <pic:cNvPicPr>
-                      <a:picLocks noChangeAspect="1" noChangeArrowheads="1"/>
-                    </pic:cNvPicPr>
-                  </pic:nvPicPr>
-                  <pic:blipFill>
-                    <a:blip r:embed="rId60">
-                      <a:extLst>
-                        <a:ext uri="{28A0092B-C50C-407E-A947-70E740481C1C}">
-                          <a14:useLocalDpi xmlns:a14="http://schemas.microsoft.com/office/drawing/2010/main" val="0"/>
-                        </a:ext>
-                      </a:extLst>
-                    </a:blip>
-                    <a:srcRect/>
-                    <a:stretch>
-                      <a:fillRect/>
-                    </a:stretch>
-                  </pic:blipFill>
-                  <pic:spPr bwMode="auto">
-                    <a:xfrm>
-                      <a:off x="0" y="0"/>
-                      <a:ext cx="3583063" cy="2395094"/>
-                    </a:xfrm>
-                    <a:prstGeom prst="rect">
-                      <a:avLst/>
-                    </a:prstGeom>
-                    <a:noFill/>
-                    <a:ln>
-                      <a:noFill/>
-                    </a:ln>
-                  </pic:spPr>
-                </pic:pic>
-              </a:graphicData>
-            </a:graphic>
-          </wp:inline>
-        </w:drawing>
-      </w:r>
-    </w:p>
-    <w:p>
-      <w:pPr>
-        <w:widowControl/>
-        <w:snapToGrid w:val="0"/>
-        <w:rPr>
-          <w:rFonts w:ascii="Tahoma" w:eastAsia="微软雅黑" w:hAnsi="Tahoma"/>
-          <w:bCs/>
-          <w:kern w:val="0"/>
-          <w:sz w:val="22"/>
-        </w:rPr>
-      </w:pPr>
-      <w:r>
-        <w:rPr>
-          <w:rFonts w:ascii="Tahoma" w:eastAsia="微软雅黑" w:hAnsi="Tahoma" w:hint="eastAsia"/>
-          <w:bCs/>
-          <w:kern w:val="0"/>
-          <w:sz w:val="22"/>
-        </w:rPr>
-        <w:t>通过插件指令规划切割的线段，即可实现次元斩的切割。</w:t>
-      </w:r>
-    </w:p>
-    <w:p>
-      <w:pPr>
-        <w:widowControl/>
-        <w:snapToGrid w:val="0"/>
-        <w:jc w:val="center"/>
-        <w:rPr>
-          <w:rFonts w:ascii="Tahoma" w:eastAsia="微软雅黑" w:hAnsi="Tahoma"/>
-          <w:bCs/>
-          <w:kern w:val="0"/>
-          <w:sz w:val="22"/>
-        </w:rPr>
-      </w:pPr>
-      <w:r>
-        <w:rPr>
-          <w:noProof/>
-        </w:rPr>
-        <w:drawing>
-          <wp:inline distT="0" distB="0" distL="0" distR="0" wp14:anchorId="3EA0CDDD" wp14:editId="1EF9F86F">
-            <wp:extent cx="4366260" cy="1944998"/>
-            <wp:effectExtent l="0" t="0" r="0" b="0"/>
-            <wp:docPr id="876294507" name="图片 53"/>
-            <wp:cNvGraphicFramePr>
-              <a:graphicFrameLocks xmlns:a="http://schemas.openxmlformats.org/drawingml/2006/main" noChangeAspect="1"/>
-            </wp:cNvGraphicFramePr>
-            <a:graphic xmlns:a="http://schemas.openxmlformats.org/drawingml/2006/main">
-              <a:graphicData uri="http://schemas.openxmlformats.org/drawingml/2006/picture">
-                <pic:pic xmlns:pic="http://schemas.openxmlformats.org/drawingml/2006/picture">
-                  <pic:nvPicPr>
-                    <pic:cNvPr id="0" name="Picture 106"/>
-                    <pic:cNvPicPr>
-                      <a:picLocks noChangeAspect="1" noChangeArrowheads="1"/>
-                    </pic:cNvPicPr>
-                  </pic:nvPicPr>
-                  <pic:blipFill>
-                    <a:blip r:embed="rId61">
-                      <a:extLst>
-                        <a:ext uri="{28A0092B-C50C-407E-A947-70E740481C1C}">
-                          <a14:useLocalDpi xmlns:a14="http://schemas.microsoft.com/office/drawing/2010/main" val="0"/>
-                        </a:ext>
-                      </a:extLst>
-                    </a:blip>
-                    <a:srcRect/>
-                    <a:stretch>
-                      <a:fillRect/>
-                    </a:stretch>
-                  </pic:blipFill>
-                  <pic:spPr bwMode="auto">
-                    <a:xfrm>
-                      <a:off x="0" y="0"/>
-                      <a:ext cx="4380082" cy="1951155"/>
-                    </a:xfrm>
-                    <a:prstGeom prst="rect">
-                      <a:avLst/>
-                    </a:prstGeom>
-                    <a:noFill/>
-                    <a:ln>
-                      <a:noFill/>
-                    </a:ln>
-                  </pic:spPr>
-                </pic:pic>
-              </a:graphicData>
-            </a:graphic>
-          </wp:inline>
-        </w:drawing>
-      </w:r>
-    </w:p>
-    <w:p>
-      <w:pPr>
-        <w:widowControl/>
-        <w:snapToGrid w:val="0"/>
-        <w:rPr>
-          <w:rFonts w:ascii="Tahoma" w:eastAsia="微软雅黑" w:hAnsi="Tahoma"/>
-          <w:bCs/>
-          <w:kern w:val="0"/>
-          <w:sz w:val="22"/>
-        </w:rPr>
-      </w:pPr>
-      <w:r>
-        <w:rPr>
-          <w:rFonts w:ascii="Tahoma" w:eastAsia="微软雅黑" w:hAnsi="Tahoma" w:hint="eastAsia"/>
-          <w:bCs/>
-          <w:kern w:val="0"/>
-          <w:sz w:val="22"/>
-        </w:rPr>
-        <w:t>如下图，插件轻易实现了</w:t>
-      </w:r>
-      <w:r>
-        <w:rPr>
-          <w:rFonts w:ascii="Tahoma" w:eastAsia="微软雅黑" w:hAnsi="Tahoma" w:hint="eastAsia"/>
-          <w:bCs/>
-          <w:kern w:val="0"/>
-          <w:sz w:val="22"/>
-        </w:rPr>
-        <w:t>3</w:t>
-      </w:r>
-      <w:r>
-        <w:rPr>
-          <w:rFonts w:ascii="Tahoma" w:eastAsia="微软雅黑" w:hAnsi="Tahoma" w:hint="eastAsia"/>
-          <w:bCs/>
-          <w:kern w:val="0"/>
-          <w:sz w:val="22"/>
-        </w:rPr>
-        <w:t>刀</w:t>
-      </w:r>
-      <w:r>
-        <w:rPr>
-          <w:rFonts w:ascii="Tahoma" w:eastAsia="微软雅黑" w:hAnsi="Tahoma" w:hint="eastAsia"/>
-          <w:bCs/>
-          <w:kern w:val="0"/>
-          <w:sz w:val="22"/>
-        </w:rPr>
-        <w:t>7</w:t>
-      </w:r>
-      <w:r>
-        <w:rPr>
-          <w:rFonts w:ascii="Tahoma" w:eastAsia="微软雅黑" w:hAnsi="Tahoma" w:hint="eastAsia"/>
-          <w:bCs/>
-          <w:kern w:val="0"/>
-          <w:sz w:val="22"/>
-        </w:rPr>
-        <w:t>块碎片的切割效果。</w:t>
-      </w:r>
-    </w:p>
-    <w:p>
-      <w:pPr>
-        <w:widowControl/>
-        <w:snapToGrid w:val="0"/>
-        <w:rPr>
-          <w:rFonts w:ascii="Tahoma" w:eastAsia="微软雅黑" w:hAnsi="Tahoma"/>
-          <w:bCs/>
-          <w:kern w:val="0"/>
-          <w:sz w:val="22"/>
-        </w:rPr>
-      </w:pPr>
-      <w:r>
-        <w:rPr>
-          <w:rFonts w:ascii="Tahoma" w:eastAsia="微软雅黑" w:hAnsi="Tahoma" w:hint="eastAsia"/>
-          <w:bCs/>
-          <w:kern w:val="0"/>
-          <w:sz w:val="22"/>
-        </w:rPr>
-        <w:t>比手动</w:t>
-      </w:r>
-      <w:r>
-        <w:rPr>
-          <w:rFonts w:ascii="Tahoma" w:eastAsia="微软雅黑" w:hAnsi="Tahoma" w:hint="eastAsia"/>
-          <w:bCs/>
-          <w:kern w:val="0"/>
-          <w:sz w:val="22"/>
-        </w:rPr>
-        <w:t>配置</w:t>
-      </w:r>
-      <w:r>
-        <w:rPr>
-          <w:rFonts w:ascii="Tahoma" w:eastAsia="微软雅黑" w:hAnsi="Tahoma" w:hint="eastAsia"/>
-          <w:bCs/>
-          <w:kern w:val="0"/>
-          <w:sz w:val="22"/>
-        </w:rPr>
-        <w:t>节省了不少工作量。</w:t>
-      </w:r>
-    </w:p>
-    <w:p>
-      <w:pPr>
-        <w:widowControl/>
-        <w:snapToGrid w:val="0"/>
-        <w:jc w:val="center"/>
-        <w:rPr>
-          <w:rFonts w:ascii="Tahoma" w:eastAsia="微软雅黑" w:hAnsi="Tahoma"/>
-          <w:bCs/>
-          <w:kern w:val="0"/>
-          <w:sz w:val="22"/>
-        </w:rPr>
-      </w:pPr>
-      <w:r>
-        <w:rPr>
-          <w:noProof/>
-        </w:rPr>
-        <w:drawing>
-          <wp:inline distT="0" distB="0" distL="0" distR="0" wp14:anchorId="36D82718" wp14:editId="38E9D255">
-            <wp:extent cx="2849880" cy="2090585"/>
-            <wp:effectExtent l="0" t="0" r="7620" b="5080"/>
-            <wp:docPr id="2032631257" name="图片 54"/>
-            <wp:cNvGraphicFramePr>
-              <a:graphicFrameLocks xmlns:a="http://schemas.openxmlformats.org/drawingml/2006/main" noChangeAspect="1"/>
-            </wp:cNvGraphicFramePr>
-            <a:graphic xmlns:a="http://schemas.openxmlformats.org/drawingml/2006/main">
-              <a:graphicData uri="http://schemas.openxmlformats.org/drawingml/2006/picture">
-                <pic:pic xmlns:pic="http://schemas.openxmlformats.org/drawingml/2006/picture">
-                  <pic:nvPicPr>
-                    <pic:cNvPr id="0" name="Picture 108"/>
-                    <pic:cNvPicPr>
-                      <a:picLocks noChangeAspect="1" noChangeArrowheads="1"/>
-                    </pic:cNvPicPr>
-                  </pic:nvPicPr>
-                  <pic:blipFill>
-                    <a:blip r:embed="rId62">
-                      <a:extLst>
-                        <a:ext uri="{28A0092B-C50C-407E-A947-70E740481C1C}">
-                          <a14:useLocalDpi xmlns:a14="http://schemas.microsoft.com/office/drawing/2010/main" val="0"/>
-                        </a:ext>
-                      </a:extLst>
-                    </a:blip>
-                    <a:srcRect/>
-                    <a:stretch>
-                      <a:fillRect/>
-                    </a:stretch>
-                  </pic:blipFill>
-                  <pic:spPr bwMode="auto">
-                    <a:xfrm>
-                      <a:off x="0" y="0"/>
-                      <a:ext cx="2877038" cy="2110508"/>
-                    </a:xfrm>
-                    <a:prstGeom prst="rect">
-                      <a:avLst/>
-                    </a:prstGeom>
-                    <a:noFill/>
-                    <a:ln>
-                      <a:noFill/>
-                    </a:ln>
-                  </pic:spPr>
-                </pic:pic>
-              </a:graphicData>
-            </a:graphic>
-          </wp:inline>
-        </w:drawing>
-      </w:r>
-    </w:p>
-    <w:p>
-      <w:pPr>
-        <w:widowControl/>
-        <w:jc w:val="left"/>
-        <w:rPr>
-          <w:rFonts w:ascii="Tahoma" w:eastAsia="微软雅黑" w:hAnsi="Tahoma"/>
-          <w:bCs/>
-          <w:kern w:val="0"/>
-          <w:sz w:val="22"/>
-        </w:rPr>
-      </w:pPr>
-      <w:r>
-        <w:rPr>
-          <w:rFonts w:ascii="Tahoma" w:eastAsia="微软雅黑" w:hAnsi="Tahoma"/>
-          <w:bCs/>
-          <w:kern w:val="0"/>
-          <w:sz w:val="22"/>
-        </w:rPr>
-        <w:br w:type="page"/>
-      </w:r>
-    </w:p>
-    <w:p>
-      <w:pPr>
-        <w:pStyle w:val="3"/>
-        <w:rPr>
-          <w:rFonts w:hint="eastAsia"/>
-        </w:rPr>
-      </w:pPr>
-      <w:r>
-        <w:rPr>
-          <w:rFonts w:hint="eastAsia"/>
-        </w:rPr>
-        <w:lastRenderedPageBreak/>
         <w:t>设计</w:t>
       </w:r>
       <w:r>
@@ -12412,7 +6338,7 @@
                     </pic:cNvPicPr>
                   </pic:nvPicPr>
                   <pic:blipFill>
-                    <a:blip r:embed="rId63">
+                    <a:blip r:embed="rId35">
                       <a:extLst>
                         <a:ext uri="{28A0092B-C50C-407E-A947-70E740481C1C}">
                           <a14:useLocalDpi xmlns:a14="http://schemas.microsoft.com/office/drawing/2010/main" val="0"/>
@@ -12519,6 +6445,469 @@
         <w:snapToGrid w:val="0"/>
         <w:rPr>
           <w:rFonts w:ascii="Tahoma" w:eastAsia="微软雅黑" w:hAnsi="Tahoma"/>
+          <w:bCs/>
+          <w:kern w:val="0"/>
+          <w:sz w:val="22"/>
+        </w:rPr>
+      </w:pPr>
+    </w:p>
+    <w:p>
+      <w:pPr>
+        <w:widowControl/>
+        <w:jc w:val="left"/>
+        <w:rPr>
+          <w:rFonts w:ascii="Tahoma" w:eastAsia="微软雅黑" w:hAnsi="Tahoma"/>
+          <w:bCs/>
+          <w:kern w:val="0"/>
+          <w:sz w:val="22"/>
+        </w:rPr>
+      </w:pPr>
+      <w:r>
+        <w:rPr>
+          <w:rFonts w:ascii="Tahoma" w:eastAsia="微软雅黑" w:hAnsi="Tahoma"/>
+          <w:bCs/>
+          <w:kern w:val="0"/>
+          <w:sz w:val="22"/>
+        </w:rPr>
+        <w:br w:type="page"/>
+      </w:r>
+    </w:p>
+    <w:p>
+      <w:pPr>
+        <w:pStyle w:val="3"/>
+        <w:rPr>
+          <w:rFonts w:hint="eastAsia"/>
+        </w:rPr>
+      </w:pPr>
+      <w:r>
+        <w:rPr>
+          <w:rFonts w:hint="eastAsia"/>
+        </w:rPr>
+        <w:lastRenderedPageBreak/>
+        <w:t>设计</w:t>
+      </w:r>
+      <w:r>
+        <w:rPr>
+          <w:rFonts w:hint="eastAsia"/>
+        </w:rPr>
+        <w:t>动态快照</w:t>
+      </w:r>
+      <w:proofErr w:type="gramStart"/>
+      <w:r>
+        <w:rPr>
+          <w:rFonts w:hint="eastAsia"/>
+        </w:rPr>
+        <w:t>次元斩</w:t>
+      </w:r>
+      <w:proofErr w:type="gramEnd"/>
+      <w:r>
+        <w:rPr>
+          <w:rFonts w:hint="eastAsia"/>
+        </w:rPr>
+        <w:t>（指向）</w:t>
+      </w:r>
+    </w:p>
+    <w:p>
+      <w:pPr>
+        <w:widowControl/>
+        <w:adjustRightInd w:val="0"/>
+        <w:snapToGrid w:val="0"/>
+        <w:jc w:val="left"/>
+        <w:rPr>
+          <w:rFonts w:ascii="Tahoma" w:eastAsia="微软雅黑" w:hAnsi="Tahoma"/>
+          <w:kern w:val="0"/>
+          <w:sz w:val="22"/>
+        </w:rPr>
+      </w:pPr>
+      <w:proofErr w:type="gramStart"/>
+      <w:r>
+        <w:rPr>
+          <w:rFonts w:ascii="Tahoma" w:eastAsia="微软雅黑" w:hAnsi="Tahoma"/>
+          <w:kern w:val="0"/>
+          <w:sz w:val="22"/>
+        </w:rPr>
+        <w:t>次元斩是固定写</w:t>
+      </w:r>
+      <w:proofErr w:type="gramEnd"/>
+      <w:r>
+        <w:rPr>
+          <w:rFonts w:ascii="Tahoma" w:eastAsia="微软雅黑" w:hAnsi="Tahoma"/>
+          <w:kern w:val="0"/>
+          <w:sz w:val="22"/>
+        </w:rPr>
+        <w:t>好的一套动画流程</w:t>
+      </w:r>
+      <w:r>
+        <w:rPr>
+          <w:rFonts w:ascii="Tahoma" w:eastAsia="微软雅黑" w:hAnsi="Tahoma" w:hint="eastAsia"/>
+          <w:kern w:val="0"/>
+          <w:sz w:val="22"/>
+        </w:rPr>
+        <w:t>，</w:t>
+      </w:r>
+      <w:r>
+        <w:rPr>
+          <w:rFonts w:ascii="Tahoma" w:eastAsia="微软雅黑" w:hAnsi="Tahoma" w:hint="eastAsia"/>
+          <w:kern w:val="0"/>
+          <w:sz w:val="22"/>
+        </w:rPr>
+        <w:t>你只能在流程基础上，修改图片资源和参数</w:t>
+      </w:r>
+      <w:r>
+        <w:rPr>
+          <w:rFonts w:ascii="Tahoma" w:eastAsia="微软雅黑" w:hAnsi="Tahoma" w:hint="eastAsia"/>
+          <w:kern w:val="0"/>
+          <w:sz w:val="22"/>
+        </w:rPr>
+        <w:t>。</w:t>
+      </w:r>
+    </w:p>
+    <w:p>
+      <w:pPr>
+        <w:widowControl/>
+        <w:adjustRightInd w:val="0"/>
+        <w:snapToGrid w:val="0"/>
+        <w:jc w:val="left"/>
+        <w:rPr>
+          <w:rFonts w:ascii="Tahoma" w:eastAsia="微软雅黑" w:hAnsi="Tahoma" w:hint="eastAsia"/>
+          <w:kern w:val="0"/>
+          <w:sz w:val="22"/>
+        </w:rPr>
+      </w:pPr>
+      <w:r>
+        <w:rPr>
+          <w:rFonts w:ascii="Tahoma" w:eastAsia="微软雅黑" w:hAnsi="Tahoma"/>
+          <w:kern w:val="0"/>
+          <w:sz w:val="22"/>
+        </w:rPr>
+        <w:t>灵活</w:t>
+      </w:r>
+      <w:proofErr w:type="gramStart"/>
+      <w:r>
+        <w:rPr>
+          <w:rFonts w:ascii="Tahoma" w:eastAsia="微软雅黑" w:hAnsi="Tahoma"/>
+          <w:kern w:val="0"/>
+          <w:sz w:val="22"/>
+        </w:rPr>
+        <w:t>度没有</w:t>
+      </w:r>
+      <w:proofErr w:type="gramEnd"/>
+      <w:r>
+        <w:rPr>
+          <w:rFonts w:ascii="Tahoma" w:eastAsia="微软雅黑" w:hAnsi="Tahoma"/>
+          <w:kern w:val="0"/>
+          <w:sz w:val="22"/>
+        </w:rPr>
+        <w:t xml:space="preserve"> </w:t>
+      </w:r>
+      <w:r>
+        <w:rPr>
+          <w:rFonts w:ascii="Tahoma" w:eastAsia="微软雅黑" w:hAnsi="Tahoma" w:hint="eastAsia"/>
+          <w:kern w:val="0"/>
+          <w:sz w:val="22"/>
+        </w:rPr>
+        <w:t>界面</w:t>
+      </w:r>
+      <w:r>
+        <w:rPr>
+          <w:rFonts w:ascii="Tahoma" w:eastAsia="微软雅黑" w:hAnsi="Tahoma"/>
+          <w:kern w:val="0"/>
+          <w:sz w:val="22"/>
+        </w:rPr>
+        <w:t>装饰插件</w:t>
+      </w:r>
+      <w:r>
+        <w:rPr>
+          <w:rFonts w:ascii="Tahoma" w:eastAsia="微软雅黑" w:hAnsi="Tahoma"/>
+          <w:kern w:val="0"/>
+          <w:sz w:val="22"/>
+        </w:rPr>
+        <w:t xml:space="preserve"> </w:t>
+      </w:r>
+      <w:r>
+        <w:rPr>
+          <w:rFonts w:ascii="Tahoma" w:eastAsia="微软雅黑" w:hAnsi="Tahoma"/>
+          <w:kern w:val="0"/>
+          <w:sz w:val="22"/>
+        </w:rPr>
+        <w:t>那么高</w:t>
+      </w:r>
+      <w:r>
+        <w:rPr>
+          <w:rFonts w:ascii="Tahoma" w:eastAsia="微软雅黑" w:hAnsi="Tahoma" w:hint="eastAsia"/>
+          <w:kern w:val="0"/>
+          <w:sz w:val="22"/>
+        </w:rPr>
+        <w:t>。</w:t>
+      </w:r>
+    </w:p>
+    <w:p>
+      <w:pPr>
+        <w:widowControl/>
+        <w:snapToGrid w:val="0"/>
+        <w:rPr>
+          <w:rFonts w:ascii="Tahoma" w:eastAsia="微软雅黑" w:hAnsi="Tahoma"/>
+          <w:bCs/>
+          <w:kern w:val="0"/>
+          <w:sz w:val="22"/>
+        </w:rPr>
+      </w:pPr>
+      <w:r>
+        <w:rPr>
+          <w:rFonts w:ascii="Tahoma" w:eastAsia="微软雅黑" w:hAnsi="Tahoma" w:hint="eastAsia"/>
+          <w:kern w:val="0"/>
+          <w:sz w:val="22"/>
+        </w:rPr>
+        <w:t>详细设计可以去看看：“</w:t>
+      </w:r>
+      <w:r>
+        <w:rPr>
+          <w:rFonts w:ascii="Tahoma" w:eastAsia="微软雅黑" w:hAnsi="Tahoma"/>
+          <w:color w:val="0070C0"/>
+          <w:kern w:val="0"/>
+          <w:sz w:val="22"/>
+        </w:rPr>
+        <w:t>22.</w:t>
+      </w:r>
+      <w:r>
+        <w:rPr>
+          <w:rFonts w:ascii="Tahoma" w:eastAsia="微软雅黑" w:hAnsi="Tahoma"/>
+          <w:color w:val="0070C0"/>
+          <w:kern w:val="0"/>
+          <w:sz w:val="22"/>
+        </w:rPr>
+        <w:t>游戏窗体</w:t>
+      </w:r>
+      <w:r>
+        <w:rPr>
+          <w:rFonts w:ascii="Tahoma" w:eastAsia="微软雅黑" w:hAnsi="Tahoma" w:hint="eastAsia"/>
+          <w:color w:val="0070C0"/>
+          <w:kern w:val="0"/>
+          <w:sz w:val="22"/>
+        </w:rPr>
+        <w:t xml:space="preserve"> &gt; </w:t>
+      </w:r>
+      <w:r>
+        <w:rPr>
+          <w:rFonts w:ascii="Tahoma" w:eastAsia="微软雅黑" w:hAnsi="Tahoma"/>
+          <w:color w:val="0070C0"/>
+          <w:kern w:val="0"/>
+          <w:sz w:val="22"/>
+        </w:rPr>
+        <w:t>关于动态快照次元斩</w:t>
+      </w:r>
+      <w:r>
+        <w:rPr>
+          <w:rFonts w:ascii="Tahoma" w:eastAsia="微软雅黑" w:hAnsi="Tahoma"/>
+          <w:color w:val="0070C0"/>
+          <w:kern w:val="0"/>
+          <w:sz w:val="22"/>
+        </w:rPr>
+        <w:t>.docx</w:t>
+      </w:r>
+      <w:r>
+        <w:rPr>
+          <w:rFonts w:ascii="Tahoma" w:eastAsia="微软雅黑" w:hAnsi="Tahoma" w:hint="eastAsia"/>
+          <w:kern w:val="0"/>
+          <w:sz w:val="22"/>
+        </w:rPr>
+        <w:t>”。</w:t>
+      </w:r>
+    </w:p>
+    <w:p>
+      <w:pPr>
+        <w:widowControl/>
+        <w:jc w:val="center"/>
+        <w:rPr>
+          <w:rFonts w:ascii="Tahoma" w:eastAsia="微软雅黑" w:hAnsi="Tahoma"/>
+          <w:bCs/>
+          <w:kern w:val="0"/>
+          <w:sz w:val="22"/>
+        </w:rPr>
+      </w:pPr>
+      <w:r>
+        <w:rPr>
+          <w:noProof/>
+        </w:rPr>
+        <w:drawing>
+          <wp:inline distT="0" distB="0" distL="0" distR="0" wp14:anchorId="216BE330" wp14:editId="24D6AE37">
+            <wp:extent cx="2557397" cy="1866900"/>
+            <wp:effectExtent l="0" t="0" r="0" b="0"/>
+            <wp:docPr id="1787385665" name="图片 1"/>
+            <wp:cNvGraphicFramePr>
+              <a:graphicFrameLocks xmlns:a="http://schemas.openxmlformats.org/drawingml/2006/main" noChangeAspect="1"/>
+            </wp:cNvGraphicFramePr>
+            <a:graphic xmlns:a="http://schemas.openxmlformats.org/drawingml/2006/main">
+              <a:graphicData uri="http://schemas.openxmlformats.org/drawingml/2006/picture">
+                <pic:pic xmlns:pic="http://schemas.openxmlformats.org/drawingml/2006/picture">
+                  <pic:nvPicPr>
+                    <pic:cNvPr id="0" name="Picture 2"/>
+                    <pic:cNvPicPr>
+                      <a:picLocks noChangeAspect="1" noChangeArrowheads="1"/>
+                    </pic:cNvPicPr>
+                  </pic:nvPicPr>
+                  <pic:blipFill>
+                    <a:blip r:embed="rId36">
+                      <a:extLst>
+                        <a:ext uri="{28A0092B-C50C-407E-A947-70E740481C1C}">
+                          <a14:useLocalDpi xmlns:a14="http://schemas.microsoft.com/office/drawing/2010/main" val="0"/>
+                        </a:ext>
+                      </a:extLst>
+                    </a:blip>
+                    <a:srcRect/>
+                    <a:stretch>
+                      <a:fillRect/>
+                    </a:stretch>
+                  </pic:blipFill>
+                  <pic:spPr bwMode="auto">
+                    <a:xfrm>
+                      <a:off x="0" y="0"/>
+                      <a:ext cx="2560267" cy="1868995"/>
+                    </a:xfrm>
+                    <a:prstGeom prst="rect">
+                      <a:avLst/>
+                    </a:prstGeom>
+                    <a:noFill/>
+                    <a:ln>
+                      <a:noFill/>
+                    </a:ln>
+                  </pic:spPr>
+                </pic:pic>
+              </a:graphicData>
+            </a:graphic>
+          </wp:inline>
+        </w:drawing>
+      </w:r>
+      <w:r>
+        <w:rPr>
+          <w:rFonts w:ascii="Tahoma" w:eastAsia="微软雅黑" w:hAnsi="Tahoma" w:hint="eastAsia"/>
+          <w:bCs/>
+          <w:kern w:val="0"/>
+          <w:sz w:val="22"/>
+        </w:rPr>
+        <w:t xml:space="preserve"> </w:t>
+      </w:r>
+      <w:r>
+        <w:rPr>
+          <w:noProof/>
+        </w:rPr>
+        <w:drawing>
+          <wp:inline distT="0" distB="0" distL="0" distR="0" wp14:anchorId="2217463A" wp14:editId="757FC87F">
+            <wp:extent cx="2468880" cy="1876349"/>
+            <wp:effectExtent l="0" t="0" r="7620" b="0"/>
+            <wp:docPr id="404560377" name="图片 2"/>
+            <wp:cNvGraphicFramePr>
+              <a:graphicFrameLocks xmlns:a="http://schemas.openxmlformats.org/drawingml/2006/main" noChangeAspect="1"/>
+            </wp:cNvGraphicFramePr>
+            <a:graphic xmlns:a="http://schemas.openxmlformats.org/drawingml/2006/main">
+              <a:graphicData uri="http://schemas.openxmlformats.org/drawingml/2006/picture">
+                <pic:pic xmlns:pic="http://schemas.openxmlformats.org/drawingml/2006/picture">
+                  <pic:nvPicPr>
+                    <pic:cNvPr id="0" name="Picture 4"/>
+                    <pic:cNvPicPr>
+                      <a:picLocks noChangeAspect="1" noChangeArrowheads="1"/>
+                    </pic:cNvPicPr>
+                  </pic:nvPicPr>
+                  <pic:blipFill>
+                    <a:blip r:embed="rId37">
+                      <a:extLst>
+                        <a:ext uri="{28A0092B-C50C-407E-A947-70E740481C1C}">
+                          <a14:useLocalDpi xmlns:a14="http://schemas.microsoft.com/office/drawing/2010/main" val="0"/>
+                        </a:ext>
+                      </a:extLst>
+                    </a:blip>
+                    <a:srcRect/>
+                    <a:stretch>
+                      <a:fillRect/>
+                    </a:stretch>
+                  </pic:blipFill>
+                  <pic:spPr bwMode="auto">
+                    <a:xfrm>
+                      <a:off x="0" y="0"/>
+                      <a:ext cx="2474082" cy="1880302"/>
+                    </a:xfrm>
+                    <a:prstGeom prst="rect">
+                      <a:avLst/>
+                    </a:prstGeom>
+                    <a:noFill/>
+                    <a:ln>
+                      <a:noFill/>
+                    </a:ln>
+                  </pic:spPr>
+                </pic:pic>
+              </a:graphicData>
+            </a:graphic>
+          </wp:inline>
+        </w:drawing>
+      </w:r>
+    </w:p>
+    <w:p>
+      <w:pPr>
+        <w:widowControl/>
+        <w:jc w:val="left"/>
+        <w:rPr>
+          <w:rFonts w:ascii="Tahoma" w:eastAsia="微软雅黑" w:hAnsi="Tahoma" w:hint="eastAsia"/>
+          <w:bCs/>
+          <w:kern w:val="0"/>
+          <w:sz w:val="22"/>
+        </w:rPr>
+      </w:pPr>
+      <w:r>
+        <w:rPr>
+          <w:rFonts w:ascii="Tahoma" w:eastAsia="微软雅黑" w:hAnsi="Tahoma" w:hint="eastAsia"/>
+          <w:kern w:val="0"/>
+          <w:sz w:val="22"/>
+        </w:rPr>
+        <w:t>在示例中</w:t>
+      </w:r>
+      <w:r>
+        <w:rPr>
+          <w:rFonts w:ascii="Tahoma" w:eastAsia="微软雅黑" w:hAnsi="Tahoma" w:hint="eastAsia"/>
+          <w:kern w:val="0"/>
+          <w:sz w:val="22"/>
+        </w:rPr>
+        <w:t xml:space="preserve"> </w:t>
+      </w:r>
+      <w:r>
+        <w:rPr>
+          <w:rFonts w:ascii="Tahoma" w:eastAsia="微软雅黑" w:hAnsi="Tahoma" w:hint="eastAsia"/>
+          <w:color w:val="00B050"/>
+          <w:kern w:val="0"/>
+          <w:sz w:val="22"/>
+        </w:rPr>
+        <w:t>动画转场管理层</w:t>
+      </w:r>
+      <w:r>
+        <w:rPr>
+          <w:rFonts w:ascii="Tahoma" w:eastAsia="微软雅黑" w:hAnsi="Tahoma" w:hint="eastAsia"/>
+          <w:kern w:val="0"/>
+          <w:sz w:val="22"/>
+        </w:rPr>
+        <w:t xml:space="preserve"> </w:t>
+      </w:r>
+      <w:r>
+        <w:rPr>
+          <w:rFonts w:ascii="Tahoma" w:eastAsia="微软雅黑" w:hAnsi="Tahoma" w:hint="eastAsia"/>
+          <w:kern w:val="0"/>
+          <w:sz w:val="22"/>
+        </w:rPr>
+        <w:t>也</w:t>
+      </w:r>
+      <w:r>
+        <w:rPr>
+          <w:rFonts w:ascii="Tahoma" w:eastAsia="微软雅黑" w:hAnsi="Tahoma" w:hint="eastAsia"/>
+          <w:kern w:val="0"/>
+          <w:sz w:val="22"/>
+        </w:rPr>
+        <w:t>有使用介绍。</w:t>
+      </w:r>
+    </w:p>
+    <w:p>
+      <w:pPr>
+        <w:widowControl/>
+        <w:snapToGrid w:val="0"/>
+        <w:rPr>
+          <w:rFonts w:ascii="Tahoma" w:eastAsia="微软雅黑" w:hAnsi="Tahoma" w:hint="eastAsia"/>
           <w:bCs/>
           <w:kern w:val="0"/>
           <w:sz w:val="22"/>
@@ -12692,6 +7081,7 @@
       </w:rPr>
       <w:t xml:space="preserve">   </w:t>
     </w:r>
+    <w:proofErr w:type="spellStart"/>
     <w:r>
       <w:rPr>
         <w:rFonts w:ascii="微软雅黑" w:eastAsia="微软雅黑" w:hAnsi="微软雅黑"/>
@@ -12699,6 +7089,7 @@
       </w:rPr>
       <w:t>drill_up</w:t>
     </w:r>
+    <w:proofErr w:type="spellEnd"/>
   </w:p>
 </w:hdr>
 </file>
